--- a/Documentation/LCC Pico Node V3_0 User Guide.docx
+++ b/Documentation/LCC Pico Node V3_0 User Guide.docx
@@ -87,15 +87,7 @@
         <w:t>,</w:t>
       </w:r>
       <w:r>
-        <w:t xml:space="preserve"> and </w:t>
-      </w:r>
-      <w:proofErr w:type="gramStart"/>
-      <w:r>
-        <w:t>Gold</w:t>
-      </w:r>
-      <w:proofErr w:type="gramEnd"/>
-      <w:r>
-        <w:t xml:space="preserve"> button lines</w:t>
+        <w:t xml:space="preserve"> and Gold button lines</w:t>
       </w:r>
       <w:r>
         <w:t xml:space="preserve"> other than for the Blue and Gold LEDs</w:t>
@@ -943,26 +935,13 @@
                               <w:t>1</w:t>
                             </w:r>
                             <w:r>
-                              <w:t xml:space="preserve"> </w:t>
+                              <w:t xml:space="preserve"> Pwr</w:t>
                             </w:r>
-                            <w:proofErr w:type="spellStart"/>
-                            <w:r>
-                              <w:t>Pwr</w:t>
-                            </w:r>
-                            <w:proofErr w:type="spellEnd"/>
                             <w:r>
                               <w:t xml:space="preserve"> (JP2)</w:t>
                             </w:r>
                             <w:r>
-                              <w:t xml:space="preserve"> and J2 </w:t>
-                            </w:r>
-                            <w:proofErr w:type="spellStart"/>
-                            <w:r>
-                              <w:t>Pwr</w:t>
-                            </w:r>
-                            <w:proofErr w:type="spellEnd"/>
-                            <w:r>
-                              <w:t xml:space="preserve"> </w:t>
+                              <w:t xml:space="preserve"> and J2 Pwr </w:t>
                             </w:r>
                             <w:r>
                               <w:t xml:space="preserve">(JP3) </w:t>
@@ -1076,26 +1055,13 @@
                         <w:t>1</w:t>
                       </w:r>
                       <w:r>
-                        <w:t xml:space="preserve"> </w:t>
+                        <w:t xml:space="preserve"> Pwr</w:t>
                       </w:r>
-                      <w:proofErr w:type="spellStart"/>
-                      <w:r>
-                        <w:t>Pwr</w:t>
-                      </w:r>
-                      <w:proofErr w:type="spellEnd"/>
                       <w:r>
                         <w:t xml:space="preserve"> (JP2)</w:t>
                       </w:r>
                       <w:r>
-                        <w:t xml:space="preserve"> and J2 </w:t>
-                      </w:r>
-                      <w:proofErr w:type="spellStart"/>
-                      <w:r>
-                        <w:t>Pwr</w:t>
-                      </w:r>
-                      <w:proofErr w:type="spellEnd"/>
-                      <w:r>
-                        <w:t xml:space="preserve"> </w:t>
+                        <w:t xml:space="preserve"> and J2 Pwr </w:t>
                       </w:r>
                       <w:r>
                         <w:t xml:space="preserve">(JP3) </w:t>
@@ -1195,15 +1161,7 @@
                               <w:jc w:val="center"/>
                             </w:pPr>
                             <w:r>
-                              <w:t xml:space="preserve">LCC </w:t>
-                            </w:r>
-                            <w:proofErr w:type="spellStart"/>
-                            <w:r>
-                              <w:t>Grnd</w:t>
-                            </w:r>
-                            <w:proofErr w:type="spellEnd"/>
-                            <w:r>
-                              <w:t xml:space="preserve"> jumper</w:t>
+                              <w:t>LCC Grnd jumper</w:t>
                             </w:r>
                             <w:r>
                               <w:t xml:space="preserve"> </w:t>
@@ -1212,10 +1170,7 @@
                               <w:t>should be bridged.</w:t>
                             </w:r>
                             <w:r>
-                              <w:t xml:space="preserve"> </w:t>
-                            </w:r>
-                            <w:r>
-                              <w:t>If cut, ground will be isolated from the CAN bus which may impact communication.</w:t>
+                              <w:t xml:space="preserve"> If cut, ground will be isolated from the CAN bus which may impact communication.</w:t>
                             </w:r>
                           </w:p>
                         </w:txbxContent>
@@ -1248,15 +1203,7 @@
                         <w:jc w:val="center"/>
                       </w:pPr>
                       <w:r>
-                        <w:t xml:space="preserve">LCC </w:t>
-                      </w:r>
-                      <w:proofErr w:type="spellStart"/>
-                      <w:r>
-                        <w:t>Grnd</w:t>
-                      </w:r>
-                      <w:proofErr w:type="spellEnd"/>
-                      <w:r>
-                        <w:t xml:space="preserve"> jumper</w:t>
+                        <w:t>LCC Grnd jumper</w:t>
                       </w:r>
                       <w:r>
                         <w:t xml:space="preserve"> </w:t>
@@ -1265,10 +1212,7 @@
                         <w:t>should be bridged.</w:t>
                       </w:r>
                       <w:r>
-                        <w:t xml:space="preserve"> </w:t>
-                      </w:r>
-                      <w:r>
-                        <w:t>If cut, ground will be isolated from the CAN bus which may impact communication.</w:t>
+                        <w:t xml:space="preserve"> If cut, ground will be isolated from the CAN bus which may impact communication.</w:t>
                       </w:r>
                     </w:p>
                   </w:txbxContent>
@@ -1339,15 +1283,7 @@
                               <w:t xml:space="preserve">Switch position for </w:t>
                             </w:r>
                             <w:r>
-                              <w:t xml:space="preserve">LCC </w:t>
-                            </w:r>
-                            <w:proofErr w:type="spellStart"/>
-                            <w:r>
-                              <w:t>Pwrd</w:t>
-                            </w:r>
-                            <w:proofErr w:type="spellEnd"/>
-                            <w:r>
-                              <w:t xml:space="preserve"> should be </w:t>
+                              <w:t xml:space="preserve">LCC Pwrd should be </w:t>
                             </w:r>
                             <w:r>
                               <w:t>selected</w:t>
@@ -1389,15 +1325,7 @@
                         <w:t xml:space="preserve">Switch position for </w:t>
                       </w:r>
                       <w:r>
-                        <w:t xml:space="preserve">LCC </w:t>
-                      </w:r>
-                      <w:proofErr w:type="spellStart"/>
-                      <w:r>
-                        <w:t>Pwrd</w:t>
-                      </w:r>
-                      <w:proofErr w:type="spellEnd"/>
-                      <w:r>
-                        <w:t xml:space="preserve"> should be </w:t>
+                        <w:t xml:space="preserve">LCC Pwrd should be </w:t>
                       </w:r>
                       <w:r>
                         <w:t>selected</w:t>
@@ -1632,7 +1560,7 @@
           </mc:Choice>
           <mc:Fallback>
             <w:pict>
-              <v:rect w14:anchorId="055EB818" id="Rectangle 2" o:spid="_x0000_s1026" style="position:absolute;margin-left:174.25pt;margin-top:122.95pt;width:78.65pt;height:1in;z-index:251734016;visibility:visible;mso-wrap-style:square;mso-width-percent:0;mso-height-percent:0;mso-wrap-distance-left:9pt;mso-wrap-distance-top:0;mso-wrap-distance-right:9pt;mso-wrap-distance-bottom:0;mso-position-horizontal:absolute;mso-position-horizontal-relative:text;mso-position-vertical:absolute;mso-position-vertical-relative:text;mso-width-percent:0;mso-height-percent:0;mso-width-relative:margin;mso-height-relative:margin;v-text-anchor:middle" o:gfxdata="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" fillcolor="#a8d08d [1945]" strokecolor="#70ad47 [3209]" strokeweight="2pt">
+              <v:rect w14:anchorId="3409C727" id="Rectangle 2" o:spid="_x0000_s1026" style="position:absolute;margin-left:174.25pt;margin-top:122.95pt;width:78.65pt;height:1in;z-index:251734016;visibility:visible;mso-wrap-style:square;mso-width-percent:0;mso-height-percent:0;mso-wrap-distance-left:9pt;mso-wrap-distance-top:0;mso-wrap-distance-right:9pt;mso-wrap-distance-bottom:0;mso-position-horizontal:absolute;mso-position-horizontal-relative:text;mso-position-vertical:absolute;mso-position-vertical-relative:text;mso-width-percent:0;mso-height-percent:0;mso-width-relative:margin;mso-height-relative:margin;v-text-anchor:middle" o:gfxdata="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" fillcolor="#a8d08d [1945]" strokecolor="#70ad47 [3209]" strokeweight="2pt">
                 <v:fill opacity="19789f"/>
                 <v:stroke opacity="32896f"/>
               </v:rect>
@@ -1721,7 +1649,7 @@
           </mc:Choice>
           <mc:Fallback>
             <w:pict>
-              <v:rect w14:anchorId="7FFC18BC" id="Rectangle 2" o:spid="_x0000_s1026" style="position:absolute;margin-left:104.55pt;margin-top:104.5pt;width:40.65pt;height:68.8pt;z-index:251719680;visibility:visible;mso-wrap-style:square;mso-width-percent:0;mso-height-percent:0;mso-wrap-distance-left:9pt;mso-wrap-distance-top:0;mso-wrap-distance-right:9pt;mso-wrap-distance-bottom:0;mso-position-horizontal:absolute;mso-position-horizontal-relative:text;mso-position-vertical:absolute;mso-position-vertical-relative:text;mso-width-percent:0;mso-height-percent:0;mso-width-relative:margin;mso-height-relative:margin;v-text-anchor:middle" o:gfxdata="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" fillcolor="#a8d08d [1945]" strokecolor="#70ad47 [3209]" strokeweight="2pt">
+              <v:rect w14:anchorId="37F72278" id="Rectangle 2" o:spid="_x0000_s1026" style="position:absolute;margin-left:104.55pt;margin-top:104.5pt;width:40.65pt;height:68.8pt;z-index:251719680;visibility:visible;mso-wrap-style:square;mso-width-percent:0;mso-height-percent:0;mso-wrap-distance-left:9pt;mso-wrap-distance-top:0;mso-wrap-distance-right:9pt;mso-wrap-distance-bottom:0;mso-position-horizontal:absolute;mso-position-horizontal-relative:text;mso-position-vertical:absolute;mso-position-vertical-relative:text;mso-width-percent:0;mso-height-percent:0;mso-width-relative:margin;mso-height-relative:margin;v-text-anchor:middle" o:gfxdata="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" fillcolor="#a8d08d [1945]" strokecolor="#70ad47 [3209]" strokeweight="2pt">
                 <v:fill opacity="19789f"/>
                 <v:stroke opacity="32896f"/>
               </v:rect>
@@ -1810,7 +1738,7 @@
           </mc:Choice>
           <mc:Fallback>
             <w:pict>
-              <v:rect w14:anchorId="7C70AF51" id="Rectangle 2" o:spid="_x0000_s1026" style="position:absolute;margin-left:101.65pt;margin-top:191.5pt;width:37.75pt;height:22.45pt;z-index:251713536;visibility:visible;mso-wrap-style:square;mso-width-percent:0;mso-height-percent:0;mso-wrap-distance-left:9pt;mso-wrap-distance-top:0;mso-wrap-distance-right:9pt;mso-wrap-distance-bottom:0;mso-position-horizontal:absolute;mso-position-horizontal-relative:text;mso-position-vertical:absolute;mso-position-vertical-relative:text;mso-width-percent:0;mso-height-percent:0;mso-width-relative:margin;mso-height-relative:margin;v-text-anchor:middle" o:gfxdata="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" fillcolor="#a8d08d [1945]" strokecolor="#70ad47 [3209]" strokeweight="2pt">
+              <v:rect w14:anchorId="7950CD87" id="Rectangle 2" o:spid="_x0000_s1026" style="position:absolute;margin-left:101.65pt;margin-top:191.5pt;width:37.75pt;height:22.45pt;z-index:251713536;visibility:visible;mso-wrap-style:square;mso-width-percent:0;mso-height-percent:0;mso-wrap-distance-left:9pt;mso-wrap-distance-top:0;mso-wrap-distance-right:9pt;mso-wrap-distance-bottom:0;mso-position-horizontal:absolute;mso-position-horizontal-relative:text;mso-position-vertical:absolute;mso-position-vertical-relative:text;mso-width-percent:0;mso-height-percent:0;mso-width-relative:margin;mso-height-relative:margin;v-text-anchor:middle" o:gfxdata="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" fillcolor="#a8d08d [1945]" strokecolor="#70ad47 [3209]" strokeweight="2pt">
                 <v:fill opacity="19789f"/>
                 <v:stroke opacity="32896f"/>
               </v:rect>
@@ -1947,7 +1875,7 @@
           </mc:Choice>
           <mc:Fallback>
             <w:pict>
-              <v:rect w14:anchorId="24D7EB16" id="Rectangle 2" o:spid="_x0000_s1026" style="position:absolute;margin-left:22.75pt;margin-top:62.35pt;width:65.1pt;height:59.5pt;z-index:251711488;visibility:visible;mso-wrap-style:square;mso-width-percent:0;mso-height-percent:0;mso-wrap-distance-left:9pt;mso-wrap-distance-top:0;mso-wrap-distance-right:9pt;mso-wrap-distance-bottom:0;mso-position-horizontal:absolute;mso-position-horizontal-relative:text;mso-position-vertical:absolute;mso-position-vertical-relative:text;mso-width-percent:0;mso-height-percent:0;mso-width-relative:margin;mso-height-relative:margin;v-text-anchor:middle" o:gfxdata="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" fillcolor="#a8d08d [1945]" strokecolor="#70ad47 [3209]" strokeweight="2pt">
+              <v:rect w14:anchorId="7C684B0E" id="Rectangle 2" o:spid="_x0000_s1026" style="position:absolute;margin-left:22.75pt;margin-top:62.35pt;width:65.1pt;height:59.5pt;z-index:251711488;visibility:visible;mso-wrap-style:square;mso-width-percent:0;mso-height-percent:0;mso-wrap-distance-left:9pt;mso-wrap-distance-top:0;mso-wrap-distance-right:9pt;mso-wrap-distance-bottom:0;mso-position-horizontal:absolute;mso-position-horizontal-relative:text;mso-position-vertical:absolute;mso-position-vertical-relative:text;mso-width-percent:0;mso-height-percent:0;mso-width-relative:margin;mso-height-relative:margin;v-text-anchor:middle" o:gfxdata="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" fillcolor="#a8d08d [1945]" strokecolor="#70ad47 [3209]" strokeweight="2pt">
                 <v:fill opacity="19789f"/>
                 <v:stroke opacity="32896f"/>
               </v:rect>
@@ -2323,7 +2251,7 @@
           </mc:Choice>
           <mc:Fallback>
             <w:pict>
-              <v:rect w14:anchorId="1B7BBE57" id="Rectangle 2" o:spid="_x0000_s1026" style="position:absolute;margin-left:99.35pt;margin-top:19.6pt;width:67.95pt;height:54.7pt;z-index:251721728;visibility:visible;mso-wrap-style:square;mso-width-percent:0;mso-height-percent:0;mso-wrap-distance-left:9pt;mso-wrap-distance-top:0;mso-wrap-distance-right:9pt;mso-wrap-distance-bottom:0;mso-position-horizontal:absolute;mso-position-horizontal-relative:text;mso-position-vertical:absolute;mso-position-vertical-relative:text;mso-width-percent:0;mso-height-percent:0;mso-width-relative:margin;mso-height-relative:margin;v-text-anchor:middle" o:gfxdata="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" fillcolor="#a8d08d [1945]" strokecolor="#70ad47 [3209]" strokeweight="2pt">
+              <v:rect w14:anchorId="7B638FA2" id="Rectangle 2" o:spid="_x0000_s1026" style="position:absolute;margin-left:99.35pt;margin-top:19.6pt;width:67.95pt;height:54.7pt;z-index:251721728;visibility:visible;mso-wrap-style:square;mso-width-percent:0;mso-height-percent:0;mso-wrap-distance-left:9pt;mso-wrap-distance-top:0;mso-wrap-distance-right:9pt;mso-wrap-distance-bottom:0;mso-position-horizontal:absolute;mso-position-horizontal-relative:text;mso-position-vertical:absolute;mso-position-vertical-relative:text;mso-width-percent:0;mso-height-percent:0;mso-width-relative:margin;mso-height-relative:margin;v-text-anchor:middle" o:gfxdata="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" fillcolor="#a8d08d [1945]" strokecolor="#70ad47 [3209]" strokeweight="2pt">
                 <v:fill opacity="19789f"/>
                 <v:stroke opacity="32896f"/>
               </v:rect>
@@ -2570,7 +2498,7 @@
           </mc:Choice>
           <mc:Fallback>
             <w:pict>
-              <v:rect w14:anchorId="7E1EC081" id="Rectangle 2" o:spid="_x0000_s1026" style="position:absolute;margin-left:99.35pt;margin-top:7.8pt;width:61.05pt;height:69.1pt;z-index:251709440;visibility:visible;mso-wrap-style:square;mso-width-percent:0;mso-height-percent:0;mso-wrap-distance-left:9pt;mso-wrap-distance-top:0;mso-wrap-distance-right:9pt;mso-wrap-distance-bottom:0;mso-position-horizontal:absolute;mso-position-horizontal-relative:text;mso-position-vertical:absolute;mso-position-vertical-relative:text;mso-width-percent:0;mso-height-percent:0;mso-width-relative:margin;mso-height-relative:margin;v-text-anchor:middle" o:gfxdata="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" fillcolor="#a8d08d [1945]" strokecolor="#70ad47 [3209]" strokeweight="2pt">
+              <v:rect w14:anchorId="7414CF62" id="Rectangle 2" o:spid="_x0000_s1026" style="position:absolute;margin-left:99.35pt;margin-top:7.8pt;width:61.05pt;height:69.1pt;z-index:251709440;visibility:visible;mso-wrap-style:square;mso-width-percent:0;mso-height-percent:0;mso-wrap-distance-left:9pt;mso-wrap-distance-top:0;mso-wrap-distance-right:9pt;mso-wrap-distance-bottom:0;mso-position-horizontal:absolute;mso-position-horizontal-relative:text;mso-position-vertical:absolute;mso-position-vertical-relative:text;mso-width-percent:0;mso-height-percent:0;mso-width-relative:margin;mso-height-relative:margin;v-text-anchor:middle" o:gfxdata="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" fillcolor="#a8d08d [1945]" strokecolor="#70ad47 [3209]" strokeweight="2pt">
                 <v:fill opacity="19789f"/>
                 <v:stroke opacity="32896f"/>
               </v:rect>
@@ -2844,7 +2772,7 @@
           </mc:Choice>
           <mc:Fallback>
             <w:pict>
-              <v:rect w14:anchorId="14B86C6A" id="Rectangle 2" o:spid="_x0000_s1026" style="position:absolute;margin-left:106.85pt;margin-top:22.35pt;width:57pt;height:77.2pt;z-index:251707392;visibility:visible;mso-wrap-style:square;mso-width-percent:0;mso-height-percent:0;mso-wrap-distance-left:9pt;mso-wrap-distance-top:0;mso-wrap-distance-right:9pt;mso-wrap-distance-bottom:0;mso-position-horizontal:absolute;mso-position-horizontal-relative:text;mso-position-vertical:absolute;mso-position-vertical-relative:text;mso-width-percent:0;mso-height-percent:0;mso-width-relative:margin;mso-height-relative:margin;v-text-anchor:middle" o:gfxdata="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" fillcolor="#a8d08d [1945]" strokecolor="#70ad47 [3209]" strokeweight="2pt">
+              <v:rect w14:anchorId="3D24CBC9" id="Rectangle 2" o:spid="_x0000_s1026" style="position:absolute;margin-left:106.85pt;margin-top:22.35pt;width:57pt;height:77.2pt;z-index:251707392;visibility:visible;mso-wrap-style:square;mso-width-percent:0;mso-height-percent:0;mso-wrap-distance-left:9pt;mso-wrap-distance-top:0;mso-wrap-distance-right:9pt;mso-wrap-distance-bottom:0;mso-position-horizontal:absolute;mso-position-horizontal-relative:text;mso-position-vertical:absolute;mso-position-vertical-relative:text;mso-width-percent:0;mso-height-percent:0;mso-width-relative:margin;mso-height-relative:margin;v-text-anchor:middle" o:gfxdata="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" fillcolor="#a8d08d [1945]" strokecolor="#70ad47 [3209]" strokeweight="2pt">
                 <v:fill opacity="19789f"/>
                 <v:stroke opacity="32896f"/>
               </v:rect>
@@ -3069,7 +2997,7 @@
           </mc:Choice>
           <mc:Fallback>
             <w:pict>
-              <v:rect w14:anchorId="3DA57DB8" id="Rectangle 2" o:spid="_x0000_s1026" style="position:absolute;margin-left:84.35pt;margin-top:69.95pt;width:55.25pt;height:77.5pt;z-index:251705344;visibility:visible;mso-wrap-style:square;mso-width-percent:0;mso-height-percent:0;mso-wrap-distance-left:9pt;mso-wrap-distance-top:0;mso-wrap-distance-right:9pt;mso-wrap-distance-bottom:0;mso-position-horizontal:absolute;mso-position-horizontal-relative:text;mso-position-vertical:absolute;mso-position-vertical-relative:text;mso-width-percent:0;mso-height-percent:0;mso-width-relative:margin;mso-height-relative:margin;v-text-anchor:middle" o:gfxdata="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" fillcolor="#a8d08d [1945]" strokecolor="#70ad47 [3209]" strokeweight="2pt">
+              <v:rect w14:anchorId="1F27D509" id="Rectangle 2" o:spid="_x0000_s1026" style="position:absolute;margin-left:84.35pt;margin-top:69.95pt;width:55.25pt;height:77.5pt;z-index:251705344;visibility:visible;mso-wrap-style:square;mso-width-percent:0;mso-height-percent:0;mso-wrap-distance-left:9pt;mso-wrap-distance-top:0;mso-wrap-distance-right:9pt;mso-wrap-distance-bottom:0;mso-position-horizontal:absolute;mso-position-horizontal-relative:text;mso-position-vertical:absolute;mso-position-vertical-relative:text;mso-width-percent:0;mso-height-percent:0;mso-width-relative:margin;mso-height-relative:margin;v-text-anchor:middle" o:gfxdata="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" fillcolor="#a8d08d [1945]" strokecolor="#70ad47 [3209]" strokeweight="2pt">
                 <v:fill opacity="19789f"/>
                 <v:stroke opacity="32896f"/>
               </v:rect>
@@ -4209,13 +4137,8 @@
               <w:cnfStyle w:val="000000100000" w:firstRow="0" w:lastRow="0" w:firstColumn="0" w:lastColumn="0" w:oddVBand="0" w:evenVBand="0" w:oddHBand="1" w:evenHBand="0" w:firstRowFirstColumn="0" w:firstRowLastColumn="0" w:lastRowFirstColumn="0" w:lastRowLastColumn="0"/>
             </w:pPr>
             <w:r>
-              <w:t xml:space="preserve">SPI0 </w:t>
-            </w:r>
-            <w:proofErr w:type="spellStart"/>
-            <w:r>
-              <w:t>CSn</w:t>
-            </w:r>
-            <w:proofErr w:type="spellEnd"/>
+              <w:t>SPI0 CSn</w:t>
+            </w:r>
           </w:p>
         </w:tc>
         <w:tc>
@@ -4607,13 +4530,8 @@
               <w:cnfStyle w:val="000000000000" w:firstRow="0" w:lastRow="0" w:firstColumn="0" w:lastColumn="0" w:oddVBand="0" w:evenVBand="0" w:oddHBand="0" w:evenHBand="0" w:firstRowFirstColumn="0" w:firstRowLastColumn="0" w:lastRowFirstColumn="0" w:lastRowLastColumn="0"/>
             </w:pPr>
             <w:r>
-              <w:t xml:space="preserve">SPI1 </w:t>
-            </w:r>
-            <w:proofErr w:type="spellStart"/>
-            <w:r>
-              <w:t>CSn</w:t>
-            </w:r>
-            <w:proofErr w:type="spellEnd"/>
+              <w:t>SPI1 CSn</w:t>
+            </w:r>
           </w:p>
         </w:tc>
         <w:tc>
@@ -5006,13 +4924,8 @@
               <w:cnfStyle w:val="000000100000" w:firstRow="0" w:lastRow="0" w:firstColumn="0" w:lastColumn="0" w:oddVBand="0" w:evenVBand="0" w:oddHBand="1" w:evenHBand="0" w:firstRowFirstColumn="0" w:firstRowLastColumn="0" w:lastRowFirstColumn="0" w:lastRowLastColumn="0"/>
             </w:pPr>
             <w:r>
-              <w:t xml:space="preserve">SPI1 </w:t>
-            </w:r>
-            <w:proofErr w:type="spellStart"/>
-            <w:r>
-              <w:t>CSn</w:t>
-            </w:r>
-            <w:proofErr w:type="spellEnd"/>
+              <w:t>SPI1 CSn</w:t>
+            </w:r>
           </w:p>
         </w:tc>
         <w:tc>
@@ -5404,13 +5317,8 @@
               <w:cnfStyle w:val="000000000000" w:firstRow="0" w:lastRow="0" w:firstColumn="0" w:lastColumn="0" w:oddVBand="0" w:evenVBand="0" w:oddHBand="0" w:evenHBand="0" w:firstRowFirstColumn="0" w:firstRowLastColumn="0" w:lastRowFirstColumn="0" w:lastRowLastColumn="0"/>
             </w:pPr>
             <w:r>
-              <w:t xml:space="preserve">SPI0 </w:t>
-            </w:r>
-            <w:proofErr w:type="spellStart"/>
-            <w:r>
-              <w:t>CSn</w:t>
-            </w:r>
-            <w:proofErr w:type="spellEnd"/>
+              <w:t>SPI0 CSn</w:t>
+            </w:r>
           </w:p>
         </w:tc>
         <w:tc>
@@ -7093,26 +7001,57 @@
         <w:pStyle w:val="Article"/>
       </w:pPr>
       <w:r>
-        <w:t xml:space="preserve">Note: I/O-2 Pin 10 (gp5) and I/O-3 Pin 5 (gp28) double as the </w:t>
-      </w:r>
-      <w:proofErr w:type="gramStart"/>
-      <w:r>
-        <w:t>Blue and Gold</w:t>
-      </w:r>
-      <w:proofErr w:type="gramEnd"/>
-      <w:r>
-        <w:t xml:space="preserve"> buttons. A breakout that uses either of those pins makes the corresponding button unavailable.</w:t>
+        <w:t>Note: I/O-2 Pin 10 (gp5) and I/O-3 Pin 5 (gp28) double as the Blue and Gold buttons. A breakout that uses either of those pins makes the corresponding button unavailable.</w:t>
       </w:r>
       <w:r>
         <w:t xml:space="preserve"> </w:t>
       </w:r>
     </w:p>
-    <w:p/>
+    <w:p>
+      <w:r>
+        <w:drawing>
+          <wp:inline distT="0" distB="0" distL="0" distR="0" wp14:anchorId="775413B2" wp14:editId="7FCDC243">
+            <wp:extent cx="6858000" cy="5163820"/>
+            <wp:effectExtent l="0" t="0" r="0" b="0"/>
+            <wp:docPr id="596839315" name="Picture 1"/>
+            <wp:cNvGraphicFramePr>
+              <a:graphicFrameLocks xmlns:a="http://schemas.openxmlformats.org/drawingml/2006/main" noChangeAspect="1"/>
+            </wp:cNvGraphicFramePr>
+            <a:graphic xmlns:a="http://schemas.openxmlformats.org/drawingml/2006/main">
+              <a:graphicData uri="http://schemas.openxmlformats.org/drawingml/2006/picture">
+                <pic:pic xmlns:pic="http://schemas.openxmlformats.org/drawingml/2006/picture">
+                  <pic:nvPicPr>
+                    <pic:cNvPr id="596839315" name=""/>
+                    <pic:cNvPicPr/>
+                  </pic:nvPicPr>
+                  <pic:blipFill>
+                    <a:blip r:embed="rId7"/>
+                    <a:stretch>
+                      <a:fillRect/>
+                    </a:stretch>
+                  </pic:blipFill>
+                  <pic:spPr>
+                    <a:xfrm>
+                      <a:off x="0" y="0"/>
+                      <a:ext cx="6858000" cy="5163820"/>
+                    </a:xfrm>
+                    <a:prstGeom prst="rect">
+                      <a:avLst/>
+                    </a:prstGeom>
+                  </pic:spPr>
+                </pic:pic>
+              </a:graphicData>
+            </a:graphic>
+          </wp:inline>
+        </w:drawing>
+      </w:r>
+    </w:p>
     <w:p>
       <w:pPr>
         <w:pStyle w:val="Heading1"/>
       </w:pPr>
       <w:r>
+        <w:lastRenderedPageBreak/>
         <w:t>Bill of Materials</w:t>
       </w:r>
     </w:p>
@@ -7300,7 +7239,7 @@
                 <w:sz w:val="16"/>
                 <w:szCs w:val="16"/>
               </w:rPr>
-              <w:t>6</w:t>
+              <w:t>5</w:t>
             </w:r>
           </w:p>
         </w:tc>
@@ -7354,27 +7293,7 @@
                 <w:sz w:val="16"/>
                 <w:szCs w:val="16"/>
               </w:rPr>
-              <w:t>C</w:t>
-            </w:r>
-            <w:proofErr w:type="gramStart"/>
-            <w:r>
-              <w:rPr>
-                <w:rFonts w:ascii="Calibri" w:hAnsi="Calibri" w:cs="Calibri"/>
-                <w:color w:val="000000"/>
-                <w:sz w:val="16"/>
-                <w:szCs w:val="16"/>
-              </w:rPr>
-              <w:t>1,C3,C6,C15,C19,C</w:t>
-            </w:r>
-            <w:proofErr w:type="gramEnd"/>
-            <w:r>
-              <w:rPr>
-                <w:rFonts w:ascii="Calibri" w:hAnsi="Calibri" w:cs="Calibri"/>
-                <w:color w:val="000000"/>
-                <w:sz w:val="16"/>
-                <w:szCs w:val="16"/>
-              </w:rPr>
-              <w:t>20</w:t>
+              <w:t>C1,C3,C6,C15,C19</w:t>
             </w:r>
           </w:p>
         </w:tc>
@@ -7569,7 +7488,7 @@
                 <w:sz w:val="16"/>
                 <w:szCs w:val="16"/>
               </w:rPr>
-              <w:t>Aluminum Electrolytic Capacitors - Radial Leaded Radial Leaded Aluminum Electrolytic Capacitor</w:t>
+              <w:t>Aluminum Electrolytic Capacitor</w:t>
             </w:r>
           </w:p>
         </w:tc>
@@ -7656,27 +7575,7 @@
                 <w:sz w:val="16"/>
                 <w:szCs w:val="16"/>
               </w:rPr>
-              <w:t>C</w:t>
-            </w:r>
-            <w:proofErr w:type="gramStart"/>
-            <w:r>
-              <w:rPr>
-                <w:rFonts w:ascii="Calibri" w:hAnsi="Calibri" w:cs="Calibri"/>
-                <w:color w:val="000000"/>
-                <w:sz w:val="16"/>
-                <w:szCs w:val="16"/>
-              </w:rPr>
-              <w:t>4,C5,C8,C9,C10,C11,C</w:t>
-            </w:r>
-            <w:proofErr w:type="gramEnd"/>
-            <w:r>
-              <w:rPr>
-                <w:rFonts w:ascii="Calibri" w:hAnsi="Calibri" w:cs="Calibri"/>
-                <w:color w:val="000000"/>
-                <w:sz w:val="16"/>
-                <w:szCs w:val="16"/>
-              </w:rPr>
-              <w:t>12</w:t>
+              <w:t>C4,C5,C8,C9,C10,C11,C12</w:t>
             </w:r>
           </w:p>
         </w:tc>
@@ -7763,7 +7662,7 @@
                 <w:sz w:val="16"/>
                 <w:szCs w:val="16"/>
               </w:rPr>
-              <w:t>1</w:t>
+              <w:t>2</w:t>
             </w:r>
           </w:p>
         </w:tc>
@@ -7818,6 +7717,15 @@
                 <w:szCs w:val="16"/>
               </w:rPr>
               <w:t>C7</w:t>
+            </w:r>
+            <w:r>
+              <w:rPr>
+                <w:rFonts w:ascii="Calibri" w:hAnsi="Calibri" w:cs="Calibri"/>
+                <w:color w:val="000000"/>
+                <w:sz w:val="16"/>
+                <w:szCs w:val="16"/>
+              </w:rPr>
+              <w:t>, C18</w:t>
             </w:r>
           </w:p>
         </w:tc>
@@ -7958,27 +7866,7 @@
                 <w:sz w:val="16"/>
                 <w:szCs w:val="16"/>
               </w:rPr>
-              <w:t>C</w:t>
-            </w:r>
-            <w:proofErr w:type="gramStart"/>
-            <w:r>
-              <w:rPr>
-                <w:rFonts w:ascii="Calibri" w:hAnsi="Calibri" w:cs="Calibri"/>
-                <w:color w:val="000000"/>
-                <w:sz w:val="16"/>
-                <w:szCs w:val="16"/>
-              </w:rPr>
-              <w:t>13,C</w:t>
-            </w:r>
-            <w:proofErr w:type="gramEnd"/>
-            <w:r>
-              <w:rPr>
-                <w:rFonts w:ascii="Calibri" w:hAnsi="Calibri" w:cs="Calibri"/>
-                <w:color w:val="000000"/>
-                <w:sz w:val="16"/>
-                <w:szCs w:val="16"/>
-              </w:rPr>
-              <w:t>14</w:t>
+              <w:t>C13,C14</w:t>
             </w:r>
           </w:p>
         </w:tc>
@@ -8206,34 +8094,43 @@
                 <w:sz w:val="16"/>
                 <w:szCs w:val="16"/>
               </w:rPr>
+              <w:t>2</w:t>
+            </w:r>
+          </w:p>
+        </w:tc>
+        <w:tc>
+          <w:tcPr>
+            <w:tcW w:w="1273" w:type="dxa"/>
+            <w:noWrap/>
+            <w:hideMark/>
+          </w:tcPr>
+          <w:p>
+            <w:pPr>
+              <w:cnfStyle w:val="000000000000" w:firstRow="0" w:lastRow="0" w:firstColumn="0" w:lastColumn="0" w:oddVBand="0" w:evenVBand="0" w:oddHBand="0" w:evenHBand="0" w:firstRowFirstColumn="0" w:firstRowLastColumn="0" w:lastRowFirstColumn="0" w:lastRowLastColumn="0"/>
+              <w:rPr>
+                <w:rFonts w:ascii="Calibri" w:hAnsi="Calibri" w:cs="Calibri"/>
+                <w:color w:val="000000"/>
+                <w:sz w:val="16"/>
+                <w:szCs w:val="16"/>
+              </w:rPr>
+            </w:pPr>
+            <w:r>
+              <w:rPr>
+                <w:rFonts w:ascii="Calibri" w:hAnsi="Calibri" w:cs="Calibri"/>
+                <w:color w:val="000000"/>
+                <w:sz w:val="16"/>
+                <w:szCs w:val="16"/>
+              </w:rPr>
               <w:t>1</w:t>
             </w:r>
-          </w:p>
-        </w:tc>
-        <w:tc>
-          <w:tcPr>
-            <w:tcW w:w="1273" w:type="dxa"/>
-            <w:noWrap/>
-            <w:hideMark/>
-          </w:tcPr>
-          <w:p>
-            <w:pPr>
-              <w:cnfStyle w:val="000000000000" w:firstRow="0" w:lastRow="0" w:firstColumn="0" w:lastColumn="0" w:oddVBand="0" w:evenVBand="0" w:oddHBand="0" w:evenHBand="0" w:firstRowFirstColumn="0" w:firstRowLastColumn="0" w:lastRowFirstColumn="0" w:lastRowLastColumn="0"/>
-              <w:rPr>
-                <w:rFonts w:ascii="Calibri" w:hAnsi="Calibri" w:cs="Calibri"/>
-                <w:color w:val="000000"/>
-                <w:sz w:val="16"/>
-                <w:szCs w:val="16"/>
-              </w:rPr>
-            </w:pPr>
-            <w:r>
-              <w:rPr>
-                <w:rFonts w:ascii="Calibri" w:hAnsi="Calibri" w:cs="Calibri"/>
-                <w:color w:val="000000"/>
-                <w:sz w:val="16"/>
-                <w:szCs w:val="16"/>
-              </w:rPr>
-              <w:t>470nF</w:t>
+            <w:r>
+              <w:rPr>
+                <w:rFonts w:ascii="Calibri" w:hAnsi="Calibri" w:cs="Calibri"/>
+                <w:color w:val="000000"/>
+                <w:sz w:val="16"/>
+                <w:szCs w:val="16"/>
+              </w:rPr>
+              <w:t>0nF</w:t>
             </w:r>
           </w:p>
         </w:tc>
@@ -8260,7 +8157,34 @@
                 <w:sz w:val="16"/>
                 <w:szCs w:val="16"/>
               </w:rPr>
-              <w:t>C21</w:t>
+              <w:t>C</w:t>
+            </w:r>
+            <w:r>
+              <w:rPr>
+                <w:rFonts w:ascii="Calibri" w:hAnsi="Calibri" w:cs="Calibri"/>
+                <w:color w:val="000000"/>
+                <w:sz w:val="16"/>
+                <w:szCs w:val="16"/>
+              </w:rPr>
+              <w:t>17, C</w:t>
+            </w:r>
+            <w:r>
+              <w:rPr>
+                <w:rFonts w:ascii="Calibri" w:hAnsi="Calibri" w:cs="Calibri"/>
+                <w:color w:val="000000"/>
+                <w:sz w:val="16"/>
+                <w:szCs w:val="16"/>
+              </w:rPr>
+              <w:t>2</w:t>
+            </w:r>
+            <w:r>
+              <w:rPr>
+                <w:rFonts w:ascii="Calibri" w:hAnsi="Calibri" w:cs="Calibri"/>
+                <w:color w:val="000000"/>
+                <w:sz w:val="16"/>
+                <w:szCs w:val="16"/>
+              </w:rPr>
+              <w:t>2</w:t>
             </w:r>
           </w:p>
         </w:tc>
@@ -8381,27 +8305,7 @@
                 <w:sz w:val="16"/>
                 <w:szCs w:val="16"/>
               </w:rPr>
-              <w:t>D</w:t>
-            </w:r>
-            <w:proofErr w:type="gramStart"/>
-            <w:r>
-              <w:rPr>
-                <w:rFonts w:ascii="Calibri" w:hAnsi="Calibri" w:cs="Calibri"/>
-                <w:color w:val="000000"/>
-                <w:sz w:val="16"/>
-                <w:szCs w:val="16"/>
-              </w:rPr>
-              <w:t>1,D4,D5,D7,D8,D</w:t>
-            </w:r>
-            <w:proofErr w:type="gramEnd"/>
-            <w:r>
-              <w:rPr>
-                <w:rFonts w:ascii="Calibri" w:hAnsi="Calibri" w:cs="Calibri"/>
-                <w:color w:val="000000"/>
-                <w:sz w:val="16"/>
-                <w:szCs w:val="16"/>
-              </w:rPr>
-              <w:t>12</w:t>
+              <w:t>D1,D4,D5,D7,D8,D12</w:t>
             </w:r>
           </w:p>
         </w:tc>
@@ -8455,67 +8359,7 @@
                 <w:sz w:val="16"/>
                 <w:szCs w:val="16"/>
               </w:rPr>
-              <w:t xml:space="preserve">Single Color LEDs WL-SMRW SMD </w:t>
-            </w:r>
-            <w:proofErr w:type="spellStart"/>
-            <w:r>
-              <w:rPr>
-                <w:rFonts w:ascii="Calibri" w:hAnsi="Calibri" w:cs="Calibri"/>
-                <w:color w:val="000000"/>
-                <w:sz w:val="16"/>
-                <w:szCs w:val="16"/>
-              </w:rPr>
-              <w:t>RvMt</w:t>
-            </w:r>
-            <w:proofErr w:type="spellEnd"/>
-            <w:r>
-              <w:rPr>
-                <w:rFonts w:ascii="Calibri" w:hAnsi="Calibri" w:cs="Calibri"/>
-                <w:color w:val="000000"/>
-                <w:sz w:val="16"/>
-                <w:szCs w:val="16"/>
-              </w:rPr>
-              <w:t xml:space="preserve"> Mon </w:t>
-            </w:r>
-            <w:proofErr w:type="spellStart"/>
-            <w:r>
-              <w:rPr>
-                <w:rFonts w:ascii="Calibri" w:hAnsi="Calibri" w:cs="Calibri"/>
-                <w:color w:val="000000"/>
-                <w:sz w:val="16"/>
-                <w:szCs w:val="16"/>
-              </w:rPr>
-              <w:t>Wtrclr</w:t>
-            </w:r>
-            <w:proofErr w:type="spellEnd"/>
-            <w:r>
-              <w:rPr>
-                <w:rFonts w:ascii="Calibri" w:hAnsi="Calibri" w:cs="Calibri"/>
-                <w:color w:val="000000"/>
-                <w:sz w:val="16"/>
-                <w:szCs w:val="16"/>
-              </w:rPr>
-              <w:t xml:space="preserve"> </w:t>
-            </w:r>
-            <w:proofErr w:type="spellStart"/>
-            <w:r>
-              <w:rPr>
-                <w:rFonts w:ascii="Calibri" w:hAnsi="Calibri" w:cs="Calibri"/>
-                <w:color w:val="000000"/>
-                <w:sz w:val="16"/>
-                <w:szCs w:val="16"/>
-              </w:rPr>
-              <w:t>Rect</w:t>
-            </w:r>
-            <w:proofErr w:type="spellEnd"/>
-            <w:r>
-              <w:rPr>
-                <w:rFonts w:ascii="Calibri" w:hAnsi="Calibri" w:cs="Calibri"/>
-                <w:color w:val="000000"/>
-                <w:sz w:val="16"/>
-                <w:szCs w:val="16"/>
-              </w:rPr>
-              <w:t xml:space="preserve"> 1206BtGn</w:t>
+              <w:t>Single Color LEDs WL-SMRW SMD RvMt Mon Wtrclr Rect 1206BtGn</w:t>
             </w:r>
           </w:p>
         </w:tc>
@@ -8602,27 +8446,7 @@
                 <w:sz w:val="16"/>
                 <w:szCs w:val="16"/>
               </w:rPr>
-              <w:t>D</w:t>
-            </w:r>
-            <w:proofErr w:type="gramStart"/>
-            <w:r>
-              <w:rPr>
-                <w:rFonts w:ascii="Calibri" w:hAnsi="Calibri" w:cs="Calibri"/>
-                <w:color w:val="000000"/>
-                <w:sz w:val="16"/>
-                <w:szCs w:val="16"/>
-              </w:rPr>
-              <w:t>2,D3,D9,D</w:t>
-            </w:r>
-            <w:proofErr w:type="gramEnd"/>
-            <w:r>
-              <w:rPr>
-                <w:rFonts w:ascii="Calibri" w:hAnsi="Calibri" w:cs="Calibri"/>
-                <w:color w:val="000000"/>
-                <w:sz w:val="16"/>
-                <w:szCs w:val="16"/>
-              </w:rPr>
-              <w:t>10</w:t>
+              <w:t>D2,D3,D9,D10</w:t>
             </w:r>
           </w:p>
         </w:tc>
@@ -8729,17 +8553,33 @@
                 <w:szCs w:val="16"/>
               </w:rPr>
             </w:pPr>
-            <w:proofErr w:type="spellStart"/>
-            <w:r>
-              <w:rPr>
-                <w:rFonts w:ascii="Calibri" w:hAnsi="Calibri" w:cs="Calibri"/>
-                <w:color w:val="000000"/>
-                <w:sz w:val="16"/>
-                <w:szCs w:val="16"/>
-              </w:rPr>
-              <w:t>PwrG</w:t>
-            </w:r>
-            <w:proofErr w:type="spellEnd"/>
+            <w:r>
+              <w:rPr>
+                <w:rFonts w:ascii="Calibri" w:hAnsi="Calibri" w:cs="Calibri"/>
+                <w:color w:val="000000"/>
+                <w:sz w:val="16"/>
+                <w:szCs w:val="16"/>
+              </w:rPr>
+              <w:t>0ZCG00</w:t>
+            </w:r>
+            <w:r>
+              <w:rPr>
+                <w:rFonts w:ascii="Calibri" w:hAnsi="Calibri" w:cs="Calibri"/>
+                <w:color w:val="000000"/>
+                <w:sz w:val="16"/>
+                <w:szCs w:val="16"/>
+              </w:rPr>
+              <w:t>50</w:t>
+            </w:r>
+            <w:r>
+              <w:rPr>
+                <w:rFonts w:ascii="Calibri" w:hAnsi="Calibri" w:cs="Calibri"/>
+                <w:color w:val="000000"/>
+                <w:sz w:val="16"/>
+                <w:szCs w:val="16"/>
+              </w:rPr>
+              <w:t>AF2C</w:t>
+            </w:r>
           </w:p>
         </w:tc>
         <w:tc>
@@ -8765,27 +8605,7 @@
                 <w:sz w:val="16"/>
                 <w:szCs w:val="16"/>
               </w:rPr>
-              <w:t>D</w:t>
-            </w:r>
-            <w:proofErr w:type="gramStart"/>
-            <w:r>
-              <w:rPr>
-                <w:rFonts w:ascii="Calibri" w:hAnsi="Calibri" w:cs="Calibri"/>
-                <w:color w:val="000000"/>
-                <w:sz w:val="16"/>
-                <w:szCs w:val="16"/>
-              </w:rPr>
-              <w:t>6,D</w:t>
-            </w:r>
-            <w:proofErr w:type="gramEnd"/>
-            <w:r>
-              <w:rPr>
-                <w:rFonts w:ascii="Calibri" w:hAnsi="Calibri" w:cs="Calibri"/>
-                <w:color w:val="000000"/>
-                <w:sz w:val="16"/>
-                <w:szCs w:val="16"/>
-              </w:rPr>
-              <w:t>11</w:t>
+              <w:t>F1,F2</w:t>
             </w:r>
           </w:p>
         </w:tc>
@@ -8812,7 +8632,25 @@
                 <w:sz w:val="16"/>
                 <w:szCs w:val="16"/>
               </w:rPr>
-              <w:t>156120VS75000</w:t>
+              <w:t>0ZCG00</w:t>
+            </w:r>
+            <w:r>
+              <w:rPr>
+                <w:rFonts w:ascii="Calibri" w:hAnsi="Calibri" w:cs="Calibri"/>
+                <w:color w:val="000000"/>
+                <w:sz w:val="16"/>
+                <w:szCs w:val="16"/>
+              </w:rPr>
+              <w:t>50</w:t>
+            </w:r>
+            <w:r>
+              <w:rPr>
+                <w:rFonts w:ascii="Calibri" w:hAnsi="Calibri" w:cs="Calibri"/>
+                <w:color w:val="000000"/>
+                <w:sz w:val="16"/>
+                <w:szCs w:val="16"/>
+              </w:rPr>
+              <w:t>AF2C</w:t>
             </w:r>
           </w:p>
         </w:tc>
@@ -8839,67 +8677,7 @@
                 <w:sz w:val="16"/>
                 <w:szCs w:val="16"/>
               </w:rPr>
-              <w:t xml:space="preserve">Single Color LEDs WL-SMRW SMD </w:t>
-            </w:r>
-            <w:proofErr w:type="spellStart"/>
-            <w:r>
-              <w:rPr>
-                <w:rFonts w:ascii="Calibri" w:hAnsi="Calibri" w:cs="Calibri"/>
-                <w:color w:val="000000"/>
-                <w:sz w:val="16"/>
-                <w:szCs w:val="16"/>
-              </w:rPr>
-              <w:t>RvMt</w:t>
-            </w:r>
-            <w:proofErr w:type="spellEnd"/>
-            <w:r>
-              <w:rPr>
-                <w:rFonts w:ascii="Calibri" w:hAnsi="Calibri" w:cs="Calibri"/>
-                <w:color w:val="000000"/>
-                <w:sz w:val="16"/>
-                <w:szCs w:val="16"/>
-              </w:rPr>
-              <w:t xml:space="preserve"> Mon </w:t>
-            </w:r>
-            <w:proofErr w:type="spellStart"/>
-            <w:r>
-              <w:rPr>
-                <w:rFonts w:ascii="Calibri" w:hAnsi="Calibri" w:cs="Calibri"/>
-                <w:color w:val="000000"/>
-                <w:sz w:val="16"/>
-                <w:szCs w:val="16"/>
-              </w:rPr>
-              <w:t>Wtrclr</w:t>
-            </w:r>
-            <w:proofErr w:type="spellEnd"/>
-            <w:r>
-              <w:rPr>
-                <w:rFonts w:ascii="Calibri" w:hAnsi="Calibri" w:cs="Calibri"/>
-                <w:color w:val="000000"/>
-                <w:sz w:val="16"/>
-                <w:szCs w:val="16"/>
-              </w:rPr>
-              <w:t xml:space="preserve"> </w:t>
-            </w:r>
-            <w:proofErr w:type="spellStart"/>
-            <w:r>
-              <w:rPr>
-                <w:rFonts w:ascii="Calibri" w:hAnsi="Calibri" w:cs="Calibri"/>
-                <w:color w:val="000000"/>
-                <w:sz w:val="16"/>
-                <w:szCs w:val="16"/>
-              </w:rPr>
-              <w:t>Rect</w:t>
-            </w:r>
-            <w:proofErr w:type="spellEnd"/>
-            <w:r>
-              <w:rPr>
-                <w:rFonts w:ascii="Calibri" w:hAnsi="Calibri" w:cs="Calibri"/>
-                <w:color w:val="000000"/>
-                <w:sz w:val="16"/>
-                <w:szCs w:val="16"/>
-              </w:rPr>
-              <w:t xml:space="preserve"> 1206BtGn</w:t>
+              <w:t xml:space="preserve">Resettable Fuses - PPTC </w:t>
             </w:r>
           </w:p>
         </w:tc>
@@ -8932,7 +8710,7 @@
                 <w:sz w:val="16"/>
                 <w:szCs w:val="16"/>
               </w:rPr>
-              <w:t>2</w:t>
+              <w:t>1</w:t>
             </w:r>
           </w:p>
         </w:tc>
@@ -8959,7 +8737,25 @@
                 <w:sz w:val="16"/>
                 <w:szCs w:val="16"/>
               </w:rPr>
-              <w:t>0ZCG0035AF2C</w:t>
+              <w:t>TPS54228D</w:t>
+            </w:r>
+            <w:r>
+              <w:rPr>
+                <w:rFonts w:ascii="Calibri" w:hAnsi="Calibri" w:cs="Calibri"/>
+                <w:color w:val="000000"/>
+                <w:sz w:val="16"/>
+                <w:szCs w:val="16"/>
+              </w:rPr>
+              <w:t>DA</w:t>
+            </w:r>
+            <w:r>
+              <w:rPr>
+                <w:rFonts w:ascii="Calibri" w:hAnsi="Calibri" w:cs="Calibri"/>
+                <w:color w:val="000000"/>
+                <w:sz w:val="16"/>
+                <w:szCs w:val="16"/>
+              </w:rPr>
+              <w:t>R</w:t>
             </w:r>
           </w:p>
         </w:tc>
@@ -8986,27 +8782,16 @@
                 <w:sz w:val="16"/>
                 <w:szCs w:val="16"/>
               </w:rPr>
-              <w:t>F</w:t>
-            </w:r>
-            <w:proofErr w:type="gramStart"/>
-            <w:r>
-              <w:rPr>
-                <w:rFonts w:ascii="Calibri" w:hAnsi="Calibri" w:cs="Calibri"/>
-                <w:color w:val="000000"/>
-                <w:sz w:val="16"/>
-                <w:szCs w:val="16"/>
-              </w:rPr>
-              <w:t>1,F</w:t>
-            </w:r>
-            <w:proofErr w:type="gramEnd"/>
-            <w:r>
-              <w:rPr>
-                <w:rFonts w:ascii="Calibri" w:hAnsi="Calibri" w:cs="Calibri"/>
-                <w:color w:val="000000"/>
-                <w:sz w:val="16"/>
-                <w:szCs w:val="16"/>
-              </w:rPr>
-              <w:t>2</w:t>
+              <w:t>IC1</w:t>
+            </w:r>
+            <w:r>
+              <w:rPr>
+                <w:rFonts w:ascii="Calibri" w:hAnsi="Calibri" w:cs="Calibri"/>
+                <w:color w:val="000000"/>
+                <w:sz w:val="16"/>
+                <w:szCs w:val="16"/>
+              </w:rPr>
+              <w:t>, IC6</w:t>
             </w:r>
           </w:p>
         </w:tc>
@@ -9033,7 +8818,7 @@
                 <w:sz w:val="16"/>
                 <w:szCs w:val="16"/>
               </w:rPr>
-              <w:t>0ZCG0035AF2C</w:t>
+              <w:t>TPS54228DDAR</w:t>
             </w:r>
           </w:p>
         </w:tc>
@@ -9060,7 +8845,7 @@
                 <w:sz w:val="16"/>
                 <w:szCs w:val="16"/>
               </w:rPr>
-              <w:t xml:space="preserve">Resettable Fuses - PPTC </w:t>
+              <w:t>4.5V to 18V Input, 2-A Synchronous Step-Down Converter with Eco-mode&amp;#153;</w:t>
             </w:r>
           </w:p>
         </w:tc>
@@ -9120,7 +8905,7 @@
                 <w:sz w:val="16"/>
                 <w:szCs w:val="16"/>
               </w:rPr>
-              <w:t>TPS54294PWPR</w:t>
+              <w:t>MCP2518FDT-E_SL</w:t>
             </w:r>
           </w:p>
         </w:tc>
@@ -9147,7 +8932,7 @@
                 <w:sz w:val="16"/>
                 <w:szCs w:val="16"/>
               </w:rPr>
-              <w:t>IC1</w:t>
+              <w:t>IC2</w:t>
             </w:r>
           </w:p>
         </w:tc>
@@ -9174,7 +8959,7 @@
                 <w:sz w:val="16"/>
                 <w:szCs w:val="16"/>
               </w:rPr>
-              <w:t>TPS54294PWPR</w:t>
+              <w:t>MCP2518FDT-E/SL</w:t>
             </w:r>
           </w:p>
         </w:tc>
@@ -9201,47 +8986,7 @@
                 <w:sz w:val="16"/>
                 <w:szCs w:val="16"/>
               </w:rPr>
-              <w:t xml:space="preserve">Switching Voltage Regulators 4.5-18Vin Dual 2A Ou t Sync SD </w:t>
-            </w:r>
-            <w:proofErr w:type="spellStart"/>
-            <w:r>
-              <w:rPr>
-                <w:rFonts w:ascii="Calibri" w:hAnsi="Calibri" w:cs="Calibri"/>
-                <w:color w:val="000000"/>
-                <w:sz w:val="16"/>
-                <w:szCs w:val="16"/>
-              </w:rPr>
-              <w:t>Cnvrtr</w:t>
-            </w:r>
-            <w:proofErr w:type="spellEnd"/>
-            <w:r>
-              <w:rPr>
-                <w:rFonts w:ascii="Calibri" w:hAnsi="Calibri" w:cs="Calibri"/>
-                <w:color w:val="000000"/>
-                <w:sz w:val="16"/>
-                <w:szCs w:val="16"/>
-              </w:rPr>
-              <w:t xml:space="preserve"> A </w:t>
-            </w:r>
-            <w:proofErr w:type="spellStart"/>
-            <w:r>
-              <w:rPr>
-                <w:rFonts w:ascii="Calibri" w:hAnsi="Calibri" w:cs="Calibri"/>
-                <w:color w:val="000000"/>
-                <w:sz w:val="16"/>
-                <w:szCs w:val="16"/>
-              </w:rPr>
-              <w:t>A</w:t>
-            </w:r>
-            <w:proofErr w:type="spellEnd"/>
-            <w:r>
-              <w:rPr>
-                <w:rFonts w:ascii="Calibri" w:hAnsi="Calibri" w:cs="Calibri"/>
-                <w:color w:val="000000"/>
-                <w:sz w:val="16"/>
-                <w:szCs w:val="16"/>
-              </w:rPr>
-              <w:t xml:space="preserve"> 595-TPS54294PWP</w:t>
+              <w:t>CAN Interface IC Stand-alone Low Power CAN FD Controller w/SPI Interface Grade1</w:t>
             </w:r>
           </w:p>
         </w:tc>
@@ -9301,7 +9046,7 @@
                 <w:sz w:val="16"/>
                 <w:szCs w:val="16"/>
               </w:rPr>
-              <w:t>MCP2518FDT-E_SL</w:t>
+              <w:t>MCP2562FDT-E/SN</w:t>
             </w:r>
           </w:p>
         </w:tc>
@@ -9328,7 +9073,7 @@
                 <w:sz w:val="16"/>
                 <w:szCs w:val="16"/>
               </w:rPr>
-              <w:t>IC2</w:t>
+              <w:t>IC3</w:t>
             </w:r>
           </w:p>
         </w:tc>
@@ -9355,7 +9100,7 @@
                 <w:sz w:val="16"/>
                 <w:szCs w:val="16"/>
               </w:rPr>
-              <w:t>MCP2518FDT-E/SL</w:t>
+              <w:t>MCP2562FDT-E/SN</w:t>
             </w:r>
           </w:p>
         </w:tc>
@@ -9382,7 +9127,7 @@
                 <w:sz w:val="16"/>
                 <w:szCs w:val="16"/>
               </w:rPr>
-              <w:t>CAN Interface IC Stand-alone Low Power CAN FD Controller w/SPI Interface Grade1</w:t>
+              <w:t>CAN Interface IC CAN Flexible Data Rate Transceiver</w:t>
             </w:r>
           </w:p>
         </w:tc>
@@ -9442,7 +9187,7 @@
                 <w:sz w:val="16"/>
                 <w:szCs w:val="16"/>
               </w:rPr>
-              <w:t>MCP2562FDT-E/SN</w:t>
+              <w:t>TPS3840DxNBR</w:t>
             </w:r>
           </w:p>
         </w:tc>
@@ -9469,7 +9214,7 @@
                 <w:sz w:val="16"/>
                 <w:szCs w:val="16"/>
               </w:rPr>
-              <w:t>IC3</w:t>
+              <w:t>IC4</w:t>
             </w:r>
           </w:p>
         </w:tc>
@@ -9489,15 +9234,6 @@
                 <w:szCs w:val="16"/>
               </w:rPr>
             </w:pPr>
-            <w:r>
-              <w:rPr>
-                <w:rFonts w:ascii="Calibri" w:hAnsi="Calibri" w:cs="Calibri"/>
-                <w:color w:val="000000"/>
-                <w:sz w:val="16"/>
-                <w:szCs w:val="16"/>
-              </w:rPr>
-              <w:t>MCP2562FDT-E/SN</w:t>
-            </w:r>
           </w:p>
         </w:tc>
         <w:tc>
@@ -9510,21 +9246,10 @@
             <w:pPr>
               <w:cnfStyle w:val="000000000000" w:firstRow="0" w:lastRow="0" w:firstColumn="0" w:lastColumn="0" w:oddVBand="0" w:evenVBand="0" w:oddHBand="0" w:evenHBand="0" w:firstRowFirstColumn="0" w:firstRowLastColumn="0" w:lastRowFirstColumn="0" w:lastRowLastColumn="0"/>
               <w:rPr>
-                <w:rFonts w:ascii="Calibri" w:hAnsi="Calibri" w:cs="Calibri"/>
-                <w:color w:val="000000"/>
-                <w:sz w:val="16"/>
-                <w:szCs w:val="16"/>
-              </w:rPr>
-            </w:pPr>
-            <w:r>
-              <w:rPr>
-                <w:rFonts w:ascii="Calibri" w:hAnsi="Calibri" w:cs="Calibri"/>
-                <w:color w:val="000000"/>
-                <w:sz w:val="16"/>
-                <w:szCs w:val="16"/>
-              </w:rPr>
-              <w:t>CAN Interface IC CAN Flexible Data Rate Transceiver</w:t>
-            </w:r>
+                <w:sz w:val="16"/>
+                <w:szCs w:val="16"/>
+              </w:rPr>
+            </w:pPr>
           </w:p>
         </w:tc>
       </w:tr>
@@ -9583,7 +9308,7 @@
                 <w:sz w:val="16"/>
                 <w:szCs w:val="16"/>
               </w:rPr>
-              <w:t>TPS3840DxNBR</w:t>
+              <w:t>256Kb</w:t>
             </w:r>
           </w:p>
         </w:tc>
@@ -9610,7 +9335,7 @@
                 <w:sz w:val="16"/>
                 <w:szCs w:val="16"/>
               </w:rPr>
-              <w:t>IC4</w:t>
+              <w:t>IC5</w:t>
             </w:r>
           </w:p>
         </w:tc>
@@ -9630,6 +9355,15 @@
                 <w:szCs w:val="16"/>
               </w:rPr>
             </w:pPr>
+            <w:r>
+              <w:rPr>
+                <w:rFonts w:ascii="Calibri" w:hAnsi="Calibri" w:cs="Calibri"/>
+                <w:color w:val="000000"/>
+                <w:sz w:val="16"/>
+                <w:szCs w:val="16"/>
+              </w:rPr>
+              <w:t>BR24G256F-5E2</w:t>
+            </w:r>
           </w:p>
         </w:tc>
         <w:tc>
@@ -9642,10 +9376,39 @@
             <w:pPr>
               <w:cnfStyle w:val="000000000000" w:firstRow="0" w:lastRow="0" w:firstColumn="0" w:lastColumn="0" w:oddVBand="0" w:evenVBand="0" w:oddHBand="0" w:evenHBand="0" w:firstRowFirstColumn="0" w:firstRowLastColumn="0" w:lastRowFirstColumn="0" w:lastRowLastColumn="0"/>
               <w:rPr>
-                <w:sz w:val="16"/>
-                <w:szCs w:val="16"/>
-              </w:rPr>
-            </w:pPr>
+                <w:rFonts w:ascii="Calibri" w:hAnsi="Calibri" w:cs="Calibri"/>
+                <w:color w:val="000000"/>
+                <w:sz w:val="16"/>
+                <w:szCs w:val="16"/>
+              </w:rPr>
+            </w:pPr>
+            <w:r>
+              <w:rPr>
+                <w:rFonts w:ascii="Calibri" w:hAnsi="Calibri" w:cs="Calibri"/>
+                <w:color w:val="000000"/>
+                <w:sz w:val="16"/>
+                <w:szCs w:val="16"/>
+              </w:rPr>
+              <w:t xml:space="preserve">EEPROM I2C BUS(2-Wre) </w:t>
+            </w:r>
+            <w:r>
+              <w:rPr>
+                <w:rFonts w:ascii="Calibri" w:hAnsi="Calibri" w:cs="Calibri"/>
+                <w:color w:val="000000"/>
+                <w:sz w:val="16"/>
+                <w:szCs w:val="16"/>
+              </w:rPr>
+              <w:t>256</w:t>
+            </w:r>
+            <w:r>
+              <w:rPr>
+                <w:rFonts w:ascii="Calibri" w:hAnsi="Calibri" w:cs="Calibri"/>
+                <w:color w:val="000000"/>
+                <w:sz w:val="16"/>
+                <w:szCs w:val="16"/>
+              </w:rPr>
+              <w:t>K SOP8 EEPROM</w:t>
+            </w:r>
           </w:p>
         </w:tc>
       </w:tr>
@@ -9677,7 +9440,7 @@
                 <w:sz w:val="16"/>
                 <w:szCs w:val="16"/>
               </w:rPr>
-              <w:t>1</w:t>
+              <w:t>2</w:t>
             </w:r>
           </w:p>
         </w:tc>
@@ -9704,7 +9467,7 @@
                 <w:sz w:val="16"/>
                 <w:szCs w:val="16"/>
               </w:rPr>
-              <w:t>MB85RCxxxV</w:t>
+              <w:t>RJ45</w:t>
             </w:r>
           </w:p>
         </w:tc>
@@ -9731,7 +9494,7 @@
                 <w:sz w:val="16"/>
                 <w:szCs w:val="16"/>
               </w:rPr>
-              <w:t>IC5</w:t>
+              <w:t>J1,J2</w:t>
             </w:r>
           </w:p>
         </w:tc>
@@ -9758,7 +9521,7 @@
                 <w:sz w:val="16"/>
                 <w:szCs w:val="16"/>
               </w:rPr>
-              <w:t>BR24G512F-3AGTE2</w:t>
+              <w:t>MTJ-880X1</w:t>
             </w:r>
           </w:p>
         </w:tc>
@@ -9785,7 +9548,7 @@
                 <w:sz w:val="16"/>
                 <w:szCs w:val="16"/>
               </w:rPr>
-              <w:t>EEPROM I2C BUS(2-Wre) 512K SOP8 EEPROM</w:t>
+              <w:t>Modular Connectors / Ethernet Connectors 8P8C TYPE 0 GLD FLSH BLK</w:t>
             </w:r>
           </w:p>
         </w:tc>
@@ -9818,7 +9581,7 @@
                 <w:sz w:val="16"/>
                 <w:szCs w:val="16"/>
               </w:rPr>
-              <w:t>2</w:t>
+              <w:t>1</w:t>
             </w:r>
           </w:p>
         </w:tc>
@@ -9845,7 +9608,7 @@
                 <w:sz w:val="16"/>
                 <w:szCs w:val="16"/>
               </w:rPr>
-              <w:t>RJ45</w:t>
+              <w:t>3.3uH</w:t>
             </w:r>
           </w:p>
         </w:tc>
@@ -9872,27 +9635,7 @@
                 <w:sz w:val="16"/>
                 <w:szCs w:val="16"/>
               </w:rPr>
-              <w:t>J</w:t>
-            </w:r>
-            <w:proofErr w:type="gramStart"/>
-            <w:r>
-              <w:rPr>
-                <w:rFonts w:ascii="Calibri" w:hAnsi="Calibri" w:cs="Calibri"/>
-                <w:color w:val="000000"/>
-                <w:sz w:val="16"/>
-                <w:szCs w:val="16"/>
-              </w:rPr>
-              <w:t>1,J</w:t>
-            </w:r>
-            <w:proofErr w:type="gramEnd"/>
-            <w:r>
-              <w:rPr>
-                <w:rFonts w:ascii="Calibri" w:hAnsi="Calibri" w:cs="Calibri"/>
-                <w:color w:val="000000"/>
-                <w:sz w:val="16"/>
-                <w:szCs w:val="16"/>
-              </w:rPr>
-              <w:t>2</w:t>
+              <w:t>L1</w:t>
             </w:r>
           </w:p>
         </w:tc>
@@ -9919,7 +9662,7 @@
                 <w:sz w:val="16"/>
                 <w:szCs w:val="16"/>
               </w:rPr>
-              <w:t>MTJ-880X1</w:t>
+              <w:t>1277AS-H-3R3M=P2</w:t>
             </w:r>
           </w:p>
         </w:tc>
@@ -9946,7 +9689,61 @@
                 <w:sz w:val="16"/>
                 <w:szCs w:val="16"/>
               </w:rPr>
-              <w:t>Modular Connectors / Ethernet Connectors 8P8C TYPE 0 GLD FLSH BLK</w:t>
+              <w:t>Power Inductors - SMD Ind,3.2x2.5x1mm,</w:t>
+            </w:r>
+            <w:r>
+              <w:rPr>
+                <w:rFonts w:ascii="Calibri" w:hAnsi="Calibri" w:cs="Calibri"/>
+                <w:color w:val="000000"/>
+                <w:sz w:val="16"/>
+                <w:szCs w:val="16"/>
+              </w:rPr>
+              <w:t>3</w:t>
+            </w:r>
+            <w:r>
+              <w:rPr>
+                <w:rFonts w:ascii="Calibri" w:hAnsi="Calibri" w:cs="Calibri"/>
+                <w:color w:val="000000"/>
+                <w:sz w:val="16"/>
+                <w:szCs w:val="16"/>
+              </w:rPr>
+              <w:t>.</w:t>
+            </w:r>
+            <w:r>
+              <w:rPr>
+                <w:rFonts w:ascii="Calibri" w:hAnsi="Calibri" w:cs="Calibri"/>
+                <w:color w:val="000000"/>
+                <w:sz w:val="16"/>
+                <w:szCs w:val="16"/>
+              </w:rPr>
+              <w:t>3</w:t>
+            </w:r>
+            <w:r>
+              <w:rPr>
+                <w:rFonts w:ascii="Calibri" w:hAnsi="Calibri" w:cs="Calibri"/>
+                <w:color w:val="000000"/>
+                <w:sz w:val="16"/>
+                <w:szCs w:val="16"/>
+              </w:rPr>
+              <w:t>uH+/-20%,4A,</w:t>
+            </w:r>
+            <w:r>
+              <w:rPr>
+                <w:rFonts w:ascii="Calibri" w:hAnsi="Calibri" w:cs="Calibri"/>
+                <w:color w:val="000000"/>
+                <w:sz w:val="16"/>
+                <w:szCs w:val="16"/>
+              </w:rPr>
+              <w:t xml:space="preserve"> </w:t>
+            </w:r>
+            <w:r>
+              <w:rPr>
+                <w:rFonts w:ascii="Calibri" w:hAnsi="Calibri" w:cs="Calibri"/>
+                <w:color w:val="000000"/>
+                <w:sz w:val="16"/>
+                <w:szCs w:val="16"/>
+              </w:rPr>
+              <w:t>shd AEC-Q200</w:t>
             </w:r>
           </w:p>
         </w:tc>
@@ -10006,7 +9803,7 @@
                 <w:sz w:val="16"/>
                 <w:szCs w:val="16"/>
               </w:rPr>
-              <w:t>SRP3212A-2R2M</w:t>
+              <w:t>4.7uH</w:t>
             </w:r>
           </w:p>
         </w:tc>
@@ -10033,7 +9830,7 @@
                 <w:sz w:val="16"/>
                 <w:szCs w:val="16"/>
               </w:rPr>
-              <w:t>L1</w:t>
+              <w:t>L2</w:t>
             </w:r>
           </w:p>
         </w:tc>
@@ -10060,7 +9857,7 @@
                 <w:sz w:val="16"/>
                 <w:szCs w:val="16"/>
               </w:rPr>
-              <w:t>SRP3212A-2R2M</w:t>
+              <w:t>1276AS-H-4R7M=P2</w:t>
             </w:r>
           </w:p>
         </w:tc>
@@ -10087,7 +9884,43 @@
                 <w:sz w:val="16"/>
                 <w:szCs w:val="16"/>
               </w:rPr>
-              <w:t>Power Inductors - SMD Ind,3.2x2.5x1mm,2.2uH+/-20%,4A,</w:t>
+              <w:t>Power Inductors - SMD Ind,3.2x2.5x1mm,</w:t>
+            </w:r>
+            <w:r>
+              <w:rPr>
+                <w:rFonts w:ascii="Calibri" w:hAnsi="Calibri" w:cs="Calibri"/>
+                <w:color w:val="000000"/>
+                <w:sz w:val="16"/>
+                <w:szCs w:val="16"/>
+              </w:rPr>
+              <w:t>4</w:t>
+            </w:r>
+            <w:r>
+              <w:rPr>
+                <w:rFonts w:ascii="Calibri" w:hAnsi="Calibri" w:cs="Calibri"/>
+                <w:color w:val="000000"/>
+                <w:sz w:val="16"/>
+                <w:szCs w:val="16"/>
+              </w:rPr>
+              <w:t>.</w:t>
+            </w:r>
+            <w:r>
+              <w:rPr>
+                <w:rFonts w:ascii="Calibri" w:hAnsi="Calibri" w:cs="Calibri"/>
+                <w:color w:val="000000"/>
+                <w:sz w:val="16"/>
+                <w:szCs w:val="16"/>
+              </w:rPr>
+              <w:t>7</w:t>
+            </w:r>
+            <w:r>
+              <w:rPr>
+                <w:rFonts w:ascii="Calibri" w:hAnsi="Calibri" w:cs="Calibri"/>
+                <w:color w:val="000000"/>
+                <w:sz w:val="16"/>
+                <w:szCs w:val="16"/>
+              </w:rPr>
+              <w:t>uH+/-20%,3.1A,</w:t>
             </w:r>
             <w:r>
               <w:rPr>
@@ -10098,25 +9931,14 @@
               </w:rPr>
               <w:t xml:space="preserve"> </w:t>
             </w:r>
-            <w:proofErr w:type="spellStart"/>
-            <w:r>
-              <w:rPr>
-                <w:rFonts w:ascii="Calibri" w:hAnsi="Calibri" w:cs="Calibri"/>
-                <w:color w:val="000000"/>
-                <w:sz w:val="16"/>
-                <w:szCs w:val="16"/>
-              </w:rPr>
-              <w:t>shd</w:t>
-            </w:r>
-            <w:proofErr w:type="spellEnd"/>
-            <w:r>
-              <w:rPr>
-                <w:rFonts w:ascii="Calibri" w:hAnsi="Calibri" w:cs="Calibri"/>
-                <w:color w:val="000000"/>
-                <w:sz w:val="16"/>
-                <w:szCs w:val="16"/>
-              </w:rPr>
-              <w:t xml:space="preserve"> AEC-Q200</w:t>
+            <w:r>
+              <w:rPr>
+                <w:rFonts w:ascii="Calibri" w:hAnsi="Calibri" w:cs="Calibri"/>
+                <w:color w:val="000000"/>
+                <w:sz w:val="16"/>
+                <w:szCs w:val="16"/>
+              </w:rPr>
+              <w:t>shd AEC-Q200</w:t>
             </w:r>
           </w:p>
         </w:tc>
@@ -10176,7 +9998,7 @@
                 <w:sz w:val="16"/>
                 <w:szCs w:val="16"/>
               </w:rPr>
-              <w:t>SRP3212A-3R3M</w:t>
+              <w:t>DMG2305UX-7</w:t>
             </w:r>
           </w:p>
         </w:tc>
@@ -10203,7 +10025,7 @@
                 <w:sz w:val="16"/>
                 <w:szCs w:val="16"/>
               </w:rPr>
-              <w:t>L2</w:t>
+              <w:t>Q1</w:t>
             </w:r>
           </w:p>
         </w:tc>
@@ -10230,7 +10052,7 @@
                 <w:sz w:val="16"/>
                 <w:szCs w:val="16"/>
               </w:rPr>
-              <w:t>SRP3212A-3R3M</w:t>
+              <w:t>DMG2305UX-7</w:t>
             </w:r>
           </w:p>
         </w:tc>
@@ -10257,36 +10079,7 @@
                 <w:sz w:val="16"/>
                 <w:szCs w:val="16"/>
               </w:rPr>
-              <w:t>Power Inductors - SMD Ind,3.2x2.5x1mm,3.3uH+/-20%,3.1A,</w:t>
-            </w:r>
-            <w:r>
-              <w:rPr>
-                <w:rFonts w:ascii="Calibri" w:hAnsi="Calibri" w:cs="Calibri"/>
-                <w:color w:val="000000"/>
-                <w:sz w:val="16"/>
-                <w:szCs w:val="16"/>
-              </w:rPr>
-              <w:t xml:space="preserve"> </w:t>
-            </w:r>
-            <w:proofErr w:type="spellStart"/>
-            <w:r>
-              <w:rPr>
-                <w:rFonts w:ascii="Calibri" w:hAnsi="Calibri" w:cs="Calibri"/>
-                <w:color w:val="000000"/>
-                <w:sz w:val="16"/>
-                <w:szCs w:val="16"/>
-              </w:rPr>
-              <w:t>shd</w:t>
-            </w:r>
-            <w:proofErr w:type="spellEnd"/>
-            <w:r>
-              <w:rPr>
-                <w:rFonts w:ascii="Calibri" w:hAnsi="Calibri" w:cs="Calibri"/>
-                <w:color w:val="000000"/>
-                <w:sz w:val="16"/>
-                <w:szCs w:val="16"/>
-              </w:rPr>
-              <w:t xml:space="preserve"> AEC-Q200</w:t>
+              <w:t>MOSFETs P-Ch ENH FET -20V 52mOh -5A</w:t>
             </w:r>
           </w:p>
         </w:tc>
@@ -10346,7 +10139,7 @@
                 <w:sz w:val="16"/>
                 <w:szCs w:val="16"/>
               </w:rPr>
-              <w:t>DMG2305UX-7</w:t>
+              <w:t>124K</w:t>
             </w:r>
           </w:p>
         </w:tc>
@@ -10373,7 +10166,7 @@
                 <w:sz w:val="16"/>
                 <w:szCs w:val="16"/>
               </w:rPr>
-              <w:t>Q1</w:t>
+              <w:t>R1</w:t>
             </w:r>
           </w:p>
         </w:tc>
@@ -10400,7 +10193,7 @@
                 <w:sz w:val="16"/>
                 <w:szCs w:val="16"/>
               </w:rPr>
-              <w:t>DMG2305UX-7</w:t>
+              <w:t>ERA-8AEB1243V</w:t>
             </w:r>
           </w:p>
         </w:tc>
@@ -10427,7 +10220,7 @@
                 <w:sz w:val="16"/>
                 <w:szCs w:val="16"/>
               </w:rPr>
-              <w:t>MOSFETs P-Ch ENH FET -20V 52mOh -5A</w:t>
+              <w:t>Thin Film Resistors - SMD 1206 124Kohm 25ppm 0.1% AEC-Q200</w:t>
             </w:r>
           </w:p>
         </w:tc>
@@ -10460,7 +10253,7 @@
                 <w:sz w:val="16"/>
                 <w:szCs w:val="16"/>
               </w:rPr>
-              <w:t>1</w:t>
+              <w:t>2</w:t>
             </w:r>
           </w:p>
         </w:tc>
@@ -10487,7 +10280,7 @@
                 <w:sz w:val="16"/>
                 <w:szCs w:val="16"/>
               </w:rPr>
-              <w:t>124K</w:t>
+              <w:t>22.1K</w:t>
             </w:r>
           </w:p>
         </w:tc>
@@ -10514,7 +10307,7 @@
                 <w:sz w:val="16"/>
                 <w:szCs w:val="16"/>
               </w:rPr>
-              <w:t>R1</w:t>
+              <w:t>R2,R4</w:t>
             </w:r>
           </w:p>
         </w:tc>
@@ -10541,7 +10334,7 @@
                 <w:sz w:val="16"/>
                 <w:szCs w:val="16"/>
               </w:rPr>
-              <w:t>ERA-8AEB1243V</w:t>
+              <w:t>ERA-8AEB2212V</w:t>
             </w:r>
           </w:p>
         </w:tc>
@@ -10568,7 +10361,7 @@
                 <w:sz w:val="16"/>
                 <w:szCs w:val="16"/>
               </w:rPr>
-              <w:t>Thin Film Resistors - SMD 1206 124Kohm 25ppm 0.1% AEC-Q200</w:t>
+              <w:t>Thin Film Resistors - SMD 1206 22.1Kohm 25ppm 0.1% AEC-Q200</w:t>
             </w:r>
           </w:p>
         </w:tc>
@@ -10601,7 +10394,7 @@
                 <w:sz w:val="16"/>
                 <w:szCs w:val="16"/>
               </w:rPr>
-              <w:t>2</w:t>
+              <w:t>1</w:t>
             </w:r>
           </w:p>
         </w:tc>
@@ -10628,7 +10421,7 @@
                 <w:sz w:val="16"/>
                 <w:szCs w:val="16"/>
               </w:rPr>
-              <w:t>22.1K</w:t>
+              <w:t>73.2K</w:t>
             </w:r>
           </w:p>
         </w:tc>
@@ -10655,27 +10448,7 @@
                 <w:sz w:val="16"/>
                 <w:szCs w:val="16"/>
               </w:rPr>
-              <w:t>R</w:t>
-            </w:r>
-            <w:proofErr w:type="gramStart"/>
-            <w:r>
-              <w:rPr>
-                <w:rFonts w:ascii="Calibri" w:hAnsi="Calibri" w:cs="Calibri"/>
-                <w:color w:val="000000"/>
-                <w:sz w:val="16"/>
-                <w:szCs w:val="16"/>
-              </w:rPr>
-              <w:t>2,R</w:t>
-            </w:r>
-            <w:proofErr w:type="gramEnd"/>
-            <w:r>
-              <w:rPr>
-                <w:rFonts w:ascii="Calibri" w:hAnsi="Calibri" w:cs="Calibri"/>
-                <w:color w:val="000000"/>
-                <w:sz w:val="16"/>
-                <w:szCs w:val="16"/>
-              </w:rPr>
-              <w:t>4</w:t>
+              <w:t>R3</w:t>
             </w:r>
           </w:p>
         </w:tc>
@@ -10702,7 +10475,7 @@
                 <w:sz w:val="16"/>
                 <w:szCs w:val="16"/>
               </w:rPr>
-              <w:t>ERA-8AEB2212V</w:t>
+              <w:t>ERA-8AEB7322V</w:t>
             </w:r>
           </w:p>
         </w:tc>
@@ -10729,7 +10502,7 @@
                 <w:sz w:val="16"/>
                 <w:szCs w:val="16"/>
               </w:rPr>
-              <w:t>Thin Film Resistors - SMD 1206 22.1Kohm 25ppm 0.1% AEC-Q200</w:t>
+              <w:t>Thin Film Resistors - SMD 1206 73.2Kohm 25ppm 0.1% AEC-Q200</w:t>
             </w:r>
           </w:p>
         </w:tc>
@@ -10789,7 +10562,7 @@
                 <w:sz w:val="16"/>
                 <w:szCs w:val="16"/>
               </w:rPr>
-              <w:t>73.2K</w:t>
+              <w:t>3K</w:t>
             </w:r>
           </w:p>
         </w:tc>
@@ -10816,7 +10589,7 @@
                 <w:sz w:val="16"/>
                 <w:szCs w:val="16"/>
               </w:rPr>
-              <w:t>R3</w:t>
+              <w:t>R5</w:t>
             </w:r>
           </w:p>
         </w:tc>
@@ -10836,15 +10609,6 @@
                 <w:szCs w:val="16"/>
               </w:rPr>
             </w:pPr>
-            <w:r>
-              <w:rPr>
-                <w:rFonts w:ascii="Calibri" w:hAnsi="Calibri" w:cs="Calibri"/>
-                <w:color w:val="000000"/>
-                <w:sz w:val="16"/>
-                <w:szCs w:val="16"/>
-              </w:rPr>
-              <w:t>ERA-8AEB7322V</w:t>
-            </w:r>
           </w:p>
         </w:tc>
         <w:tc>
@@ -10857,21 +10621,10 @@
             <w:pPr>
               <w:cnfStyle w:val="000000000000" w:firstRow="0" w:lastRow="0" w:firstColumn="0" w:lastColumn="0" w:oddVBand="0" w:evenVBand="0" w:oddHBand="0" w:evenHBand="0" w:firstRowFirstColumn="0" w:firstRowLastColumn="0" w:lastRowFirstColumn="0" w:lastRowLastColumn="0"/>
               <w:rPr>
-                <w:rFonts w:ascii="Calibri" w:hAnsi="Calibri" w:cs="Calibri"/>
-                <w:color w:val="000000"/>
-                <w:sz w:val="16"/>
-                <w:szCs w:val="16"/>
-              </w:rPr>
-            </w:pPr>
-            <w:r>
-              <w:rPr>
-                <w:rFonts w:ascii="Calibri" w:hAnsi="Calibri" w:cs="Calibri"/>
-                <w:color w:val="000000"/>
-                <w:sz w:val="16"/>
-                <w:szCs w:val="16"/>
-              </w:rPr>
-              <w:t>Thin Film Resistors - SMD 1206 73.2Kohm 25ppm 0.1% AEC-Q200</w:t>
-            </w:r>
+                <w:sz w:val="16"/>
+                <w:szCs w:val="16"/>
+              </w:rPr>
+            </w:pPr>
           </w:p>
         </w:tc>
       </w:tr>
@@ -10903,7 +10656,7 @@
                 <w:sz w:val="16"/>
                 <w:szCs w:val="16"/>
               </w:rPr>
-              <w:t>3</w:t>
+              <w:t>1</w:t>
             </w:r>
           </w:p>
         </w:tc>
@@ -10930,7 +10683,7 @@
                 <w:sz w:val="16"/>
                 <w:szCs w:val="16"/>
               </w:rPr>
-              <w:t>3K</w:t>
+              <w:t>820R</w:t>
             </w:r>
           </w:p>
         </w:tc>
@@ -10957,27 +10710,7 @@
                 <w:sz w:val="16"/>
                 <w:szCs w:val="16"/>
               </w:rPr>
-              <w:t>R</w:t>
-            </w:r>
-            <w:proofErr w:type="gramStart"/>
-            <w:r>
-              <w:rPr>
-                <w:rFonts w:ascii="Calibri" w:hAnsi="Calibri" w:cs="Calibri"/>
-                <w:color w:val="000000"/>
-                <w:sz w:val="16"/>
-                <w:szCs w:val="16"/>
-              </w:rPr>
-              <w:t>5,R10,R</w:t>
-            </w:r>
-            <w:proofErr w:type="gramEnd"/>
-            <w:r>
-              <w:rPr>
-                <w:rFonts w:ascii="Calibri" w:hAnsi="Calibri" w:cs="Calibri"/>
-                <w:color w:val="000000"/>
-                <w:sz w:val="16"/>
-                <w:szCs w:val="16"/>
-              </w:rPr>
-              <w:t>12</w:t>
+              <w:t>R6</w:t>
             </w:r>
           </w:p>
         </w:tc>
@@ -10997,6 +10730,15 @@
                 <w:szCs w:val="16"/>
               </w:rPr>
             </w:pPr>
+            <w:r>
+              <w:rPr>
+                <w:rFonts w:ascii="Calibri" w:hAnsi="Calibri" w:cs="Calibri"/>
+                <w:color w:val="000000"/>
+                <w:sz w:val="16"/>
+                <w:szCs w:val="16"/>
+              </w:rPr>
+              <w:t>RT1206FRE07820RL</w:t>
+            </w:r>
           </w:p>
         </w:tc>
         <w:tc>
@@ -11009,10 +10751,21 @@
             <w:pPr>
               <w:cnfStyle w:val="000000000000" w:firstRow="0" w:lastRow="0" w:firstColumn="0" w:lastColumn="0" w:oddVBand="0" w:evenVBand="0" w:oddHBand="0" w:evenHBand="0" w:firstRowFirstColumn="0" w:firstRowLastColumn="0" w:lastRowFirstColumn="0" w:lastRowLastColumn="0"/>
               <w:rPr>
-                <w:sz w:val="16"/>
-                <w:szCs w:val="16"/>
-              </w:rPr>
-            </w:pPr>
+                <w:rFonts w:ascii="Calibri" w:hAnsi="Calibri" w:cs="Calibri"/>
+                <w:color w:val="000000"/>
+                <w:sz w:val="16"/>
+                <w:szCs w:val="16"/>
+              </w:rPr>
+            </w:pPr>
+            <w:r>
+              <w:rPr>
+                <w:rFonts w:ascii="Calibri" w:hAnsi="Calibri" w:cs="Calibri"/>
+                <w:color w:val="000000"/>
+                <w:sz w:val="16"/>
+                <w:szCs w:val="16"/>
+              </w:rPr>
+              <w:t>Thin Film Resistors - SMD 1/4W 820 ohm 1% 50ppm</w:t>
+            </w:r>
           </w:p>
         </w:tc>
       </w:tr>
@@ -11044,7 +10797,7 @@
                 <w:sz w:val="16"/>
                 <w:szCs w:val="16"/>
               </w:rPr>
-              <w:t>1</w:t>
+              <w:t>3</w:t>
             </w:r>
           </w:p>
         </w:tc>
@@ -11071,7 +10824,7 @@
                 <w:sz w:val="16"/>
                 <w:szCs w:val="16"/>
               </w:rPr>
-              <w:t>820R</w:t>
+              <w:t>560R</w:t>
             </w:r>
           </w:p>
         </w:tc>
@@ -11098,7 +10851,7 @@
                 <w:sz w:val="16"/>
                 <w:szCs w:val="16"/>
               </w:rPr>
-              <w:t>R6</w:t>
+              <w:t>R7,R18,R19</w:t>
             </w:r>
           </w:p>
         </w:tc>
@@ -11125,7 +10878,7 @@
                 <w:sz w:val="16"/>
                 <w:szCs w:val="16"/>
               </w:rPr>
-              <w:t>RT1206FRE07820RL</w:t>
+              <w:t>RT1206FRE07560RL</w:t>
             </w:r>
           </w:p>
         </w:tc>
@@ -11152,7 +10905,7 @@
                 <w:sz w:val="16"/>
                 <w:szCs w:val="16"/>
               </w:rPr>
-              <w:t>Thin Film Resistors - SMD 1/4W 820 ohm 1% 50ppm</w:t>
+              <w:t>Thin Film Resistors - SMD 560   OHM   1%  50PPM   1/4W</w:t>
             </w:r>
           </w:p>
         </w:tc>
@@ -11185,7 +10938,7 @@
                 <w:sz w:val="16"/>
                 <w:szCs w:val="16"/>
               </w:rPr>
-              <w:t>3</w:t>
+              <w:t>4</w:t>
             </w:r>
           </w:p>
         </w:tc>
@@ -11212,7 +10965,7 @@
                 <w:sz w:val="16"/>
                 <w:szCs w:val="16"/>
               </w:rPr>
-              <w:t>560R</w:t>
+              <w:t>10K</w:t>
             </w:r>
           </w:p>
         </w:tc>
@@ -11239,27 +10992,7 @@
                 <w:sz w:val="16"/>
                 <w:szCs w:val="16"/>
               </w:rPr>
-              <w:t>R</w:t>
-            </w:r>
-            <w:proofErr w:type="gramStart"/>
-            <w:r>
-              <w:rPr>
-                <w:rFonts w:ascii="Calibri" w:hAnsi="Calibri" w:cs="Calibri"/>
-                <w:color w:val="000000"/>
-                <w:sz w:val="16"/>
-                <w:szCs w:val="16"/>
-              </w:rPr>
-              <w:t>7,R18,R</w:t>
-            </w:r>
-            <w:proofErr w:type="gramEnd"/>
-            <w:r>
-              <w:rPr>
-                <w:rFonts w:ascii="Calibri" w:hAnsi="Calibri" w:cs="Calibri"/>
-                <w:color w:val="000000"/>
-                <w:sz w:val="16"/>
-                <w:szCs w:val="16"/>
-              </w:rPr>
-              <w:t>19</w:t>
+              <w:t>R8,R9,R13,R14</w:t>
             </w:r>
           </w:p>
         </w:tc>
@@ -11279,15 +11012,6 @@
                 <w:szCs w:val="16"/>
               </w:rPr>
             </w:pPr>
-            <w:r>
-              <w:rPr>
-                <w:rFonts w:ascii="Calibri" w:hAnsi="Calibri" w:cs="Calibri"/>
-                <w:color w:val="000000"/>
-                <w:sz w:val="16"/>
-                <w:szCs w:val="16"/>
-              </w:rPr>
-              <w:t>RT1206FRE07560RL</w:t>
-            </w:r>
           </w:p>
         </w:tc>
         <w:tc>
@@ -11300,41 +11024,10 @@
             <w:pPr>
               <w:cnfStyle w:val="000000000000" w:firstRow="0" w:lastRow="0" w:firstColumn="0" w:lastColumn="0" w:oddVBand="0" w:evenVBand="0" w:oddHBand="0" w:evenHBand="0" w:firstRowFirstColumn="0" w:firstRowLastColumn="0" w:lastRowFirstColumn="0" w:lastRowLastColumn="0"/>
               <w:rPr>
-                <w:rFonts w:ascii="Calibri" w:hAnsi="Calibri" w:cs="Calibri"/>
-                <w:color w:val="000000"/>
-                <w:sz w:val="16"/>
-                <w:szCs w:val="16"/>
-              </w:rPr>
-            </w:pPr>
-            <w:r>
-              <w:rPr>
-                <w:rFonts w:ascii="Calibri" w:hAnsi="Calibri" w:cs="Calibri"/>
-                <w:color w:val="000000"/>
-                <w:sz w:val="16"/>
-                <w:szCs w:val="16"/>
-              </w:rPr>
-              <w:t>Thin Film Resistors - SMD 560   OHM   1</w:t>
-            </w:r>
-            <w:proofErr w:type="gramStart"/>
-            <w:r>
-              <w:rPr>
-                <w:rFonts w:ascii="Calibri" w:hAnsi="Calibri" w:cs="Calibri"/>
-                <w:color w:val="000000"/>
-                <w:sz w:val="16"/>
-                <w:szCs w:val="16"/>
-              </w:rPr>
-              <w:t>%  50</w:t>
-            </w:r>
-            <w:proofErr w:type="gramEnd"/>
-            <w:r>
-              <w:rPr>
-                <w:rFonts w:ascii="Calibri" w:hAnsi="Calibri" w:cs="Calibri"/>
-                <w:color w:val="000000"/>
-                <w:sz w:val="16"/>
-                <w:szCs w:val="16"/>
-              </w:rPr>
-              <w:t>PPM   1/4W</w:t>
-            </w:r>
+                <w:sz w:val="16"/>
+                <w:szCs w:val="16"/>
+              </w:rPr>
+            </w:pPr>
           </w:p>
         </w:tc>
       </w:tr>
@@ -11366,8 +11059,7 @@
                 <w:sz w:val="16"/>
                 <w:szCs w:val="16"/>
               </w:rPr>
-              <w:lastRenderedPageBreak/>
-              <w:t>4</w:t>
+              <w:t>1</w:t>
             </w:r>
           </w:p>
         </w:tc>
@@ -11394,7 +11086,7 @@
                 <w:sz w:val="16"/>
                 <w:szCs w:val="16"/>
               </w:rPr>
-              <w:t>10K</w:t>
+              <w:t>2K</w:t>
             </w:r>
           </w:p>
         </w:tc>
@@ -11421,27 +11113,7 @@
                 <w:sz w:val="16"/>
                 <w:szCs w:val="16"/>
               </w:rPr>
-              <w:t>R</w:t>
-            </w:r>
-            <w:proofErr w:type="gramStart"/>
-            <w:r>
-              <w:rPr>
-                <w:rFonts w:ascii="Calibri" w:hAnsi="Calibri" w:cs="Calibri"/>
-                <w:color w:val="000000"/>
-                <w:sz w:val="16"/>
-                <w:szCs w:val="16"/>
-              </w:rPr>
-              <w:t>8,R9,R13,R</w:t>
-            </w:r>
-            <w:proofErr w:type="gramEnd"/>
-            <w:r>
-              <w:rPr>
-                <w:rFonts w:ascii="Calibri" w:hAnsi="Calibri" w:cs="Calibri"/>
-                <w:color w:val="000000"/>
-                <w:sz w:val="16"/>
-                <w:szCs w:val="16"/>
-              </w:rPr>
-              <w:t>14</w:t>
+              <w:t>R11</w:t>
             </w:r>
           </w:p>
         </w:tc>
@@ -11461,6 +11133,15 @@
                 <w:szCs w:val="16"/>
               </w:rPr>
             </w:pPr>
+            <w:r>
+              <w:rPr>
+                <w:rFonts w:ascii="Calibri" w:hAnsi="Calibri" w:cs="Calibri"/>
+                <w:color w:val="000000"/>
+                <w:sz w:val="16"/>
+                <w:szCs w:val="16"/>
+              </w:rPr>
+              <w:t>RT1206FRE072KL</w:t>
+            </w:r>
           </w:p>
         </w:tc>
         <w:tc>
@@ -11473,10 +11154,21 @@
             <w:pPr>
               <w:cnfStyle w:val="000000000000" w:firstRow="0" w:lastRow="0" w:firstColumn="0" w:lastColumn="0" w:oddVBand="0" w:evenVBand="0" w:oddHBand="0" w:evenHBand="0" w:firstRowFirstColumn="0" w:firstRowLastColumn="0" w:lastRowFirstColumn="0" w:lastRowLastColumn="0"/>
               <w:rPr>
-                <w:sz w:val="16"/>
-                <w:szCs w:val="16"/>
-              </w:rPr>
-            </w:pPr>
+                <w:rFonts w:ascii="Calibri" w:hAnsi="Calibri" w:cs="Calibri"/>
+                <w:color w:val="000000"/>
+                <w:sz w:val="16"/>
+                <w:szCs w:val="16"/>
+              </w:rPr>
+            </w:pPr>
+            <w:r>
+              <w:rPr>
+                <w:rFonts w:ascii="Calibri" w:hAnsi="Calibri" w:cs="Calibri"/>
+                <w:color w:val="000000"/>
+                <w:sz w:val="16"/>
+                <w:szCs w:val="16"/>
+              </w:rPr>
+              <w:t>Thin Film Resistors - SMD 1/4W 2K ohm 1% 50ppm</w:t>
+            </w:r>
           </w:p>
         </w:tc>
       </w:tr>
@@ -11535,7 +11227,7 @@
                 <w:sz w:val="16"/>
                 <w:szCs w:val="16"/>
               </w:rPr>
-              <w:t>2K</w:t>
+              <w:t>6k8</w:t>
             </w:r>
           </w:p>
         </w:tc>
@@ -11562,7 +11254,7 @@
                 <w:sz w:val="16"/>
                 <w:szCs w:val="16"/>
               </w:rPr>
-              <w:t>R11</w:t>
+              <w:t>R15</w:t>
             </w:r>
           </w:p>
         </w:tc>
@@ -11589,7 +11281,7 @@
                 <w:sz w:val="16"/>
                 <w:szCs w:val="16"/>
               </w:rPr>
-              <w:t>RT1206FRE072KL</w:t>
+              <w:t>RT1206DRD076K8L</w:t>
             </w:r>
           </w:p>
         </w:tc>
@@ -11616,7 +11308,7 @@
                 <w:sz w:val="16"/>
                 <w:szCs w:val="16"/>
               </w:rPr>
-              <w:t>Thin Film Resistors - SMD 1/4W 2K ohm 1% 50ppm</w:t>
+              <w:t>Thin Film Resistors - SMD 6.8 kOhms 250 mW 0.5 % 1206</w:t>
             </w:r>
           </w:p>
         </w:tc>
@@ -11676,7 +11368,7 @@
                 <w:sz w:val="16"/>
                 <w:szCs w:val="16"/>
               </w:rPr>
-              <w:t>6k8</w:t>
+              <w:t>Raspberry Pi Pico</w:t>
             </w:r>
           </w:p>
         </w:tc>
@@ -11703,7 +11395,7 @@
                 <w:sz w:val="16"/>
                 <w:szCs w:val="16"/>
               </w:rPr>
-              <w:t>R15</w:t>
+              <w:t>RPiPico1</w:t>
             </w:r>
           </w:p>
         </w:tc>
@@ -11723,15 +11415,6 @@
                 <w:szCs w:val="16"/>
               </w:rPr>
             </w:pPr>
-            <w:r>
-              <w:rPr>
-                <w:rFonts w:ascii="Calibri" w:hAnsi="Calibri" w:cs="Calibri"/>
-                <w:color w:val="000000"/>
-                <w:sz w:val="16"/>
-                <w:szCs w:val="16"/>
-              </w:rPr>
-              <w:t>RT1206DRD076K8L</w:t>
-            </w:r>
           </w:p>
         </w:tc>
         <w:tc>
@@ -11744,61 +11427,10 @@
             <w:pPr>
               <w:cnfStyle w:val="000000000000" w:firstRow="0" w:lastRow="0" w:firstColumn="0" w:lastColumn="0" w:oddVBand="0" w:evenVBand="0" w:oddHBand="0" w:evenHBand="0" w:firstRowFirstColumn="0" w:firstRowLastColumn="0" w:lastRowFirstColumn="0" w:lastRowLastColumn="0"/>
               <w:rPr>
-                <w:rFonts w:ascii="Calibri" w:hAnsi="Calibri" w:cs="Calibri"/>
-                <w:color w:val="000000"/>
-                <w:sz w:val="16"/>
-                <w:szCs w:val="16"/>
-              </w:rPr>
-            </w:pPr>
-            <w:r>
-              <w:rPr>
-                <w:rFonts w:ascii="Calibri" w:hAnsi="Calibri" w:cs="Calibri"/>
-                <w:color w:val="000000"/>
-                <w:sz w:val="16"/>
-                <w:szCs w:val="16"/>
-              </w:rPr>
-              <w:t xml:space="preserve">Thin Film Resistors - SMD 6.8 </w:t>
-            </w:r>
-            <w:proofErr w:type="spellStart"/>
-            <w:r>
-              <w:rPr>
-                <w:rFonts w:ascii="Calibri" w:hAnsi="Calibri" w:cs="Calibri"/>
-                <w:color w:val="000000"/>
-                <w:sz w:val="16"/>
-                <w:szCs w:val="16"/>
-              </w:rPr>
-              <w:t>kOhms</w:t>
-            </w:r>
-            <w:proofErr w:type="spellEnd"/>
-            <w:r>
-              <w:rPr>
-                <w:rFonts w:ascii="Calibri" w:hAnsi="Calibri" w:cs="Calibri"/>
-                <w:color w:val="000000"/>
-                <w:sz w:val="16"/>
-                <w:szCs w:val="16"/>
-              </w:rPr>
-              <w:t xml:space="preserve"> 250 </w:t>
-            </w:r>
-            <w:proofErr w:type="spellStart"/>
-            <w:r>
-              <w:rPr>
-                <w:rFonts w:ascii="Calibri" w:hAnsi="Calibri" w:cs="Calibri"/>
-                <w:color w:val="000000"/>
-                <w:sz w:val="16"/>
-                <w:szCs w:val="16"/>
-              </w:rPr>
-              <w:t>mW</w:t>
-            </w:r>
-            <w:proofErr w:type="spellEnd"/>
-            <w:r>
-              <w:rPr>
-                <w:rFonts w:ascii="Calibri" w:hAnsi="Calibri" w:cs="Calibri"/>
-                <w:color w:val="000000"/>
-                <w:sz w:val="16"/>
-                <w:szCs w:val="16"/>
-              </w:rPr>
-              <w:t xml:space="preserve"> 0.5 % 1206</w:t>
-            </w:r>
+                <w:sz w:val="16"/>
+                <w:szCs w:val="16"/>
+              </w:rPr>
+            </w:pPr>
           </w:p>
         </w:tc>
       </w:tr>
@@ -11830,7 +11462,7 @@
                 <w:sz w:val="16"/>
                 <w:szCs w:val="16"/>
               </w:rPr>
-              <w:t>1</w:t>
+              <w:t>3</w:t>
             </w:r>
           </w:p>
         </w:tc>
@@ -11857,7 +11489,7 @@
                 <w:sz w:val="16"/>
                 <w:szCs w:val="16"/>
               </w:rPr>
-              <w:t>560K</w:t>
+              <w:t>button</w:t>
             </w:r>
           </w:p>
         </w:tc>
@@ -11884,7 +11516,16 @@
                 <w:sz w:val="16"/>
                 <w:szCs w:val="16"/>
               </w:rPr>
-              <w:t>R16</w:t>
+              <w:t>SW1</w:t>
+            </w:r>
+            <w:r>
+              <w:rPr>
+                <w:rFonts w:ascii="Calibri" w:hAnsi="Calibri" w:cs="Calibri"/>
+                <w:color w:val="000000"/>
+                <w:sz w:val="16"/>
+                <w:szCs w:val="16"/>
+              </w:rPr>
+              <w:t>, SW2, SW3</w:t>
             </w:r>
           </w:p>
         </w:tc>
@@ -11892,7 +11533,6 @@
           <w:tcPr>
             <w:tcW w:w="1710" w:type="dxa"/>
             <w:noWrap/>
-            <w:hideMark/>
           </w:tcPr>
           <w:p>
             <w:pPr>
@@ -11916,10 +11556,30 @@
             <w:pPr>
               <w:cnfStyle w:val="000000000000" w:firstRow="0" w:lastRow="0" w:firstColumn="0" w:lastColumn="0" w:oddVBand="0" w:evenVBand="0" w:oddHBand="0" w:evenHBand="0" w:firstRowFirstColumn="0" w:firstRowLastColumn="0" w:lastRowFirstColumn="0" w:lastRowLastColumn="0"/>
               <w:rPr>
-                <w:sz w:val="16"/>
-                <w:szCs w:val="16"/>
-              </w:rPr>
-            </w:pPr>
+                <w:rFonts w:ascii="Calibri" w:hAnsi="Calibri" w:cs="Calibri"/>
+                <w:color w:val="000000"/>
+                <w:sz w:val="16"/>
+                <w:szCs w:val="16"/>
+              </w:rPr>
+            </w:pPr>
+            <w:r>
+              <w:rPr>
+                <w:rFonts w:ascii="Calibri" w:hAnsi="Calibri" w:cs="Calibri"/>
+                <w:color w:val="000000"/>
+                <w:sz w:val="16"/>
+                <w:szCs w:val="16"/>
+              </w:rPr>
+              <w:t xml:space="preserve">Tactile </w:t>
+            </w:r>
+            <w:r>
+              <w:rPr>
+                <w:rFonts w:ascii="Calibri" w:hAnsi="Calibri" w:cs="Calibri"/>
+                <w:color w:val="000000"/>
+                <w:sz w:val="16"/>
+                <w:szCs w:val="16"/>
+              </w:rPr>
+              <w:t>Switch</w:t>
+            </w:r>
           </w:p>
         </w:tc>
       </w:tr>
@@ -11978,7 +11638,7 @@
                 <w:sz w:val="16"/>
                 <w:szCs w:val="16"/>
               </w:rPr>
-              <w:t>100K</w:t>
+              <w:t>ABM-40MHZ</w:t>
             </w:r>
           </w:p>
         </w:tc>
@@ -12005,7 +11665,7 @@
                 <w:sz w:val="16"/>
                 <w:szCs w:val="16"/>
               </w:rPr>
-              <w:t>R17</w:t>
+              <w:t>Y1</w:t>
             </w:r>
           </w:p>
         </w:tc>
@@ -12025,6 +11685,15 @@
                 <w:szCs w:val="16"/>
               </w:rPr>
             </w:pPr>
+            <w:r>
+              <w:rPr>
+                <w:rFonts w:ascii="Calibri" w:hAnsi="Calibri" w:cs="Calibri"/>
+                <w:color w:val="000000"/>
+                <w:sz w:val="16"/>
+                <w:szCs w:val="16"/>
+              </w:rPr>
+              <w:t>ABM3-40.000MHZ-B2-T</w:t>
+            </w:r>
           </w:p>
         </w:tc>
         <w:tc>
@@ -12037,714 +11706,20 @@
             <w:pPr>
               <w:cnfStyle w:val="000000000000" w:firstRow="0" w:lastRow="0" w:firstColumn="0" w:lastColumn="0" w:oddVBand="0" w:evenVBand="0" w:oddHBand="0" w:evenHBand="0" w:firstRowFirstColumn="0" w:firstRowLastColumn="0" w:lastRowFirstColumn="0" w:lastRowLastColumn="0"/>
               <w:rPr>
-                <w:sz w:val="16"/>
-                <w:szCs w:val="16"/>
-              </w:rPr>
-            </w:pPr>
-          </w:p>
-        </w:tc>
-      </w:tr>
-      <w:tr>
-        <w:trPr>
-          <w:trHeight w:val="20"/>
-        </w:trPr>
-        <w:tc>
-          <w:tcPr>
-            <w:cnfStyle w:val="001000000000" w:firstRow="0" w:lastRow="0" w:firstColumn="1" w:lastColumn="0" w:oddVBand="0" w:evenVBand="0" w:oddHBand="0" w:evenHBand="0" w:firstRowFirstColumn="0" w:firstRowLastColumn="0" w:lastRowFirstColumn="0" w:lastRowLastColumn="0"/>
-            <w:tcW w:w="612" w:type="dxa"/>
-            <w:noWrap/>
-            <w:hideMark/>
-          </w:tcPr>
-          <w:p>
-            <w:pPr>
-              <w:jc w:val="center"/>
-              <w:rPr>
-                <w:rFonts w:ascii="Calibri" w:hAnsi="Calibri" w:cs="Calibri"/>
-                <w:color w:val="000000"/>
-                <w:sz w:val="16"/>
-                <w:szCs w:val="16"/>
-              </w:rPr>
-            </w:pPr>
-            <w:r>
-              <w:rPr>
-                <w:rFonts w:ascii="Calibri" w:hAnsi="Calibri" w:cs="Calibri"/>
-                <w:color w:val="000000"/>
-                <w:sz w:val="16"/>
-                <w:szCs w:val="16"/>
-              </w:rPr>
-              <w:t>1</w:t>
-            </w:r>
-          </w:p>
-        </w:tc>
-        <w:tc>
-          <w:tcPr>
-            <w:tcW w:w="1273" w:type="dxa"/>
-            <w:noWrap/>
-            <w:hideMark/>
-          </w:tcPr>
-          <w:p>
-            <w:pPr>
-              <w:cnfStyle w:val="000000000000" w:firstRow="0" w:lastRow="0" w:firstColumn="0" w:lastColumn="0" w:oddVBand="0" w:evenVBand="0" w:oddHBand="0" w:evenHBand="0" w:firstRowFirstColumn="0" w:firstRowLastColumn="0" w:lastRowFirstColumn="0" w:lastRowLastColumn="0"/>
-              <w:rPr>
-                <w:rFonts w:ascii="Calibri" w:hAnsi="Calibri" w:cs="Calibri"/>
-                <w:color w:val="000000"/>
-                <w:sz w:val="16"/>
-                <w:szCs w:val="16"/>
-              </w:rPr>
-            </w:pPr>
-            <w:r>
-              <w:rPr>
-                <w:rFonts w:ascii="Calibri" w:hAnsi="Calibri" w:cs="Calibri"/>
-                <w:color w:val="000000"/>
-                <w:sz w:val="16"/>
-                <w:szCs w:val="16"/>
-              </w:rPr>
-              <w:t>Raspberry Pi Pico</w:t>
-            </w:r>
-          </w:p>
-        </w:tc>
-        <w:tc>
-          <w:tcPr>
-            <w:tcW w:w="1710" w:type="dxa"/>
-            <w:noWrap/>
-            <w:hideMark/>
-          </w:tcPr>
-          <w:p>
-            <w:pPr>
-              <w:cnfStyle w:val="000000000000" w:firstRow="0" w:lastRow="0" w:firstColumn="0" w:lastColumn="0" w:oddVBand="0" w:evenVBand="0" w:oddHBand="0" w:evenHBand="0" w:firstRowFirstColumn="0" w:firstRowLastColumn="0" w:lastRowFirstColumn="0" w:lastRowLastColumn="0"/>
-              <w:rPr>
-                <w:rFonts w:ascii="Calibri" w:hAnsi="Calibri" w:cs="Calibri"/>
-                <w:color w:val="000000"/>
-                <w:sz w:val="16"/>
-                <w:szCs w:val="16"/>
-              </w:rPr>
-            </w:pPr>
-            <w:r>
-              <w:rPr>
-                <w:rFonts w:ascii="Calibri" w:hAnsi="Calibri" w:cs="Calibri"/>
-                <w:color w:val="000000"/>
-                <w:sz w:val="16"/>
-                <w:szCs w:val="16"/>
-              </w:rPr>
-              <w:t>RPiPico1</w:t>
-            </w:r>
-          </w:p>
-        </w:tc>
-        <w:tc>
-          <w:tcPr>
-            <w:tcW w:w="1710" w:type="dxa"/>
-            <w:noWrap/>
-            <w:hideMark/>
-          </w:tcPr>
-          <w:p>
-            <w:pPr>
-              <w:cnfStyle w:val="000000000000" w:firstRow="0" w:lastRow="0" w:firstColumn="0" w:lastColumn="0" w:oddVBand="0" w:evenVBand="0" w:oddHBand="0" w:evenHBand="0" w:firstRowFirstColumn="0" w:firstRowLastColumn="0" w:lastRowFirstColumn="0" w:lastRowLastColumn="0"/>
-              <w:rPr>
-                <w:rFonts w:ascii="Calibri" w:hAnsi="Calibri" w:cs="Calibri"/>
-                <w:color w:val="000000"/>
-                <w:sz w:val="16"/>
-                <w:szCs w:val="16"/>
-              </w:rPr>
-            </w:pPr>
-          </w:p>
-        </w:tc>
-        <w:tc>
-          <w:tcPr>
-            <w:tcW w:w="5310" w:type="dxa"/>
-            <w:noWrap/>
-            <w:hideMark/>
-          </w:tcPr>
-          <w:p>
-            <w:pPr>
-              <w:cnfStyle w:val="000000000000" w:firstRow="0" w:lastRow="0" w:firstColumn="0" w:lastColumn="0" w:oddVBand="0" w:evenVBand="0" w:oddHBand="0" w:evenHBand="0" w:firstRowFirstColumn="0" w:firstRowLastColumn="0" w:lastRowFirstColumn="0" w:lastRowLastColumn="0"/>
-              <w:rPr>
-                <w:sz w:val="16"/>
-                <w:szCs w:val="16"/>
-              </w:rPr>
-            </w:pPr>
-          </w:p>
-        </w:tc>
-      </w:tr>
-      <w:tr>
-        <w:trPr>
-          <w:trHeight w:val="20"/>
-        </w:trPr>
-        <w:tc>
-          <w:tcPr>
-            <w:cnfStyle w:val="001000000000" w:firstRow="0" w:lastRow="0" w:firstColumn="1" w:lastColumn="0" w:oddVBand="0" w:evenVBand="0" w:oddHBand="0" w:evenHBand="0" w:firstRowFirstColumn="0" w:firstRowLastColumn="0" w:lastRowFirstColumn="0" w:lastRowLastColumn="0"/>
-            <w:tcW w:w="612" w:type="dxa"/>
-            <w:noWrap/>
-            <w:hideMark/>
-          </w:tcPr>
-          <w:p>
-            <w:pPr>
-              <w:jc w:val="center"/>
-              <w:rPr>
-                <w:rFonts w:ascii="Calibri" w:hAnsi="Calibri" w:cs="Calibri"/>
-                <w:color w:val="000000"/>
-                <w:sz w:val="16"/>
-                <w:szCs w:val="16"/>
-              </w:rPr>
-            </w:pPr>
-            <w:r>
-              <w:rPr>
-                <w:rFonts w:ascii="Calibri" w:hAnsi="Calibri" w:cs="Calibri"/>
-                <w:color w:val="000000"/>
-                <w:sz w:val="16"/>
-                <w:szCs w:val="16"/>
-              </w:rPr>
-              <w:t>1</w:t>
-            </w:r>
-          </w:p>
-        </w:tc>
-        <w:tc>
-          <w:tcPr>
-            <w:tcW w:w="1273" w:type="dxa"/>
-            <w:noWrap/>
-            <w:hideMark/>
-          </w:tcPr>
-          <w:p>
-            <w:pPr>
-              <w:cnfStyle w:val="000000000000" w:firstRow="0" w:lastRow="0" w:firstColumn="0" w:lastColumn="0" w:oddVBand="0" w:evenVBand="0" w:oddHBand="0" w:evenHBand="0" w:firstRowFirstColumn="0" w:firstRowLastColumn="0" w:lastRowFirstColumn="0" w:lastRowLastColumn="0"/>
-              <w:rPr>
-                <w:rFonts w:ascii="Calibri" w:hAnsi="Calibri" w:cs="Calibri"/>
-                <w:color w:val="000000"/>
-                <w:sz w:val="16"/>
-                <w:szCs w:val="16"/>
-              </w:rPr>
-            </w:pPr>
-            <w:r>
-              <w:rPr>
-                <w:rFonts w:ascii="Calibri" w:hAnsi="Calibri" w:cs="Calibri"/>
-                <w:color w:val="000000"/>
-                <w:sz w:val="16"/>
-                <w:szCs w:val="16"/>
-              </w:rPr>
-              <w:t>Pico Reset</w:t>
-            </w:r>
-          </w:p>
-        </w:tc>
-        <w:tc>
-          <w:tcPr>
-            <w:tcW w:w="1710" w:type="dxa"/>
-            <w:noWrap/>
-            <w:hideMark/>
-          </w:tcPr>
-          <w:p>
-            <w:pPr>
-              <w:cnfStyle w:val="000000000000" w:firstRow="0" w:lastRow="0" w:firstColumn="0" w:lastColumn="0" w:oddVBand="0" w:evenVBand="0" w:oddHBand="0" w:evenHBand="0" w:firstRowFirstColumn="0" w:firstRowLastColumn="0" w:lastRowFirstColumn="0" w:lastRowLastColumn="0"/>
-              <w:rPr>
-                <w:rFonts w:ascii="Calibri" w:hAnsi="Calibri" w:cs="Calibri"/>
-                <w:color w:val="000000"/>
-                <w:sz w:val="16"/>
-                <w:szCs w:val="16"/>
-              </w:rPr>
-            </w:pPr>
-            <w:r>
-              <w:rPr>
-                <w:rFonts w:ascii="Calibri" w:hAnsi="Calibri" w:cs="Calibri"/>
-                <w:color w:val="000000"/>
-                <w:sz w:val="16"/>
-                <w:szCs w:val="16"/>
-              </w:rPr>
-              <w:t>SW1</w:t>
-            </w:r>
-          </w:p>
-        </w:tc>
-        <w:tc>
-          <w:tcPr>
-            <w:tcW w:w="1710" w:type="dxa"/>
-            <w:noWrap/>
-            <w:hideMark/>
-          </w:tcPr>
-          <w:p>
-            <w:pPr>
-              <w:cnfStyle w:val="000000000000" w:firstRow="0" w:lastRow="0" w:firstColumn="0" w:lastColumn="0" w:oddVBand="0" w:evenVBand="0" w:oddHBand="0" w:evenHBand="0" w:firstRowFirstColumn="0" w:firstRowLastColumn="0" w:lastRowFirstColumn="0" w:lastRowLastColumn="0"/>
-              <w:rPr>
-                <w:rFonts w:ascii="Calibri" w:hAnsi="Calibri" w:cs="Calibri"/>
-                <w:color w:val="000000"/>
-                <w:sz w:val="16"/>
-                <w:szCs w:val="16"/>
-              </w:rPr>
-            </w:pPr>
-            <w:r>
-              <w:rPr>
-                <w:rFonts w:ascii="Calibri" w:hAnsi="Calibri" w:cs="Calibri"/>
-                <w:color w:val="000000"/>
-                <w:sz w:val="16"/>
-                <w:szCs w:val="16"/>
-              </w:rPr>
-              <w:t>TS11-674-43-BK-160-RA-D</w:t>
-            </w:r>
-          </w:p>
-        </w:tc>
-        <w:tc>
-          <w:tcPr>
-            <w:tcW w:w="5310" w:type="dxa"/>
-            <w:noWrap/>
-            <w:hideMark/>
-          </w:tcPr>
-          <w:p>
-            <w:pPr>
-              <w:cnfStyle w:val="000000000000" w:firstRow="0" w:lastRow="0" w:firstColumn="0" w:lastColumn="0" w:oddVBand="0" w:evenVBand="0" w:oddHBand="0" w:evenHBand="0" w:firstRowFirstColumn="0" w:firstRowLastColumn="0" w:lastRowFirstColumn="0" w:lastRowLastColumn="0"/>
-              <w:rPr>
-                <w:rFonts w:ascii="Calibri" w:hAnsi="Calibri" w:cs="Calibri"/>
-                <w:color w:val="000000"/>
-                <w:sz w:val="16"/>
-                <w:szCs w:val="16"/>
-              </w:rPr>
-            </w:pPr>
-            <w:r>
-              <w:rPr>
-                <w:rFonts w:ascii="Calibri" w:hAnsi="Calibri" w:cs="Calibri"/>
-                <w:color w:val="000000"/>
-                <w:sz w:val="16"/>
-                <w:szCs w:val="16"/>
-              </w:rPr>
-              <w:t>Tactile Switches 6 x 7.4 mm 4.3 mm 160 gf Black Right Angle Through Hole SPST</w:t>
-            </w:r>
-          </w:p>
-        </w:tc>
-      </w:tr>
-      <w:tr>
-        <w:trPr>
-          <w:trHeight w:val="20"/>
-        </w:trPr>
-        <w:tc>
-          <w:tcPr>
-            <w:cnfStyle w:val="001000000000" w:firstRow="0" w:lastRow="0" w:firstColumn="1" w:lastColumn="0" w:oddVBand="0" w:evenVBand="0" w:oddHBand="0" w:evenHBand="0" w:firstRowFirstColumn="0" w:firstRowLastColumn="0" w:lastRowFirstColumn="0" w:lastRowLastColumn="0"/>
-            <w:tcW w:w="612" w:type="dxa"/>
-            <w:noWrap/>
-            <w:hideMark/>
-          </w:tcPr>
-          <w:p>
-            <w:pPr>
-              <w:jc w:val="center"/>
-              <w:rPr>
-                <w:rFonts w:ascii="Calibri" w:hAnsi="Calibri" w:cs="Calibri"/>
-                <w:color w:val="000000"/>
-                <w:sz w:val="16"/>
-                <w:szCs w:val="16"/>
-              </w:rPr>
-            </w:pPr>
-            <w:r>
-              <w:rPr>
-                <w:rFonts w:ascii="Calibri" w:hAnsi="Calibri" w:cs="Calibri"/>
-                <w:color w:val="000000"/>
-                <w:sz w:val="16"/>
-                <w:szCs w:val="16"/>
-              </w:rPr>
-              <w:t>1</w:t>
-            </w:r>
-          </w:p>
-        </w:tc>
-        <w:tc>
-          <w:tcPr>
-            <w:tcW w:w="1273" w:type="dxa"/>
-            <w:noWrap/>
-            <w:hideMark/>
-          </w:tcPr>
-          <w:p>
-            <w:pPr>
-              <w:cnfStyle w:val="000000000000" w:firstRow="0" w:lastRow="0" w:firstColumn="0" w:lastColumn="0" w:oddVBand="0" w:evenVBand="0" w:oddHBand="0" w:evenHBand="0" w:firstRowFirstColumn="0" w:firstRowLastColumn="0" w:lastRowFirstColumn="0" w:lastRowLastColumn="0"/>
-              <w:rPr>
-                <w:rFonts w:ascii="Calibri" w:hAnsi="Calibri" w:cs="Calibri"/>
-                <w:color w:val="000000"/>
-                <w:sz w:val="16"/>
-                <w:szCs w:val="16"/>
-              </w:rPr>
-            </w:pPr>
-            <w:r>
-              <w:rPr>
-                <w:rFonts w:ascii="Calibri" w:hAnsi="Calibri" w:cs="Calibri"/>
-                <w:color w:val="000000"/>
-                <w:sz w:val="16"/>
-                <w:szCs w:val="16"/>
-              </w:rPr>
-              <w:t>Blue Button</w:t>
-            </w:r>
-          </w:p>
-        </w:tc>
-        <w:tc>
-          <w:tcPr>
-            <w:tcW w:w="1710" w:type="dxa"/>
-            <w:noWrap/>
-            <w:hideMark/>
-          </w:tcPr>
-          <w:p>
-            <w:pPr>
-              <w:cnfStyle w:val="000000000000" w:firstRow="0" w:lastRow="0" w:firstColumn="0" w:lastColumn="0" w:oddVBand="0" w:evenVBand="0" w:oddHBand="0" w:evenHBand="0" w:firstRowFirstColumn="0" w:firstRowLastColumn="0" w:lastRowFirstColumn="0" w:lastRowLastColumn="0"/>
-              <w:rPr>
-                <w:rFonts w:ascii="Calibri" w:hAnsi="Calibri" w:cs="Calibri"/>
-                <w:color w:val="000000"/>
-                <w:sz w:val="16"/>
-                <w:szCs w:val="16"/>
-              </w:rPr>
-            </w:pPr>
-            <w:r>
-              <w:rPr>
-                <w:rFonts w:ascii="Calibri" w:hAnsi="Calibri" w:cs="Calibri"/>
-                <w:color w:val="000000"/>
-                <w:sz w:val="16"/>
-                <w:szCs w:val="16"/>
-              </w:rPr>
-              <w:t>SW2</w:t>
-            </w:r>
-          </w:p>
-        </w:tc>
-        <w:tc>
-          <w:tcPr>
-            <w:tcW w:w="1710" w:type="dxa"/>
-            <w:noWrap/>
-            <w:hideMark/>
-          </w:tcPr>
-          <w:p>
-            <w:pPr>
-              <w:cnfStyle w:val="000000000000" w:firstRow="0" w:lastRow="0" w:firstColumn="0" w:lastColumn="0" w:oddVBand="0" w:evenVBand="0" w:oddHBand="0" w:evenHBand="0" w:firstRowFirstColumn="0" w:firstRowLastColumn="0" w:lastRowFirstColumn="0" w:lastRowLastColumn="0"/>
-              <w:rPr>
-                <w:rFonts w:ascii="Calibri" w:hAnsi="Calibri" w:cs="Calibri"/>
-                <w:color w:val="000000"/>
-                <w:sz w:val="16"/>
-                <w:szCs w:val="16"/>
-              </w:rPr>
-            </w:pPr>
-            <w:r>
-              <w:rPr>
-                <w:rFonts w:ascii="Calibri" w:hAnsi="Calibri" w:cs="Calibri"/>
-                <w:color w:val="000000"/>
-                <w:sz w:val="16"/>
-                <w:szCs w:val="16"/>
-              </w:rPr>
-              <w:t>TS11-674-43-BK-160-RA-D</w:t>
-            </w:r>
-          </w:p>
-        </w:tc>
-        <w:tc>
-          <w:tcPr>
-            <w:tcW w:w="5310" w:type="dxa"/>
-            <w:noWrap/>
-            <w:hideMark/>
-          </w:tcPr>
-          <w:p>
-            <w:pPr>
-              <w:cnfStyle w:val="000000000000" w:firstRow="0" w:lastRow="0" w:firstColumn="0" w:lastColumn="0" w:oddVBand="0" w:evenVBand="0" w:oddHBand="0" w:evenHBand="0" w:firstRowFirstColumn="0" w:firstRowLastColumn="0" w:lastRowFirstColumn="0" w:lastRowLastColumn="0"/>
-              <w:rPr>
-                <w:rFonts w:ascii="Calibri" w:hAnsi="Calibri" w:cs="Calibri"/>
-                <w:color w:val="000000"/>
-                <w:sz w:val="16"/>
-                <w:szCs w:val="16"/>
-              </w:rPr>
-            </w:pPr>
-            <w:r>
-              <w:rPr>
-                <w:rFonts w:ascii="Calibri" w:hAnsi="Calibri" w:cs="Calibri"/>
-                <w:color w:val="000000"/>
-                <w:sz w:val="16"/>
-                <w:szCs w:val="16"/>
-              </w:rPr>
-              <w:t>Tactile Switches 6 x 7.4 mm 4.3 mm 160 gf Black Right Angle Through Hole SPST</w:t>
-            </w:r>
-          </w:p>
-        </w:tc>
-      </w:tr>
-      <w:tr>
-        <w:trPr>
-          <w:trHeight w:val="20"/>
-        </w:trPr>
-        <w:tc>
-          <w:tcPr>
-            <w:cnfStyle w:val="001000000000" w:firstRow="0" w:lastRow="0" w:firstColumn="1" w:lastColumn="0" w:oddVBand="0" w:evenVBand="0" w:oddHBand="0" w:evenHBand="0" w:firstRowFirstColumn="0" w:firstRowLastColumn="0" w:lastRowFirstColumn="0" w:lastRowLastColumn="0"/>
-            <w:tcW w:w="612" w:type="dxa"/>
-            <w:noWrap/>
-            <w:hideMark/>
-          </w:tcPr>
-          <w:p>
-            <w:pPr>
-              <w:jc w:val="center"/>
-              <w:rPr>
-                <w:rFonts w:ascii="Calibri" w:hAnsi="Calibri" w:cs="Calibri"/>
-                <w:color w:val="000000"/>
-                <w:sz w:val="16"/>
-                <w:szCs w:val="16"/>
-              </w:rPr>
-            </w:pPr>
-            <w:r>
-              <w:rPr>
-                <w:rFonts w:ascii="Calibri" w:hAnsi="Calibri" w:cs="Calibri"/>
-                <w:color w:val="000000"/>
-                <w:sz w:val="16"/>
-                <w:szCs w:val="16"/>
-              </w:rPr>
-              <w:t>1</w:t>
-            </w:r>
-          </w:p>
-        </w:tc>
-        <w:tc>
-          <w:tcPr>
-            <w:tcW w:w="1273" w:type="dxa"/>
-            <w:noWrap/>
-            <w:hideMark/>
-          </w:tcPr>
-          <w:p>
-            <w:pPr>
-              <w:cnfStyle w:val="000000000000" w:firstRow="0" w:lastRow="0" w:firstColumn="0" w:lastColumn="0" w:oddVBand="0" w:evenVBand="0" w:oddHBand="0" w:evenHBand="0" w:firstRowFirstColumn="0" w:firstRowLastColumn="0" w:lastRowFirstColumn="0" w:lastRowLastColumn="0"/>
-              <w:rPr>
-                <w:rFonts w:ascii="Calibri" w:hAnsi="Calibri" w:cs="Calibri"/>
-                <w:color w:val="000000"/>
-                <w:sz w:val="16"/>
-                <w:szCs w:val="16"/>
-              </w:rPr>
-            </w:pPr>
-            <w:r>
-              <w:rPr>
-                <w:rFonts w:ascii="Calibri" w:hAnsi="Calibri" w:cs="Calibri"/>
-                <w:color w:val="000000"/>
-                <w:sz w:val="16"/>
-                <w:szCs w:val="16"/>
-              </w:rPr>
-              <w:t>Gold Button</w:t>
-            </w:r>
-          </w:p>
-        </w:tc>
-        <w:tc>
-          <w:tcPr>
-            <w:tcW w:w="1710" w:type="dxa"/>
-            <w:noWrap/>
-            <w:hideMark/>
-          </w:tcPr>
-          <w:p>
-            <w:pPr>
-              <w:cnfStyle w:val="000000000000" w:firstRow="0" w:lastRow="0" w:firstColumn="0" w:lastColumn="0" w:oddVBand="0" w:evenVBand="0" w:oddHBand="0" w:evenHBand="0" w:firstRowFirstColumn="0" w:firstRowLastColumn="0" w:lastRowFirstColumn="0" w:lastRowLastColumn="0"/>
-              <w:rPr>
-                <w:rFonts w:ascii="Calibri" w:hAnsi="Calibri" w:cs="Calibri"/>
-                <w:color w:val="000000"/>
-                <w:sz w:val="16"/>
-                <w:szCs w:val="16"/>
-              </w:rPr>
-            </w:pPr>
-            <w:r>
-              <w:rPr>
-                <w:rFonts w:ascii="Calibri" w:hAnsi="Calibri" w:cs="Calibri"/>
-                <w:color w:val="000000"/>
-                <w:sz w:val="16"/>
-                <w:szCs w:val="16"/>
-              </w:rPr>
-              <w:t>SW3</w:t>
-            </w:r>
-          </w:p>
-        </w:tc>
-        <w:tc>
-          <w:tcPr>
-            <w:tcW w:w="1710" w:type="dxa"/>
-            <w:noWrap/>
-            <w:hideMark/>
-          </w:tcPr>
-          <w:p>
-            <w:pPr>
-              <w:cnfStyle w:val="000000000000" w:firstRow="0" w:lastRow="0" w:firstColumn="0" w:lastColumn="0" w:oddVBand="0" w:evenVBand="0" w:oddHBand="0" w:evenHBand="0" w:firstRowFirstColumn="0" w:firstRowLastColumn="0" w:lastRowFirstColumn="0" w:lastRowLastColumn="0"/>
-              <w:rPr>
-                <w:rFonts w:ascii="Calibri" w:hAnsi="Calibri" w:cs="Calibri"/>
-                <w:color w:val="000000"/>
-                <w:sz w:val="16"/>
-                <w:szCs w:val="16"/>
-              </w:rPr>
-            </w:pPr>
-            <w:r>
-              <w:rPr>
-                <w:rFonts w:ascii="Calibri" w:hAnsi="Calibri" w:cs="Calibri"/>
-                <w:color w:val="000000"/>
-                <w:sz w:val="16"/>
-                <w:szCs w:val="16"/>
-              </w:rPr>
-              <w:t>TS11-674-43-BK-160-RA-D</w:t>
-            </w:r>
-          </w:p>
-        </w:tc>
-        <w:tc>
-          <w:tcPr>
-            <w:tcW w:w="5310" w:type="dxa"/>
-            <w:noWrap/>
-            <w:hideMark/>
-          </w:tcPr>
-          <w:p>
-            <w:pPr>
-              <w:cnfStyle w:val="000000000000" w:firstRow="0" w:lastRow="0" w:firstColumn="0" w:lastColumn="0" w:oddVBand="0" w:evenVBand="0" w:oddHBand="0" w:evenHBand="0" w:firstRowFirstColumn="0" w:firstRowLastColumn="0" w:lastRowFirstColumn="0" w:lastRowLastColumn="0"/>
-              <w:rPr>
-                <w:rFonts w:ascii="Calibri" w:hAnsi="Calibri" w:cs="Calibri"/>
-                <w:color w:val="000000"/>
-                <w:sz w:val="16"/>
-                <w:szCs w:val="16"/>
-              </w:rPr>
-            </w:pPr>
-            <w:r>
-              <w:rPr>
-                <w:rFonts w:ascii="Calibri" w:hAnsi="Calibri" w:cs="Calibri"/>
-                <w:color w:val="000000"/>
-                <w:sz w:val="16"/>
-                <w:szCs w:val="16"/>
-              </w:rPr>
-              <w:t>Tactile Switches 6 x 7.4 mm 4.3 mm 160 gf Black Right Angle Through Hole SPST</w:t>
-            </w:r>
-          </w:p>
-        </w:tc>
-      </w:tr>
-      <w:tr>
-        <w:trPr>
-          <w:trHeight w:val="20"/>
-        </w:trPr>
-        <w:tc>
-          <w:tcPr>
-            <w:cnfStyle w:val="001000000000" w:firstRow="0" w:lastRow="0" w:firstColumn="1" w:lastColumn="0" w:oddVBand="0" w:evenVBand="0" w:oddHBand="0" w:evenHBand="0" w:firstRowFirstColumn="0" w:firstRowLastColumn="0" w:lastRowFirstColumn="0" w:lastRowLastColumn="0"/>
-            <w:tcW w:w="612" w:type="dxa"/>
-            <w:noWrap/>
-            <w:hideMark/>
-          </w:tcPr>
-          <w:p>
-            <w:pPr>
-              <w:jc w:val="center"/>
-              <w:rPr>
-                <w:rFonts w:ascii="Calibri" w:hAnsi="Calibri" w:cs="Calibri"/>
-                <w:color w:val="000000"/>
-                <w:sz w:val="16"/>
-                <w:szCs w:val="16"/>
-              </w:rPr>
-            </w:pPr>
-            <w:r>
-              <w:rPr>
-                <w:rFonts w:ascii="Calibri" w:hAnsi="Calibri" w:cs="Calibri"/>
-                <w:color w:val="000000"/>
-                <w:sz w:val="16"/>
-                <w:szCs w:val="16"/>
-              </w:rPr>
-              <w:t>1</w:t>
-            </w:r>
-          </w:p>
-        </w:tc>
-        <w:tc>
-          <w:tcPr>
-            <w:tcW w:w="1273" w:type="dxa"/>
-            <w:noWrap/>
-            <w:hideMark/>
-          </w:tcPr>
-          <w:p>
-            <w:pPr>
-              <w:cnfStyle w:val="000000000000" w:firstRow="0" w:lastRow="0" w:firstColumn="0" w:lastColumn="0" w:oddVBand="0" w:evenVBand="0" w:oddHBand="0" w:evenHBand="0" w:firstRowFirstColumn="0" w:firstRowLastColumn="0" w:lastRowFirstColumn="0" w:lastRowLastColumn="0"/>
-              <w:rPr>
-                <w:rFonts w:ascii="Calibri" w:hAnsi="Calibri" w:cs="Calibri"/>
-                <w:color w:val="000000"/>
-                <w:sz w:val="16"/>
-                <w:szCs w:val="16"/>
-              </w:rPr>
-            </w:pPr>
-            <w:r>
-              <w:rPr>
-                <w:rFonts w:ascii="Calibri" w:hAnsi="Calibri" w:cs="Calibri"/>
-                <w:color w:val="000000"/>
-                <w:sz w:val="16"/>
-                <w:szCs w:val="16"/>
-              </w:rPr>
-              <w:t>ABM-40MHZ</w:t>
-            </w:r>
-          </w:p>
-        </w:tc>
-        <w:tc>
-          <w:tcPr>
-            <w:tcW w:w="1710" w:type="dxa"/>
-            <w:noWrap/>
-            <w:hideMark/>
-          </w:tcPr>
-          <w:p>
-            <w:pPr>
-              <w:cnfStyle w:val="000000000000" w:firstRow="0" w:lastRow="0" w:firstColumn="0" w:lastColumn="0" w:oddVBand="0" w:evenVBand="0" w:oddHBand="0" w:evenHBand="0" w:firstRowFirstColumn="0" w:firstRowLastColumn="0" w:lastRowFirstColumn="0" w:lastRowLastColumn="0"/>
-              <w:rPr>
-                <w:rFonts w:ascii="Calibri" w:hAnsi="Calibri" w:cs="Calibri"/>
-                <w:color w:val="000000"/>
-                <w:sz w:val="16"/>
-                <w:szCs w:val="16"/>
-              </w:rPr>
-            </w:pPr>
-            <w:r>
-              <w:rPr>
-                <w:rFonts w:ascii="Calibri" w:hAnsi="Calibri" w:cs="Calibri"/>
-                <w:color w:val="000000"/>
-                <w:sz w:val="16"/>
-                <w:szCs w:val="16"/>
-              </w:rPr>
-              <w:t>Y1</w:t>
-            </w:r>
-          </w:p>
-        </w:tc>
-        <w:tc>
-          <w:tcPr>
-            <w:tcW w:w="1710" w:type="dxa"/>
-            <w:noWrap/>
-            <w:hideMark/>
-          </w:tcPr>
-          <w:p>
-            <w:pPr>
-              <w:cnfStyle w:val="000000000000" w:firstRow="0" w:lastRow="0" w:firstColumn="0" w:lastColumn="0" w:oddVBand="0" w:evenVBand="0" w:oddHBand="0" w:evenHBand="0" w:firstRowFirstColumn="0" w:firstRowLastColumn="0" w:lastRowFirstColumn="0" w:lastRowLastColumn="0"/>
-              <w:rPr>
-                <w:rFonts w:ascii="Calibri" w:hAnsi="Calibri" w:cs="Calibri"/>
-                <w:color w:val="000000"/>
-                <w:sz w:val="16"/>
-                <w:szCs w:val="16"/>
-              </w:rPr>
-            </w:pPr>
-            <w:r>
-              <w:rPr>
-                <w:rFonts w:ascii="Calibri" w:hAnsi="Calibri" w:cs="Calibri"/>
-                <w:color w:val="000000"/>
-                <w:sz w:val="16"/>
-                <w:szCs w:val="16"/>
-              </w:rPr>
-              <w:t>ABM3-40.000MHZ-B2-T</w:t>
-            </w:r>
-          </w:p>
-        </w:tc>
-        <w:tc>
-          <w:tcPr>
-            <w:tcW w:w="5310" w:type="dxa"/>
-            <w:noWrap/>
-            <w:hideMark/>
-          </w:tcPr>
-          <w:p>
-            <w:pPr>
-              <w:cnfStyle w:val="000000000000" w:firstRow="0" w:lastRow="0" w:firstColumn="0" w:lastColumn="0" w:oddVBand="0" w:evenVBand="0" w:oddHBand="0" w:evenHBand="0" w:firstRowFirstColumn="0" w:firstRowLastColumn="0" w:lastRowFirstColumn="0" w:lastRowLastColumn="0"/>
-              <w:rPr>
-                <w:rFonts w:ascii="Calibri" w:hAnsi="Calibri" w:cs="Calibri"/>
-                <w:color w:val="000000"/>
-                <w:sz w:val="16"/>
-                <w:szCs w:val="16"/>
-              </w:rPr>
-            </w:pPr>
-            <w:r>
-              <w:rPr>
-                <w:rFonts w:ascii="Calibri" w:hAnsi="Calibri" w:cs="Calibri"/>
-                <w:color w:val="000000"/>
-                <w:sz w:val="16"/>
-                <w:szCs w:val="16"/>
-              </w:rPr>
-              <w:t xml:space="preserve">Crystals </w:t>
-            </w:r>
-            <w:proofErr w:type="spellStart"/>
-            <w:r>
-              <w:rPr>
-                <w:rFonts w:ascii="Calibri" w:hAnsi="Calibri" w:cs="Calibri"/>
-                <w:color w:val="000000"/>
-                <w:sz w:val="16"/>
-                <w:szCs w:val="16"/>
-              </w:rPr>
-              <w:t>Xtal</w:t>
-            </w:r>
-            <w:proofErr w:type="spellEnd"/>
-            <w:r>
-              <w:rPr>
-                <w:rFonts w:ascii="Calibri" w:hAnsi="Calibri" w:cs="Calibri"/>
-                <w:color w:val="000000"/>
-                <w:sz w:val="16"/>
-                <w:szCs w:val="16"/>
-              </w:rPr>
-              <w:t xml:space="preserve"> 5032 2-SMD 40MHz Tol +/-20ppm Stab +/-50ppm -20C - 70C 18pF 25 Ohms</w:t>
+                <w:rFonts w:ascii="Calibri" w:hAnsi="Calibri" w:cs="Calibri"/>
+                <w:color w:val="000000"/>
+                <w:sz w:val="16"/>
+                <w:szCs w:val="16"/>
+              </w:rPr>
+            </w:pPr>
+            <w:r>
+              <w:rPr>
+                <w:rFonts w:ascii="Calibri" w:hAnsi="Calibri" w:cs="Calibri"/>
+                <w:color w:val="000000"/>
+                <w:sz w:val="16"/>
+                <w:szCs w:val="16"/>
+              </w:rPr>
+              <w:t>Crystals Xtal 5032 2-SMD 40MHz Tol +/-20ppm Stab +/-50ppm -20C - 70C 18pF 25 Ohms</w:t>
             </w:r>
           </w:p>
         </w:tc>
@@ -12925,21 +11900,19 @@
               </w:rPr>
               <w:t>J</w:t>
             </w:r>
-            <w:proofErr w:type="gramStart"/>
-            <w:r>
-              <w:rPr>
-                <w:sz w:val="16"/>
-                <w:szCs w:val="16"/>
-              </w:rPr>
-              <w:t>5,J</w:t>
-            </w:r>
-            <w:proofErr w:type="gramEnd"/>
-            <w:r>
-              <w:rPr>
-                <w:sz w:val="16"/>
-                <w:szCs w:val="16"/>
-              </w:rPr>
-              <w:t>7</w:t>
+            <w:r>
+              <w:rPr>
+                <w:sz w:val="16"/>
+                <w:szCs w:val="16"/>
+              </w:rPr>
+              <w:t>6</w:t>
+            </w:r>
+            <w:r>
+              <w:rPr>
+                <w:sz w:val="16"/>
+                <w:szCs w:val="16"/>
+              </w:rPr>
+              <w:t>,J12</w:t>
             </w:r>
           </w:p>
         </w:tc>
@@ -12961,7 +11934,21 @@
                 <w:sz w:val="16"/>
                 <w:szCs w:val="16"/>
               </w:rPr>
-              <w:t>I2C Header</w:t>
+              <w:t xml:space="preserve">3.3/5 Volt </w:t>
+            </w:r>
+            <w:r>
+              <w:rPr>
+                <w:sz w:val="16"/>
+                <w:szCs w:val="16"/>
+              </w:rPr>
+              <w:t>Power Sel</w:t>
+            </w:r>
+            <w:r>
+              <w:rPr>
+                <w:sz w:val="16"/>
+                <w:szCs w:val="16"/>
+              </w:rPr>
+              <w:t>ection</w:t>
             </w:r>
           </w:p>
         </w:tc>
@@ -12986,44 +11973,7 @@
                 <w:sz w:val="16"/>
                 <w:szCs w:val="16"/>
               </w:rPr>
-              <w:t>J</w:t>
-            </w:r>
-            <w:proofErr w:type="gramStart"/>
-            <w:r>
-              <w:rPr>
-                <w:sz w:val="16"/>
-                <w:szCs w:val="16"/>
-              </w:rPr>
-              <w:t>6</w:t>
-            </w:r>
-            <w:r>
-              <w:rPr>
-                <w:sz w:val="16"/>
-                <w:szCs w:val="16"/>
-              </w:rPr>
-              <w:t>,J</w:t>
-            </w:r>
-            <w:r>
-              <w:rPr>
-                <w:sz w:val="16"/>
-                <w:szCs w:val="16"/>
-              </w:rPr>
-              <w:t>8</w:t>
-            </w:r>
-            <w:r>
-              <w:rPr>
-                <w:sz w:val="16"/>
-                <w:szCs w:val="16"/>
-              </w:rPr>
-              <w:t>,J</w:t>
-            </w:r>
-            <w:proofErr w:type="gramEnd"/>
-            <w:r>
-              <w:rPr>
-                <w:sz w:val="16"/>
-                <w:szCs w:val="16"/>
-              </w:rPr>
-              <w:t>12</w:t>
+              <w:t>J16</w:t>
             </w:r>
           </w:p>
         </w:tc>
@@ -13045,21 +11995,14 @@
                 <w:sz w:val="16"/>
                 <w:szCs w:val="16"/>
               </w:rPr>
-              <w:t xml:space="preserve">3.3/5 Volt </w:t>
-            </w:r>
-            <w:r>
-              <w:rPr>
-                <w:sz w:val="16"/>
-                <w:szCs w:val="16"/>
-              </w:rPr>
-              <w:t>Power Sel</w:t>
-            </w:r>
-            <w:r>
-              <w:rPr>
-                <w:sz w:val="16"/>
-                <w:szCs w:val="16"/>
-              </w:rPr>
-              <w:t>ection</w:t>
+              <w:t>FRAM Power Sel</w:t>
+            </w:r>
+            <w:r>
+              <w:rPr>
+                <w:sz w:val="16"/>
+                <w:szCs w:val="16"/>
+              </w:rPr>
+              <w:t>ect</w:t>
             </w:r>
           </w:p>
         </w:tc>
@@ -13084,7 +12027,14 @@
                 <w:sz w:val="16"/>
                 <w:szCs w:val="16"/>
               </w:rPr>
-              <w:t>J9</w:t>
+              <w:t>J</w:t>
+            </w:r>
+            <w:r>
+              <w:rPr>
+                <w:sz w:val="16"/>
+                <w:szCs w:val="16"/>
+              </w:rPr>
+              <w:t>7</w:t>
             </w:r>
           </w:p>
         </w:tc>
@@ -13106,14 +12056,7 @@
                 <w:sz w:val="16"/>
                 <w:szCs w:val="16"/>
               </w:rPr>
-              <w:t>Fram Breakout</w:t>
-            </w:r>
-            <w:r>
-              <w:rPr>
-                <w:sz w:val="16"/>
-                <w:szCs w:val="16"/>
-              </w:rPr>
-              <w:t xml:space="preserve"> header</w:t>
+              <w:t>power out</w:t>
             </w:r>
           </w:p>
         </w:tc>
@@ -13140,21 +12083,12 @@
               </w:rPr>
               <w:t>J</w:t>
             </w:r>
-            <w:proofErr w:type="gramStart"/>
-            <w:r>
-              <w:rPr>
-                <w:sz w:val="16"/>
-                <w:szCs w:val="16"/>
-              </w:rPr>
-              <w:t>14,J</w:t>
-            </w:r>
-            <w:proofErr w:type="gramEnd"/>
-            <w:r>
-              <w:rPr>
-                <w:sz w:val="16"/>
-                <w:szCs w:val="16"/>
-              </w:rPr>
-              <w:t>17</w:t>
+            <w:r>
+              <w:rPr>
+                <w:sz w:val="16"/>
+                <w:szCs w:val="16"/>
+              </w:rPr>
+              <w:t>5</w:t>
             </w:r>
           </w:p>
         </w:tc>
@@ -13176,14 +12110,7 @@
                 <w:sz w:val="16"/>
                 <w:szCs w:val="16"/>
               </w:rPr>
-              <w:t xml:space="preserve">Pico Pinout </w:t>
-            </w:r>
-            <w:r>
-              <w:rPr>
-                <w:sz w:val="16"/>
-                <w:szCs w:val="16"/>
-              </w:rPr>
-              <w:t>Conn_01x20</w:t>
+              <w:t>Power terminal block</w:t>
             </w:r>
           </w:p>
         </w:tc>
@@ -13208,7 +12135,7 @@
                 <w:sz w:val="16"/>
                 <w:szCs w:val="16"/>
               </w:rPr>
-              <w:t>J16</w:t>
+              <w:t>J20</w:t>
             </w:r>
           </w:p>
         </w:tc>
@@ -13230,14 +12157,14 @@
                 <w:sz w:val="16"/>
                 <w:szCs w:val="16"/>
               </w:rPr>
-              <w:t>FRAM Power Sel</w:t>
-            </w:r>
-            <w:r>
-              <w:rPr>
-                <w:sz w:val="16"/>
-                <w:szCs w:val="16"/>
-              </w:rPr>
-              <w:t>ect</w:t>
+              <w:t>Barrel Jack</w:t>
+            </w:r>
+            <w:r>
+              <w:rPr>
+                <w:sz w:val="16"/>
+                <w:szCs w:val="16"/>
+              </w:rPr>
+              <w:t xml:space="preserve"> power input</w:t>
             </w:r>
           </w:p>
         </w:tc>
@@ -13262,7 +12189,7 @@
                 <w:sz w:val="16"/>
                 <w:szCs w:val="16"/>
               </w:rPr>
-              <w:t>J18</w:t>
+              <w:t>J24</w:t>
             </w:r>
           </w:p>
         </w:tc>
@@ -13279,21 +12206,19 @@
                 <w:szCs w:val="16"/>
               </w:rPr>
             </w:pPr>
-            <w:proofErr w:type="gramStart"/>
-            <w:r>
-              <w:rPr>
-                <w:sz w:val="16"/>
-                <w:szCs w:val="16"/>
-              </w:rPr>
-              <w:t>5 volt</w:t>
-            </w:r>
-            <w:proofErr w:type="gramEnd"/>
-            <w:r>
-              <w:rPr>
-                <w:sz w:val="16"/>
-                <w:szCs w:val="16"/>
-              </w:rPr>
-              <w:t xml:space="preserve"> power out</w:t>
+            <w:r>
+              <w:rPr>
+                <w:sz w:val="16"/>
+                <w:szCs w:val="16"/>
+              </w:rPr>
+              <w:t>External Reset</w:t>
+            </w:r>
+            <w:r>
+              <w:rPr>
+                <w:sz w:val="16"/>
+                <w:szCs w:val="16"/>
+              </w:rPr>
+              <w:t xml:space="preserve"> header</w:t>
             </w:r>
           </w:p>
         </w:tc>
@@ -13318,7 +12243,7 @@
                 <w:sz w:val="16"/>
                 <w:szCs w:val="16"/>
               </w:rPr>
-              <w:t>J19</w:t>
+              <w:t>J27</w:t>
             </w:r>
           </w:p>
         </w:tc>
@@ -13335,21 +12260,19 @@
                 <w:szCs w:val="16"/>
               </w:rPr>
             </w:pPr>
-            <w:proofErr w:type="gramStart"/>
-            <w:r>
-              <w:rPr>
-                <w:sz w:val="16"/>
-                <w:szCs w:val="16"/>
-              </w:rPr>
-              <w:t>3.3 volt</w:t>
-            </w:r>
-            <w:proofErr w:type="gramEnd"/>
-            <w:r>
-              <w:rPr>
-                <w:sz w:val="16"/>
-                <w:szCs w:val="16"/>
-              </w:rPr>
-              <w:t xml:space="preserve"> power out</w:t>
+            <w:r>
+              <w:rPr>
+                <w:sz w:val="16"/>
+                <w:szCs w:val="16"/>
+              </w:rPr>
+              <w:t>MasterPower</w:t>
+            </w:r>
+            <w:r>
+              <w:rPr>
+                <w:sz w:val="16"/>
+                <w:szCs w:val="16"/>
+              </w:rPr>
+              <w:t xml:space="preserve"> bridge header</w:t>
             </w:r>
           </w:p>
         </w:tc>
@@ -13374,7 +12297,14 @@
                 <w:sz w:val="16"/>
                 <w:szCs w:val="16"/>
               </w:rPr>
-              <w:t>J20</w:t>
+              <w:t>JP</w:t>
+            </w:r>
+            <w:r>
+              <w:rPr>
+                <w:sz w:val="16"/>
+                <w:szCs w:val="16"/>
+              </w:rPr>
+              <w:t>2</w:t>
             </w:r>
           </w:p>
         </w:tc>
@@ -13396,14 +12326,28 @@
                 <w:sz w:val="16"/>
                 <w:szCs w:val="16"/>
               </w:rPr>
-              <w:t>Barrel Jack</w:t>
-            </w:r>
-            <w:r>
-              <w:rPr>
-                <w:sz w:val="16"/>
-                <w:szCs w:val="16"/>
-              </w:rPr>
-              <w:t xml:space="preserve"> power input</w:t>
+              <w:t xml:space="preserve">J2 </w:t>
+            </w:r>
+            <w:r>
+              <w:rPr>
+                <w:sz w:val="16"/>
+                <w:szCs w:val="16"/>
+              </w:rPr>
+              <w:t xml:space="preserve">LCC </w:t>
+            </w:r>
+            <w:r>
+              <w:rPr>
+                <w:sz w:val="16"/>
+                <w:szCs w:val="16"/>
+              </w:rPr>
+              <w:t>P</w:t>
+            </w:r>
+            <w:r>
+              <w:rPr>
+                <w:sz w:val="16"/>
+                <w:szCs w:val="16"/>
+              </w:rPr>
+              <w:t>ower enable</w:t>
             </w:r>
           </w:p>
         </w:tc>
@@ -13428,7 +12372,7 @@
                 <w:sz w:val="16"/>
                 <w:szCs w:val="16"/>
               </w:rPr>
-              <w:t>J24</w:t>
+              <w:t>JP3</w:t>
             </w:r>
           </w:p>
         </w:tc>
@@ -13450,14 +12394,28 @@
                 <w:sz w:val="16"/>
                 <w:szCs w:val="16"/>
               </w:rPr>
-              <w:t>External Reset</w:t>
-            </w:r>
-            <w:r>
-              <w:rPr>
-                <w:sz w:val="16"/>
-                <w:szCs w:val="16"/>
-              </w:rPr>
-              <w:t xml:space="preserve"> header</w:t>
+              <w:t xml:space="preserve">J1 </w:t>
+            </w:r>
+            <w:r>
+              <w:rPr>
+                <w:sz w:val="16"/>
+                <w:szCs w:val="16"/>
+              </w:rPr>
+              <w:t xml:space="preserve">LCC </w:t>
+            </w:r>
+            <w:r>
+              <w:rPr>
+                <w:sz w:val="16"/>
+                <w:szCs w:val="16"/>
+              </w:rPr>
+              <w:t>P</w:t>
+            </w:r>
+            <w:r>
+              <w:rPr>
+                <w:sz w:val="16"/>
+                <w:szCs w:val="16"/>
+              </w:rPr>
+              <w:t>ower enable</w:t>
             </w:r>
           </w:p>
         </w:tc>
@@ -13482,199 +12440,14 @@
                 <w:sz w:val="16"/>
                 <w:szCs w:val="16"/>
               </w:rPr>
-              <w:t>J27</w:t>
-            </w:r>
-          </w:p>
-        </w:tc>
-        <w:tc>
-          <w:tcPr>
-            <w:tcW w:w="2487" w:type="dxa"/>
-            <w:noWrap/>
-            <w:hideMark/>
-          </w:tcPr>
-          <w:p>
-            <w:pPr>
-              <w:rPr>
-                <w:sz w:val="16"/>
-                <w:szCs w:val="16"/>
-              </w:rPr>
-            </w:pPr>
-            <w:proofErr w:type="spellStart"/>
-            <w:r>
-              <w:rPr>
-                <w:sz w:val="16"/>
-                <w:szCs w:val="16"/>
-              </w:rPr>
-              <w:t>MasterPower</w:t>
-            </w:r>
-            <w:proofErr w:type="spellEnd"/>
-            <w:r>
-              <w:rPr>
-                <w:sz w:val="16"/>
-                <w:szCs w:val="16"/>
-              </w:rPr>
-              <w:t xml:space="preserve"> bridge header</w:t>
-            </w:r>
-          </w:p>
-        </w:tc>
-      </w:tr>
-      <w:tr>
-        <w:trPr>
-          <w:trHeight w:val="285"/>
-        </w:trPr>
-        <w:tc>
-          <w:tcPr>
-            <w:tcW w:w="1194" w:type="dxa"/>
-          </w:tcPr>
-          <w:p>
-            <w:pPr>
-              <w:rPr>
-                <w:sz w:val="16"/>
-                <w:szCs w:val="16"/>
-              </w:rPr>
-            </w:pPr>
-            <w:r>
-              <w:rPr>
-                <w:sz w:val="16"/>
-                <w:szCs w:val="16"/>
-              </w:rPr>
-              <w:t>JP1</w:t>
-            </w:r>
-          </w:p>
-        </w:tc>
-        <w:tc>
-          <w:tcPr>
-            <w:tcW w:w="2487" w:type="dxa"/>
-            <w:noWrap/>
-            <w:hideMark/>
-          </w:tcPr>
-          <w:p>
-            <w:pPr>
-              <w:rPr>
-                <w:sz w:val="16"/>
-                <w:szCs w:val="16"/>
-              </w:rPr>
-            </w:pPr>
-            <w:r>
-              <w:rPr>
-                <w:sz w:val="16"/>
-                <w:szCs w:val="16"/>
-              </w:rPr>
-              <w:t xml:space="preserve">J2 </w:t>
-            </w:r>
-            <w:r>
-              <w:rPr>
-                <w:sz w:val="16"/>
-                <w:szCs w:val="16"/>
-              </w:rPr>
-              <w:t xml:space="preserve">LCC </w:t>
-            </w:r>
-            <w:r>
-              <w:rPr>
-                <w:sz w:val="16"/>
-                <w:szCs w:val="16"/>
-              </w:rPr>
-              <w:t>P</w:t>
-            </w:r>
-            <w:r>
-              <w:rPr>
-                <w:sz w:val="16"/>
-                <w:szCs w:val="16"/>
-              </w:rPr>
-              <w:t>ower enable</w:t>
-            </w:r>
-          </w:p>
-        </w:tc>
-      </w:tr>
-      <w:tr>
-        <w:trPr>
-          <w:trHeight w:val="285"/>
-        </w:trPr>
-        <w:tc>
-          <w:tcPr>
-            <w:tcW w:w="1194" w:type="dxa"/>
-          </w:tcPr>
-          <w:p>
-            <w:pPr>
-              <w:rPr>
-                <w:sz w:val="16"/>
-                <w:szCs w:val="16"/>
-              </w:rPr>
-            </w:pPr>
-            <w:r>
-              <w:rPr>
-                <w:sz w:val="16"/>
-                <w:szCs w:val="16"/>
-              </w:rPr>
-              <w:t>JP3</w:t>
-            </w:r>
-          </w:p>
-        </w:tc>
-        <w:tc>
-          <w:tcPr>
-            <w:tcW w:w="2487" w:type="dxa"/>
-            <w:noWrap/>
-            <w:hideMark/>
-          </w:tcPr>
-          <w:p>
-            <w:pPr>
-              <w:rPr>
-                <w:sz w:val="16"/>
-                <w:szCs w:val="16"/>
-              </w:rPr>
-            </w:pPr>
-            <w:r>
-              <w:rPr>
-                <w:sz w:val="16"/>
-                <w:szCs w:val="16"/>
-              </w:rPr>
-              <w:t xml:space="preserve">J1 </w:t>
-            </w:r>
-            <w:r>
-              <w:rPr>
-                <w:sz w:val="16"/>
-                <w:szCs w:val="16"/>
-              </w:rPr>
-              <w:t xml:space="preserve">LCC </w:t>
-            </w:r>
-            <w:r>
-              <w:rPr>
-                <w:sz w:val="16"/>
-                <w:szCs w:val="16"/>
-              </w:rPr>
-              <w:t>P</w:t>
-            </w:r>
-            <w:r>
-              <w:rPr>
-                <w:sz w:val="16"/>
-                <w:szCs w:val="16"/>
-              </w:rPr>
-              <w:t>ower enable</w:t>
-            </w:r>
-          </w:p>
-        </w:tc>
-      </w:tr>
-      <w:tr>
-        <w:trPr>
-          <w:trHeight w:val="285"/>
-        </w:trPr>
-        <w:tc>
-          <w:tcPr>
-            <w:tcW w:w="1194" w:type="dxa"/>
-          </w:tcPr>
-          <w:p>
-            <w:pPr>
-              <w:rPr>
-                <w:sz w:val="16"/>
-                <w:szCs w:val="16"/>
-              </w:rPr>
-            </w:pPr>
-            <w:r>
-              <w:rPr>
-                <w:sz w:val="16"/>
-                <w:szCs w:val="16"/>
-              </w:rPr>
-              <w:t>JP4</w:t>
+              <w:t>JP</w:t>
+            </w:r>
+            <w:r>
+              <w:rPr>
+                <w:sz w:val="16"/>
+                <w:szCs w:val="16"/>
+              </w:rPr>
+              <w:t>1</w:t>
             </w:r>
           </w:p>
         </w:tc>
@@ -13820,7 +12593,7 @@
           <w:numId w:val="2"/>
         </w:numPr>
       </w:pPr>
-      <w:hyperlink r:id="rId7" w:history="1">
+      <w:hyperlink r:id="rId8" w:history="1">
         <w:r>
           <w:rPr>
             <w:rStyle w:val="Hyperlink"/>
@@ -13837,7 +12610,7 @@
           <w:numId w:val="2"/>
         </w:numPr>
       </w:pPr>
-      <w:hyperlink r:id="rId8" w:history="1">
+      <w:hyperlink r:id="rId9" w:history="1">
         <w:r>
           <w:rPr>
             <w:rStyle w:val="Hyperlink"/>
@@ -13854,7 +12627,7 @@
           <w:numId w:val="2"/>
         </w:numPr>
       </w:pPr>
-      <w:hyperlink r:id="rId9" w:history="1">
+      <w:hyperlink r:id="rId10" w:history="1">
         <w:r>
           <w:rPr>
             <w:rStyle w:val="Hyperlink"/>
@@ -13871,7 +12644,7 @@
           <w:numId w:val="2"/>
         </w:numPr>
       </w:pPr>
-      <w:hyperlink r:id="rId10" w:history="1">
+      <w:hyperlink r:id="rId11" w:history="1">
         <w:r>
           <w:rPr>
             <w:rStyle w:val="Hyperlink"/>
@@ -13893,6 +12666,7 @@
           <w:rFonts w:eastAsia="Times New Roman"/>
           <w:bdr w:val="none" w:sz="0" w:space="0" w:color="auto" w:frame="1"/>
         </w:rPr>
+        <w:lastRenderedPageBreak/>
         <w:t>Architectural Standard</w:t>
       </w:r>
     </w:p>
@@ -13903,7 +12677,7 @@
       <w:r>
         <w:t>Cross-project firmware conventions (board versioning, breakout pin assignments, configuration memory, naming) for all node applications above are documented in: </w:t>
       </w:r>
-      <w:hyperlink r:id="rId11" w:history="1">
+      <w:hyperlink r:id="rId12" w:history="1">
         <w:r>
           <w:rPr>
             <w:rStyle w:val="Hyperlink"/>
@@ -13935,7 +12709,7 @@
       <w:r>
         <w:t>Use the RP2040 board library by Earle Philhower: </w:t>
       </w:r>
-      <w:hyperlink r:id="rId12" w:history="1">
+      <w:hyperlink r:id="rId13" w:history="1">
         <w:r>
           <w:rPr>
             <w:rStyle w:val="Hyperlink"/>
@@ -13968,7 +12742,7 @@
           <w:numId w:val="3"/>
         </w:numPr>
       </w:pPr>
-      <w:hyperlink r:id="rId13" w:history="1">
+      <w:hyperlink r:id="rId14" w:history="1">
         <w:r>
           <w:rPr>
             <w:rStyle w:val="Hyperlink"/>
@@ -13985,7 +12759,7 @@
           <w:numId w:val="3"/>
         </w:numPr>
       </w:pPr>
-      <w:hyperlink r:id="rId14" w:history="1">
+      <w:hyperlink r:id="rId15" w:history="1">
         <w:r>
           <w:rPr>
             <w:rStyle w:val="Hyperlink"/>
@@ -14070,16 +12844,13 @@
           <w:bdr w:val="none" w:sz="0" w:space="0" w:color="auto" w:frame="1"/>
         </w:rPr>
       </w:pPr>
-      <w:proofErr w:type="spellStart"/>
       <w:r>
         <w:rPr>
           <w:rFonts w:eastAsia="Times New Roman"/>
           <w:bdr w:val="none" w:sz="0" w:space="0" w:color="auto" w:frame="1"/>
         </w:rPr>
-        <w:lastRenderedPageBreak/>
         <w:t>NeoPixel</w:t>
       </w:r>
-      <w:proofErr w:type="spellEnd"/>
     </w:p>
     <w:p>
       <w:pPr>
@@ -14090,15 +12861,7 @@
         </w:numPr>
       </w:pPr>
       <w:r>
-        <w:t xml:space="preserve">NeoPixelBus by </w:t>
-      </w:r>
-      <w:proofErr w:type="spellStart"/>
-      <w:r>
-        <w:t>Makuna</w:t>
-      </w:r>
-      <w:proofErr w:type="spellEnd"/>
-      <w:r>
-        <w:t xml:space="preserve"> (preferred)</w:t>
+        <w:t>NeoPixelBus by Makuna (preferred)</w:t>
       </w:r>
     </w:p>
     <w:p>
@@ -14109,13 +12872,8 @@
           <w:numId w:val="6"/>
         </w:numPr>
       </w:pPr>
-      <w:proofErr w:type="spellStart"/>
       <w:r>
-        <w:t>NeoPixelConnect</w:t>
-      </w:r>
-      <w:proofErr w:type="spellEnd"/>
-      <w:r>
-        <w:t xml:space="preserve"> by Alan Yorinks</w:t>
+        <w:t>NeoPixelConnect by Alan Yorinks</w:t>
       </w:r>
     </w:p>
     <w:p>
@@ -14161,7 +12919,7 @@
       <w:r>
         <w:t>TFT_eSPI_RA8876.h — display library (modified): </w:t>
       </w:r>
-      <w:hyperlink r:id="rId15" w:history="1">
+      <w:hyperlink r:id="rId16" w:history="1">
         <w:r>
           <w:rPr>
             <w:rStyle w:val="Hyperlink"/>
@@ -14181,7 +12939,7 @@
       <w:r>
         <w:t>RA8876_RP2040.h — display library (modified): </w:t>
       </w:r>
-      <w:hyperlink r:id="rId16" w:history="1">
+      <w:hyperlink r:id="rId17" w:history="1">
         <w:r>
           <w:rPr>
             <w:rStyle w:val="Hyperlink"/>
@@ -14198,15 +12956,10 @@
           <w:numId w:val="7"/>
         </w:numPr>
       </w:pPr>
-      <w:proofErr w:type="spellStart"/>
       <w:r>
-        <w:t>my_bb_captouch.h</w:t>
+        <w:t>my_bb_captouch.h — capacitive touch driver (modified): </w:t>
       </w:r>
-      <w:proofErr w:type="spellEnd"/>
-      <w:r>
-        <w:t> — capacitive touch driver (modified): </w:t>
-      </w:r>
-      <w:hyperlink r:id="rId17" w:history="1">
+      <w:hyperlink r:id="rId18" w:history="1">
         <w:r>
           <w:rPr>
             <w:rStyle w:val="Hyperlink"/>
@@ -14291,21 +13044,8 @@
           <w:numId w:val="9"/>
         </w:numPr>
       </w:pPr>
-      <w:proofErr w:type="spellStart"/>
       <w:r>
-        <w:t>AccelStepper.h</w:t>
-      </w:r>
-      <w:proofErr w:type="spellEnd"/>
-      <w:r>
-        <w:t> </w:t>
-      </w:r>
-      <w:proofErr w:type="gramStart"/>
-      <w:r>
-        <w:t>by  Mike</w:t>
-      </w:r>
-      <w:proofErr w:type="gramEnd"/>
-      <w:r>
-        <w:t xml:space="preserve"> McCauley (modified)</w:t>
+        <w:t>AccelStepper.h by  Mike McCauley (modified)</w:t>
       </w:r>
     </w:p>
     <w:p>

--- a/Documentation/LCC Pico Node V3_0 User Guide.docx
+++ b/Documentation/LCC Pico Node V3_0 User Guide.docx
@@ -64,7 +64,13 @@
         <w:t xml:space="preserve"> </w:t>
       </w:r>
       <w:r>
-        <w:t>It exposes 16 GP pins through two 10P IDC connectors, plus an additional 5-pin analog header (I/O-3), for general-purpose I/O.</w:t>
+        <w:t xml:space="preserve">It exposes 16 GP pins through two 10P IDC connectors, plus an additional </w:t>
+      </w:r>
+      <w:r>
+        <w:t>6</w:t>
+      </w:r>
+      <w:r>
+        <w:t>-pin analog header (I/O-3), for general-purpose I/O.</w:t>
       </w:r>
       <w:r>
         <w:t xml:space="preserve"> </w:t>
@@ -87,7 +93,15 @@
         <w:t>,</w:t>
       </w:r>
       <w:r>
-        <w:t xml:space="preserve"> and Gold button lines</w:t>
+        <w:t xml:space="preserve"> and </w:t>
+      </w:r>
+      <w:proofErr w:type="gramStart"/>
+      <w:r>
+        <w:t>Gold</w:t>
+      </w:r>
+      <w:proofErr w:type="gramEnd"/>
+      <w:r>
+        <w:t xml:space="preserve"> button lines</w:t>
       </w:r>
       <w:r>
         <w:t xml:space="preserve"> other than for the Blue and Gold LEDs</w:t>
@@ -98,6 +112,8 @@
       <w:r>
         <w:t xml:space="preserve"> </w:t>
       </w:r>
+    </w:p>
+    <w:p>
       <w:r>
         <w:rPr>
           <w:noProof/>
@@ -105,18 +121,18 @@
         <mc:AlternateContent>
           <mc:Choice Requires="wps">
             <w:drawing>
-              <wp:anchor distT="0" distB="0" distL="114300" distR="114300" simplePos="0" relativeHeight="251725824" behindDoc="0" locked="0" layoutInCell="1" allowOverlap="1" wp14:anchorId="6C7AB728" wp14:editId="0CAA45B4">
+              <wp:anchor distT="0" distB="0" distL="114300" distR="114300" simplePos="0" relativeHeight="251693056" behindDoc="0" locked="0" layoutInCell="1" allowOverlap="1" wp14:anchorId="78C1909B" wp14:editId="13CACBFA">
                 <wp:simplePos x="0" y="0"/>
                 <wp:positionH relativeFrom="column">
-                  <wp:posOffset>1468659</wp:posOffset>
+                  <wp:posOffset>4202582</wp:posOffset>
                 </wp:positionH>
                 <wp:positionV relativeFrom="paragraph">
-                  <wp:posOffset>894289</wp:posOffset>
+                  <wp:posOffset>3656228</wp:posOffset>
                 </wp:positionV>
-                <wp:extent cx="316429" cy="357306"/>
-                <wp:effectExtent l="0" t="0" r="26670" b="24130"/>
+                <wp:extent cx="402336" cy="398454"/>
+                <wp:effectExtent l="0" t="0" r="17145" b="20955"/>
                 <wp:wrapNone/>
-                <wp:docPr id="647207590" name="Rectangle 2"/>
+                <wp:docPr id="153806041" name="Rectangle 2"/>
                 <wp:cNvGraphicFramePr/>
                 <a:graphic xmlns:a="http://schemas.openxmlformats.org/drawingml/2006/main">
                   <a:graphicData uri="http://schemas.microsoft.com/office/word/2010/wordprocessingShape">
@@ -125,7 +141,7 @@
                       <wps:spPr>
                         <a:xfrm>
                           <a:off x="0" y="0"/>
-                          <a:ext cx="316429" cy="357306"/>
+                          <a:ext cx="402336" cy="398454"/>
                         </a:xfrm>
                         <a:prstGeom prst="rect">
                           <a:avLst/>
@@ -179,7 +195,7 @@
           </mc:Choice>
           <mc:Fallback>
             <w:pict>
-              <v:rect w14:anchorId="31A13826" id="Rectangle 2" o:spid="_x0000_s1026" style="position:absolute;margin-left:115.65pt;margin-top:70.4pt;width:24.9pt;height:28.15pt;z-index:251725824;visibility:visible;mso-wrap-style:square;mso-width-percent:0;mso-height-percent:0;mso-wrap-distance-left:9pt;mso-wrap-distance-top:0;mso-wrap-distance-right:9pt;mso-wrap-distance-bottom:0;mso-position-horizontal:absolute;mso-position-horizontal-relative:text;mso-position-vertical:absolute;mso-position-vertical-relative:text;mso-width-percent:0;mso-height-percent:0;mso-width-relative:margin;mso-height-relative:margin;v-text-anchor:middle" o:gfxdata="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" fillcolor="#a8d08d [1945]" strokecolor="#70ad47 [3209]" strokeweight="2pt">
+              <v:rect w14:anchorId="0566F3F1" id="Rectangle 2" o:spid="_x0000_s1026" style="position:absolute;margin-left:330.9pt;margin-top:287.9pt;width:31.7pt;height:31.35pt;z-index:251693056;visibility:visible;mso-wrap-style:square;mso-width-percent:0;mso-height-percent:0;mso-wrap-distance-left:9pt;mso-wrap-distance-top:0;mso-wrap-distance-right:9pt;mso-wrap-distance-bottom:0;mso-position-horizontal:absolute;mso-position-horizontal-relative:text;mso-position-vertical:absolute;mso-position-vertical-relative:text;mso-width-percent:0;mso-height-percent:0;mso-width-relative:margin;mso-height-relative:margin;v-text-anchor:middle" o:gfxdata="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" fillcolor="#a8d08d [1945]" strokecolor="#70ad47 [3209]" strokeweight="2pt">
                 <v:fill opacity="19789f"/>
                 <v:stroke opacity="32896f"/>
               </v:rect>
@@ -194,18 +210,18 @@
         <mc:AlternateContent>
           <mc:Choice Requires="wps">
             <w:drawing>
-              <wp:anchor distT="0" distB="0" distL="114300" distR="114300" simplePos="0" relativeHeight="251723776" behindDoc="0" locked="0" layoutInCell="1" allowOverlap="1" wp14:anchorId="710FD4A8" wp14:editId="0F631EF4">
+              <wp:anchor distT="0" distB="0" distL="114300" distR="114300" simplePos="0" relativeHeight="251725824" behindDoc="0" locked="0" layoutInCell="1" allowOverlap="1" wp14:anchorId="6C7AB728" wp14:editId="7B3E98DF">
                 <wp:simplePos x="0" y="0"/>
                 <wp:positionH relativeFrom="column">
-                  <wp:posOffset>5997993</wp:posOffset>
+                  <wp:posOffset>3032149</wp:posOffset>
                 </wp:positionH>
                 <wp:positionV relativeFrom="paragraph">
-                  <wp:posOffset>1117547</wp:posOffset>
+                  <wp:posOffset>3685489</wp:posOffset>
                 </wp:positionV>
-                <wp:extent cx="209412" cy="352478"/>
-                <wp:effectExtent l="0" t="0" r="19685" b="28575"/>
+                <wp:extent cx="468173" cy="357306"/>
+                <wp:effectExtent l="0" t="0" r="27305" b="24130"/>
                 <wp:wrapNone/>
-                <wp:docPr id="1045646926" name="Rectangle 2"/>
+                <wp:docPr id="647207590" name="Rectangle 2"/>
                 <wp:cNvGraphicFramePr/>
                 <a:graphic xmlns:a="http://schemas.openxmlformats.org/drawingml/2006/main">
                   <a:graphicData uri="http://schemas.microsoft.com/office/word/2010/wordprocessingShape">
@@ -214,7 +230,7 @@
                       <wps:spPr>
                         <a:xfrm>
                           <a:off x="0" y="0"/>
-                          <a:ext cx="209412" cy="352478"/>
+                          <a:ext cx="468173" cy="357306"/>
                         </a:xfrm>
                         <a:prstGeom prst="rect">
                           <a:avLst/>
@@ -268,7 +284,7 @@
           </mc:Choice>
           <mc:Fallback>
             <w:pict>
-              <v:rect w14:anchorId="70CECFA6" id="Rectangle 2" o:spid="_x0000_s1026" style="position:absolute;margin-left:472.3pt;margin-top:88pt;width:16.5pt;height:27.75pt;z-index:251723776;visibility:visible;mso-wrap-style:square;mso-width-percent:0;mso-height-percent:0;mso-wrap-distance-left:9pt;mso-wrap-distance-top:0;mso-wrap-distance-right:9pt;mso-wrap-distance-bottom:0;mso-position-horizontal:absolute;mso-position-horizontal-relative:text;mso-position-vertical:absolute;mso-position-vertical-relative:text;mso-width-percent:0;mso-height-percent:0;mso-width-relative:margin;mso-height-relative:margin;v-text-anchor:middle" o:gfxdata="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" fillcolor="#a8d08d [1945]" strokecolor="#70ad47 [3209]" strokeweight="2pt">
+              <v:rect w14:anchorId="49D6422C" id="Rectangle 2" o:spid="_x0000_s1026" style="position:absolute;margin-left:238.75pt;margin-top:290.2pt;width:36.85pt;height:28.15pt;z-index:251725824;visibility:visible;mso-wrap-style:square;mso-width-percent:0;mso-height-percent:0;mso-wrap-distance-left:9pt;mso-wrap-distance-top:0;mso-wrap-distance-right:9pt;mso-wrap-distance-bottom:0;mso-position-horizontal:absolute;mso-position-horizontal-relative:text;mso-position-vertical:absolute;mso-position-vertical-relative:text;mso-width-percent:0;mso-height-percent:0;mso-width-relative:margin;mso-height-relative:margin;v-text-anchor:middle" o:gfxdata="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" fillcolor="#a8d08d [1945]" strokecolor="#70ad47 [3209]" strokeweight="2pt">
                 <v:fill opacity="19789f"/>
                 <v:stroke opacity="32896f"/>
               </v:rect>
@@ -283,16 +299,16 @@
         <mc:AlternateContent>
           <mc:Choice Requires="wps">
             <w:drawing>
-              <wp:anchor distT="0" distB="0" distL="114300" distR="114300" simplePos="0" relativeHeight="251695104" behindDoc="0" locked="0" layoutInCell="1" allowOverlap="1" wp14:anchorId="656C3DB8" wp14:editId="4C0786B5">
+              <wp:anchor distT="0" distB="0" distL="114300" distR="114300" simplePos="0" relativeHeight="251695104" behindDoc="0" locked="0" layoutInCell="1" allowOverlap="1" wp14:anchorId="656C3DB8" wp14:editId="440F6ED8">
                 <wp:simplePos x="0" y="0"/>
                 <wp:positionH relativeFrom="column">
-                  <wp:posOffset>5999434</wp:posOffset>
+                  <wp:posOffset>5907024</wp:posOffset>
                 </wp:positionH>
                 <wp:positionV relativeFrom="paragraph">
-                  <wp:posOffset>403715</wp:posOffset>
+                  <wp:posOffset>591160</wp:posOffset>
                 </wp:positionV>
-                <wp:extent cx="209412" cy="352478"/>
-                <wp:effectExtent l="0" t="0" r="19685" b="28575"/>
+                <wp:extent cx="424282" cy="241401"/>
+                <wp:effectExtent l="0" t="0" r="13970" b="25400"/>
                 <wp:wrapNone/>
                 <wp:docPr id="2067320255" name="Rectangle 2"/>
                 <wp:cNvGraphicFramePr/>
@@ -303,7 +319,7 @@
                       <wps:spPr>
                         <a:xfrm>
                           <a:off x="0" y="0"/>
-                          <a:ext cx="209412" cy="352478"/>
+                          <a:ext cx="424282" cy="241401"/>
                         </a:xfrm>
                         <a:prstGeom prst="rect">
                           <a:avLst/>
@@ -357,7 +373,7 @@
           </mc:Choice>
           <mc:Fallback>
             <w:pict>
-              <v:rect w14:anchorId="07D7AE29" id="Rectangle 2" o:spid="_x0000_s1026" style="position:absolute;margin-left:472.4pt;margin-top:31.8pt;width:16.5pt;height:27.75pt;z-index:251695104;visibility:visible;mso-wrap-style:square;mso-width-percent:0;mso-height-percent:0;mso-wrap-distance-left:9pt;mso-wrap-distance-top:0;mso-wrap-distance-right:9pt;mso-wrap-distance-bottom:0;mso-position-horizontal:absolute;mso-position-horizontal-relative:text;mso-position-vertical:absolute;mso-position-vertical-relative:text;mso-width-percent:0;mso-height-percent:0;mso-width-relative:margin;mso-height-relative:margin;v-text-anchor:middle" o:gfxdata="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" fillcolor="#a8d08d [1945]" strokecolor="#70ad47 [3209]" strokeweight="2pt">
+              <v:rect w14:anchorId="44460E53" id="Rectangle 2" o:spid="_x0000_s1026" style="position:absolute;margin-left:465.1pt;margin-top:46.55pt;width:33.4pt;height:19pt;z-index:251695104;visibility:visible;mso-wrap-style:square;mso-width-percent:0;mso-height-percent:0;mso-wrap-distance-left:9pt;mso-wrap-distance-top:0;mso-wrap-distance-right:9pt;mso-wrap-distance-bottom:0;mso-position-horizontal:absolute;mso-position-horizontal-relative:text;mso-position-vertical:absolute;mso-position-vertical-relative:text;mso-width-percent:0;mso-height-percent:0;mso-width-relative:margin;mso-height-relative:margin;v-text-anchor:middle" o:gfxdata="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" fillcolor="#a8d08d [1945]" strokecolor="#70ad47 [3209]" strokeweight="2pt">
                 <v:fill opacity="19789f"/>
                 <v:stroke opacity="32896f"/>
               </v:rect>
@@ -372,18 +388,18 @@
         <mc:AlternateContent>
           <mc:Choice Requires="wps">
             <w:drawing>
-              <wp:anchor distT="0" distB="0" distL="114300" distR="114300" simplePos="0" relativeHeight="251668480" behindDoc="0" locked="0" layoutInCell="1" allowOverlap="1" wp14:anchorId="3C65DD27" wp14:editId="04BEB77F">
+              <wp:anchor distT="0" distB="0" distL="114300" distR="114300" simplePos="0" relativeHeight="251723776" behindDoc="0" locked="0" layoutInCell="1" allowOverlap="1" wp14:anchorId="710FD4A8" wp14:editId="5900FAFE">
                 <wp:simplePos x="0" y="0"/>
                 <wp:positionH relativeFrom="column">
-                  <wp:posOffset>1356275</wp:posOffset>
+                  <wp:posOffset>5892394</wp:posOffset>
                 </wp:positionH>
                 <wp:positionV relativeFrom="paragraph">
-                  <wp:posOffset>3545538</wp:posOffset>
+                  <wp:posOffset>1198321</wp:posOffset>
                 </wp:positionV>
-                <wp:extent cx="296286" cy="357587"/>
-                <wp:effectExtent l="0" t="0" r="27940" b="23495"/>
+                <wp:extent cx="431596" cy="226771"/>
+                <wp:effectExtent l="0" t="0" r="26035" b="20955"/>
                 <wp:wrapNone/>
-                <wp:docPr id="905737339" name="Rectangle 2"/>
+                <wp:docPr id="1045646926" name="Rectangle 2"/>
                 <wp:cNvGraphicFramePr/>
                 <a:graphic xmlns:a="http://schemas.openxmlformats.org/drawingml/2006/main">
                   <a:graphicData uri="http://schemas.microsoft.com/office/word/2010/wordprocessingShape">
@@ -392,7 +408,7 @@
                       <wps:spPr>
                         <a:xfrm>
                           <a:off x="0" y="0"/>
-                          <a:ext cx="296286" cy="357587"/>
+                          <a:ext cx="431596" cy="226771"/>
                         </a:xfrm>
                         <a:prstGeom prst="rect">
                           <a:avLst/>
@@ -446,7 +462,7 @@
           </mc:Choice>
           <mc:Fallback>
             <w:pict>
-              <v:rect w14:anchorId="451E451C" id="Rectangle 2" o:spid="_x0000_s1026" style="position:absolute;margin-left:106.8pt;margin-top:279.2pt;width:23.35pt;height:28.15pt;z-index:251668480;visibility:visible;mso-wrap-style:square;mso-width-percent:0;mso-height-percent:0;mso-wrap-distance-left:9pt;mso-wrap-distance-top:0;mso-wrap-distance-right:9pt;mso-wrap-distance-bottom:0;mso-position-horizontal:absolute;mso-position-horizontal-relative:text;mso-position-vertical:absolute;mso-position-vertical-relative:text;mso-width-percent:0;mso-height-percent:0;mso-width-relative:margin;mso-height-relative:margin;v-text-anchor:middle" o:gfxdata="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" fillcolor="#a8d08d [1945]" strokecolor="#70ad47 [3209]" strokeweight="2pt">
+              <v:rect w14:anchorId="64DED2F8" id="Rectangle 2" o:spid="_x0000_s1026" style="position:absolute;margin-left:463.95pt;margin-top:94.35pt;width:34pt;height:17.85pt;z-index:251723776;visibility:visible;mso-wrap-style:square;mso-width-percent:0;mso-height-percent:0;mso-wrap-distance-left:9pt;mso-wrap-distance-top:0;mso-wrap-distance-right:9pt;mso-wrap-distance-bottom:0;mso-position-horizontal:absolute;mso-position-horizontal-relative:text;mso-position-vertical:absolute;mso-position-vertical-relative:text;mso-width-percent:0;mso-height-percent:0;mso-width-relative:margin;mso-height-relative:margin;v-text-anchor:middle" o:gfxdata="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" fillcolor="#a8d08d [1945]" strokecolor="#70ad47 [3209]" strokeweight="2pt">
                 <v:fill opacity="19789f"/>
                 <v:stroke opacity="32896f"/>
               </v:rect>
@@ -461,16 +477,16 @@
         <mc:AlternateContent>
           <mc:Choice Requires="wps">
             <w:drawing>
-              <wp:anchor distT="0" distB="0" distL="114300" distR="114300" simplePos="0" relativeHeight="251699200" behindDoc="0" locked="0" layoutInCell="1" allowOverlap="1" wp14:anchorId="225CAD12" wp14:editId="446176ED">
+              <wp:anchor distT="0" distB="0" distL="114300" distR="114300" simplePos="0" relativeHeight="251699200" behindDoc="0" locked="0" layoutInCell="1" allowOverlap="1" wp14:anchorId="225CAD12" wp14:editId="673E5084">
                 <wp:simplePos x="0" y="0"/>
                 <wp:positionH relativeFrom="column">
-                  <wp:posOffset>2286001</wp:posOffset>
+                  <wp:posOffset>5212080</wp:posOffset>
                 </wp:positionH>
                 <wp:positionV relativeFrom="paragraph">
-                  <wp:posOffset>2329744</wp:posOffset>
+                  <wp:posOffset>2646731</wp:posOffset>
                 </wp:positionV>
-                <wp:extent cx="403562" cy="224769"/>
-                <wp:effectExtent l="0" t="0" r="15875" b="23495"/>
+                <wp:extent cx="1572768" cy="260731"/>
+                <wp:effectExtent l="0" t="0" r="27940" b="25400"/>
                 <wp:wrapNone/>
                 <wp:docPr id="411938723" name="Rectangle 2"/>
                 <wp:cNvGraphicFramePr/>
@@ -481,7 +497,7 @@
                       <wps:spPr>
                         <a:xfrm>
                           <a:off x="0" y="0"/>
-                          <a:ext cx="403562" cy="224769"/>
+                          <a:ext cx="1572768" cy="260731"/>
                         </a:xfrm>
                         <a:prstGeom prst="rect">
                           <a:avLst/>
@@ -535,7 +551,7 @@
           </mc:Choice>
           <mc:Fallback>
             <w:pict>
-              <v:rect w14:anchorId="7AB5C957" id="Rectangle 2" o:spid="_x0000_s1026" style="position:absolute;margin-left:180pt;margin-top:183.45pt;width:31.8pt;height:17.7pt;z-index:251699200;visibility:visible;mso-wrap-style:square;mso-width-percent:0;mso-height-percent:0;mso-wrap-distance-left:9pt;mso-wrap-distance-top:0;mso-wrap-distance-right:9pt;mso-wrap-distance-bottom:0;mso-position-horizontal:absolute;mso-position-horizontal-relative:text;mso-position-vertical:absolute;mso-position-vertical-relative:text;mso-width-percent:0;mso-height-percent:0;mso-width-relative:margin;mso-height-relative:margin;v-text-anchor:middle" o:gfxdata="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" fillcolor="#a8d08d [1945]" strokecolor="#70ad47 [3209]" strokeweight="2pt">
+              <v:rect w14:anchorId="612E31E4" id="Rectangle 2" o:spid="_x0000_s1026" style="position:absolute;margin-left:410.4pt;margin-top:208.4pt;width:123.85pt;height:20.55pt;z-index:251699200;visibility:visible;mso-wrap-style:square;mso-width-percent:0;mso-height-percent:0;mso-wrap-distance-left:9pt;mso-wrap-distance-top:0;mso-wrap-distance-right:9pt;mso-wrap-distance-bottom:0;mso-position-horizontal:absolute;mso-position-horizontal-relative:text;mso-position-vertical:absolute;mso-position-vertical-relative:text;mso-width-percent:0;mso-height-percent:0;mso-width-relative:margin;mso-height-relative:margin;v-text-anchor:middle" o:gfxdata="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" fillcolor="#a8d08d [1945]" strokecolor="#70ad47 [3209]" strokeweight="2pt">
                 <v:fill opacity="19789f"/>
                 <v:stroke opacity="32896f"/>
               </v:rect>
@@ -550,18 +566,18 @@
         <mc:AlternateContent>
           <mc:Choice Requires="wps">
             <w:drawing>
-              <wp:anchor distT="0" distB="0" distL="114300" distR="114300" simplePos="0" relativeHeight="251693056" behindDoc="0" locked="0" layoutInCell="1" allowOverlap="1" wp14:anchorId="78C1909B" wp14:editId="1B5444C4">
+              <wp:anchor distT="0" distB="0" distL="114300" distR="114300" simplePos="0" relativeHeight="251668480" behindDoc="0" locked="0" layoutInCell="1" allowOverlap="1" wp14:anchorId="3C65DD27" wp14:editId="4A9C6DA9">
                 <wp:simplePos x="0" y="0"/>
                 <wp:positionH relativeFrom="column">
-                  <wp:posOffset>901630</wp:posOffset>
+                  <wp:posOffset>1642262</wp:posOffset>
                 </wp:positionH>
                 <wp:positionV relativeFrom="paragraph">
-                  <wp:posOffset>2115192</wp:posOffset>
+                  <wp:posOffset>4563313</wp:posOffset>
                 </wp:positionV>
-                <wp:extent cx="265636" cy="398454"/>
-                <wp:effectExtent l="0" t="0" r="20320" b="20955"/>
+                <wp:extent cx="716890" cy="343408"/>
+                <wp:effectExtent l="0" t="0" r="26670" b="19050"/>
                 <wp:wrapNone/>
-                <wp:docPr id="153806041" name="Rectangle 2"/>
+                <wp:docPr id="905737339" name="Rectangle 2"/>
                 <wp:cNvGraphicFramePr/>
                 <a:graphic xmlns:a="http://schemas.openxmlformats.org/drawingml/2006/main">
                   <a:graphicData uri="http://schemas.microsoft.com/office/word/2010/wordprocessingShape">
@@ -570,7 +586,7 @@
                       <wps:spPr>
                         <a:xfrm>
                           <a:off x="0" y="0"/>
-                          <a:ext cx="265636" cy="398454"/>
+                          <a:ext cx="716890" cy="343408"/>
                         </a:xfrm>
                         <a:prstGeom prst="rect">
                           <a:avLst/>
@@ -624,7 +640,7 @@
           </mc:Choice>
           <mc:Fallback>
             <w:pict>
-              <v:rect w14:anchorId="429E04CA" id="Rectangle 2" o:spid="_x0000_s1026" style="position:absolute;margin-left:71pt;margin-top:166.55pt;width:20.9pt;height:31.35pt;z-index:251693056;visibility:visible;mso-wrap-style:square;mso-width-percent:0;mso-height-percent:0;mso-wrap-distance-left:9pt;mso-wrap-distance-top:0;mso-wrap-distance-right:9pt;mso-wrap-distance-bottom:0;mso-position-horizontal:absolute;mso-position-horizontal-relative:text;mso-position-vertical:absolute;mso-position-vertical-relative:text;mso-width-percent:0;mso-height-percent:0;mso-width-relative:margin;mso-height-relative:margin;v-text-anchor:middle" o:gfxdata="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" fillcolor="#a8d08d [1945]" strokecolor="#70ad47 [3209]" strokeweight="2pt">
+              <v:rect w14:anchorId="28A5C661" id="Rectangle 2" o:spid="_x0000_s1026" style="position:absolute;margin-left:129.3pt;margin-top:359.3pt;width:56.45pt;height:27.05pt;z-index:251668480;visibility:visible;mso-wrap-style:square;mso-width-percent:0;mso-height-percent:0;mso-wrap-distance-left:9pt;mso-wrap-distance-top:0;mso-wrap-distance-right:9pt;mso-wrap-distance-bottom:0;mso-position-horizontal:absolute;mso-position-horizontal-relative:text;mso-position-vertical:absolute;mso-position-vertical-relative:text;mso-width-percent:0;mso-height-percent:0;mso-width-relative:margin;mso-height-relative:margin;v-text-anchor:middle" o:gfxdata="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" fillcolor="#a8d08d [1945]" strokecolor="#70ad47 [3209]" strokeweight="2pt">
                 <v:fill opacity="19789f"/>
                 <v:stroke opacity="32896f"/>
               </v:rect>
@@ -636,183 +652,6 @@
         <w:rPr>
           <w:noProof/>
         </w:rPr>
-        <mc:AlternateContent>
-          <mc:Choice Requires="wps">
-            <w:drawing>
-              <wp:anchor distT="0" distB="0" distL="114300" distR="114300" simplePos="0" relativeHeight="251697152" behindDoc="0" locked="0" layoutInCell="1" allowOverlap="1" wp14:anchorId="5E254E65" wp14:editId="1F138B30">
-                <wp:simplePos x="0" y="0"/>
-                <wp:positionH relativeFrom="column">
-                  <wp:posOffset>2214483</wp:posOffset>
-                </wp:positionH>
-                <wp:positionV relativeFrom="paragraph">
-                  <wp:posOffset>1098625</wp:posOffset>
-                </wp:positionV>
-                <wp:extent cx="372911" cy="265636"/>
-                <wp:effectExtent l="0" t="0" r="27305" b="20320"/>
-                <wp:wrapNone/>
-                <wp:docPr id="1588299690" name="Rectangle 2"/>
-                <wp:cNvGraphicFramePr/>
-                <a:graphic xmlns:a="http://schemas.openxmlformats.org/drawingml/2006/main">
-                  <a:graphicData uri="http://schemas.microsoft.com/office/word/2010/wordprocessingShape">
-                    <wps:wsp>
-                      <wps:cNvSpPr/>
-                      <wps:spPr>
-                        <a:xfrm>
-                          <a:off x="0" y="0"/>
-                          <a:ext cx="372911" cy="265636"/>
-                        </a:xfrm>
-                        <a:prstGeom prst="rect">
-                          <a:avLst/>
-                        </a:prstGeom>
-                        <a:solidFill>
-                          <a:schemeClr val="accent6">
-                            <a:lumMod val="60000"/>
-                            <a:lumOff val="40000"/>
-                            <a:alpha val="30000"/>
-                          </a:schemeClr>
-                        </a:solidFill>
-                        <a:ln w="25400">
-                          <a:solidFill>
-                            <a:schemeClr val="accent6">
-                              <a:alpha val="50000"/>
-                            </a:schemeClr>
-                          </a:solidFill>
-                        </a:ln>
-                      </wps:spPr>
-                      <wps:style>
-                        <a:lnRef idx="2">
-                          <a:schemeClr val="accent1"/>
-                        </a:lnRef>
-                        <a:fillRef idx="1">
-                          <a:schemeClr val="lt1"/>
-                        </a:fillRef>
-                        <a:effectRef idx="0">
-                          <a:schemeClr val="accent1"/>
-                        </a:effectRef>
-                        <a:fontRef idx="minor">
-                          <a:schemeClr val="dk1"/>
-                        </a:fontRef>
-                      </wps:style>
-                      <wps:bodyPr rot="0" spcFirstLastPara="0" vertOverflow="overflow" horzOverflow="overflow" vert="horz" wrap="square" lIns="91440" tIns="45720" rIns="91440" bIns="45720" numCol="1" spcCol="0" rtlCol="0" fromWordArt="0" anchor="ctr" anchorCtr="0" forceAA="0" compatLnSpc="1">
-                        <a:prstTxWarp prst="textNoShape">
-                          <a:avLst/>
-                        </a:prstTxWarp>
-                        <a:noAutofit/>
-                      </wps:bodyPr>
-                    </wps:wsp>
-                  </a:graphicData>
-                </a:graphic>
-                <wp14:sizeRelH relativeFrom="margin">
-                  <wp14:pctWidth>0</wp14:pctWidth>
-                </wp14:sizeRelH>
-                <wp14:sizeRelV relativeFrom="margin">
-                  <wp14:pctHeight>0</wp14:pctHeight>
-                </wp14:sizeRelV>
-              </wp:anchor>
-            </w:drawing>
-          </mc:Choice>
-          <mc:Fallback>
-            <w:pict>
-              <v:rect w14:anchorId="60AA7EE6" id="Rectangle 2" o:spid="_x0000_s1026" style="position:absolute;margin-left:174.35pt;margin-top:86.5pt;width:29.35pt;height:20.9pt;z-index:251697152;visibility:visible;mso-wrap-style:square;mso-width-percent:0;mso-height-percent:0;mso-wrap-distance-left:9pt;mso-wrap-distance-top:0;mso-wrap-distance-right:9pt;mso-wrap-distance-bottom:0;mso-position-horizontal:absolute;mso-position-horizontal-relative:text;mso-position-vertical:absolute;mso-position-vertical-relative:text;mso-width-percent:0;mso-height-percent:0;mso-width-relative:margin;mso-height-relative:margin;v-text-anchor:middle" o:gfxdata="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" fillcolor="#a8d08d [1945]" strokecolor="#70ad47 [3209]" strokeweight="2pt">
-                <v:fill opacity="19789f"/>
-                <v:stroke opacity="32896f"/>
-              </v:rect>
-            </w:pict>
-          </mc:Fallback>
-        </mc:AlternateContent>
-      </w:r>
-      <w:r>
-        <w:rPr>
-          <w:noProof/>
-        </w:rPr>
-        <mc:AlternateContent>
-          <mc:Choice Requires="wps">
-            <w:drawing>
-              <wp:anchor distT="0" distB="0" distL="114300" distR="114300" simplePos="0" relativeHeight="251701248" behindDoc="0" locked="0" layoutInCell="1" allowOverlap="1" wp14:anchorId="5312B0F1" wp14:editId="4DA8E619">
-                <wp:simplePos x="0" y="0"/>
-                <wp:positionH relativeFrom="column">
-                  <wp:posOffset>901629</wp:posOffset>
-                </wp:positionH>
-                <wp:positionV relativeFrom="paragraph">
-                  <wp:posOffset>332368</wp:posOffset>
-                </wp:positionV>
-                <wp:extent cx="280961" cy="357306"/>
-                <wp:effectExtent l="0" t="0" r="24130" b="24130"/>
-                <wp:wrapNone/>
-                <wp:docPr id="432709615" name="Rectangle 2"/>
-                <wp:cNvGraphicFramePr/>
-                <a:graphic xmlns:a="http://schemas.openxmlformats.org/drawingml/2006/main">
-                  <a:graphicData uri="http://schemas.microsoft.com/office/word/2010/wordprocessingShape">
-                    <wps:wsp>
-                      <wps:cNvSpPr/>
-                      <wps:spPr>
-                        <a:xfrm>
-                          <a:off x="0" y="0"/>
-                          <a:ext cx="280961" cy="357306"/>
-                        </a:xfrm>
-                        <a:prstGeom prst="rect">
-                          <a:avLst/>
-                        </a:prstGeom>
-                        <a:solidFill>
-                          <a:schemeClr val="accent6">
-                            <a:lumMod val="60000"/>
-                            <a:lumOff val="40000"/>
-                            <a:alpha val="30000"/>
-                          </a:schemeClr>
-                        </a:solidFill>
-                        <a:ln w="25400">
-                          <a:solidFill>
-                            <a:schemeClr val="accent6">
-                              <a:alpha val="50000"/>
-                            </a:schemeClr>
-                          </a:solidFill>
-                        </a:ln>
-                      </wps:spPr>
-                      <wps:style>
-                        <a:lnRef idx="2">
-                          <a:schemeClr val="accent1"/>
-                        </a:lnRef>
-                        <a:fillRef idx="1">
-                          <a:schemeClr val="lt1"/>
-                        </a:fillRef>
-                        <a:effectRef idx="0">
-                          <a:schemeClr val="accent1"/>
-                        </a:effectRef>
-                        <a:fontRef idx="minor">
-                          <a:schemeClr val="dk1"/>
-                        </a:fontRef>
-                      </wps:style>
-                      <wps:bodyPr rot="0" spcFirstLastPara="0" vertOverflow="overflow" horzOverflow="overflow" vert="horz" wrap="square" lIns="91440" tIns="45720" rIns="91440" bIns="45720" numCol="1" spcCol="0" rtlCol="0" fromWordArt="0" anchor="ctr" anchorCtr="0" forceAA="0" compatLnSpc="1">
-                        <a:prstTxWarp prst="textNoShape">
-                          <a:avLst/>
-                        </a:prstTxWarp>
-                        <a:noAutofit/>
-                      </wps:bodyPr>
-                    </wps:wsp>
-                  </a:graphicData>
-                </a:graphic>
-                <wp14:sizeRelH relativeFrom="margin">
-                  <wp14:pctWidth>0</wp14:pctWidth>
-                </wp14:sizeRelH>
-                <wp14:sizeRelV relativeFrom="margin">
-                  <wp14:pctHeight>0</wp14:pctHeight>
-                </wp14:sizeRelV>
-              </wp:anchor>
-            </w:drawing>
-          </mc:Choice>
-          <mc:Fallback>
-            <w:pict>
-              <v:rect w14:anchorId="7579FEF6" id="Rectangle 2" o:spid="_x0000_s1026" style="position:absolute;margin-left:71pt;margin-top:26.15pt;width:22.1pt;height:28.15pt;z-index:251701248;visibility:visible;mso-wrap-style:square;mso-width-percent:0;mso-height-percent:0;mso-wrap-distance-left:9pt;mso-wrap-distance-top:0;mso-wrap-distance-right:9pt;mso-wrap-distance-bottom:0;mso-position-horizontal:absolute;mso-position-horizontal-relative:text;mso-position-vertical:absolute;mso-position-vertical-relative:text;mso-width-percent:0;mso-height-percent:0;mso-width-relative:margin;mso-height-relative:margin;v-text-anchor:middle" o:gfxdata="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" fillcolor="#a8d08d [1945]" strokecolor="#70ad47 [3209]" strokeweight="2pt">
-                <v:fill opacity="19789f"/>
-                <v:stroke opacity="32896f"/>
-              </v:rect>
-            </w:pict>
-          </mc:Fallback>
-        </mc:AlternateContent>
-      </w:r>
-    </w:p>
-    <w:p>
-      <w:r>
         <w:drawing>
           <wp:inline distT="0" distB="0" distL="0" distR="0" wp14:anchorId="3DD08EC1" wp14:editId="4EA3E5A6">
             <wp:extent cx="6858000" cy="5379720"/>
@@ -852,13 +691,34 @@
     </w:p>
     <w:p>
       <w:r>
-        <w:t>The node may be powered from the barrel jack or the LCC port. The barrel jack power should be at least seven (8) volts to power the microcontroller or fifteen (15) volts [or your preferred LCC voltage] if using the node to inject power to LCC. Amperage should be sufficient to drive any external devices plus about half an amp for the node plus another 1.5 amps if injecting power to LCC. There are six power LEDs. Five should be lit to indicate that the node is properly powered,</w:t>
+        <w:t>The node may be powered from the barrel</w:t>
       </w:r>
       <w:r>
-        <w:t xml:space="preserve"> </w:t>
+        <w:t>/terminal</w:t>
       </w:r>
       <w:r>
-        <w:t>six if barrel jack powered.</w:t>
+        <w:t xml:space="preserve"> jack or the LCC port. The barrel jack power should be at least </w:t>
+      </w:r>
+      <w:r>
+        <w:t>eight</w:t>
+      </w:r>
+      <w:r>
+        <w:t xml:space="preserve"> (8) volts to power the microcontroller or fifteen (15) volts [or your preferred LCC voltage] if using the node to inject power to LCC. Amperage should be sufficient to drive any external devices plus about half an amp for the node plus another 1.5 amps if injecting power to LCC. There are </w:t>
+      </w:r>
+      <w:r>
+        <w:t>four</w:t>
+      </w:r>
+      <w:r>
+        <w:t xml:space="preserve"> power LEDs. </w:t>
+      </w:r>
+      <w:r>
+        <w:t>The 3.3- and 5-volt LEDs</w:t>
+      </w:r>
+      <w:r>
+        <w:t xml:space="preserve"> should be lit to indicate that the node is properly powered</w:t>
+      </w:r>
+      <w:r>
+        <w:t>.</w:t>
       </w:r>
       <w:r>
         <w:br w:type="page"/>
@@ -935,13 +795,26 @@
                               <w:t>1</w:t>
                             </w:r>
                             <w:r>
-                              <w:t xml:space="preserve"> Pwr</w:t>
+                              <w:t xml:space="preserve"> </w:t>
                             </w:r>
+                            <w:proofErr w:type="spellStart"/>
+                            <w:r>
+                              <w:t>Pwr</w:t>
+                            </w:r>
+                            <w:proofErr w:type="spellEnd"/>
                             <w:r>
                               <w:t xml:space="preserve"> (JP2)</w:t>
                             </w:r>
                             <w:r>
-                              <w:t xml:space="preserve"> and J2 Pwr </w:t>
+                              <w:t xml:space="preserve"> and J2 </w:t>
+                            </w:r>
+                            <w:proofErr w:type="spellStart"/>
+                            <w:r>
+                              <w:t>Pwr</w:t>
+                            </w:r>
+                            <w:proofErr w:type="spellEnd"/>
+                            <w:r>
+                              <w:t xml:space="preserve"> </w:t>
                             </w:r>
                             <w:r>
                               <w:t xml:space="preserve">(JP3) </w:t>
@@ -1161,7 +1034,15 @@
                               <w:jc w:val="center"/>
                             </w:pPr>
                             <w:r>
-                              <w:t>LCC Grnd jumper</w:t>
+                              <w:t xml:space="preserve">LCC </w:t>
+                            </w:r>
+                            <w:proofErr w:type="spellStart"/>
+                            <w:r>
+                              <w:t>Grnd</w:t>
+                            </w:r>
+                            <w:proofErr w:type="spellEnd"/>
+                            <w:r>
+                              <w:t xml:space="preserve"> jumper</w:t>
                             </w:r>
                             <w:r>
                               <w:t xml:space="preserve"> </w:t>
@@ -1283,7 +1164,15 @@
                               <w:t xml:space="preserve">Switch position for </w:t>
                             </w:r>
                             <w:r>
-                              <w:t xml:space="preserve">LCC Pwrd should be </w:t>
+                              <w:t xml:space="preserve">LCC </w:t>
+                            </w:r>
+                            <w:proofErr w:type="spellStart"/>
+                            <w:r>
+                              <w:t>Pwrd</w:t>
+                            </w:r>
+                            <w:proofErr w:type="spellEnd"/>
+                            <w:r>
+                              <w:t xml:space="preserve"> should be </w:t>
                             </w:r>
                             <w:r>
                               <w:t>selected</w:t>
@@ -1747,6 +1636,9 @@
         </mc:AlternateContent>
       </w:r>
       <w:r>
+        <w:rPr>
+          <w:noProof/>
+        </w:rPr>
         <w:drawing>
           <wp:inline distT="0" distB="0" distL="0" distR="0" wp14:anchorId="0BFACE48" wp14:editId="75F02509">
             <wp:extent cx="3105150" cy="2912745"/>
@@ -2009,6 +1901,9 @@
         </mc:AlternateContent>
       </w:r>
       <w:r>
+        <w:rPr>
+          <w:noProof/>
+        </w:rPr>
         <w:drawing>
           <wp:inline distT="0" distB="0" distL="0" distR="0" wp14:anchorId="5EA339E7" wp14:editId="37E33BEE">
             <wp:extent cx="2504469" cy="1792224"/>
@@ -2263,6 +2158,9 @@
         <w:t xml:space="preserve"> </w:t>
       </w:r>
       <w:r>
+        <w:rPr>
+          <w:noProof/>
+        </w:rPr>
         <w:drawing>
           <wp:inline distT="0" distB="0" distL="0" distR="0" wp14:anchorId="6BDA1A73" wp14:editId="7BD31778">
             <wp:extent cx="2348078" cy="1697126"/>
@@ -2507,6 +2405,9 @@
         </mc:AlternateContent>
       </w:r>
       <w:r>
+        <w:rPr>
+          <w:noProof/>
+        </w:rPr>
         <w:drawing>
           <wp:inline distT="0" distB="0" distL="0" distR="0" wp14:anchorId="724D85A4" wp14:editId="017666F1">
             <wp:extent cx="2033625" cy="1148486"/>
@@ -2783,6 +2684,9 @@
     </w:p>
     <w:p>
       <w:r>
+        <w:rPr>
+          <w:noProof/>
+        </w:rPr>
         <w:drawing>
           <wp:inline distT="0" distB="0" distL="0" distR="0" wp14:anchorId="240CD0FD" wp14:editId="139873C8">
             <wp:extent cx="2157984" cy="929030"/>
@@ -2923,6 +2827,194 @@
         <mc:AlternateContent>
           <mc:Choice Requires="wps">
             <w:drawing>
+              <wp:anchor distT="0" distB="0" distL="114300" distR="114300" simplePos="0" relativeHeight="251686912" behindDoc="0" locked="0" layoutInCell="1" allowOverlap="1" wp14:anchorId="5B8D76BA" wp14:editId="2D569B0D">
+                <wp:simplePos x="0" y="0"/>
+                <wp:positionH relativeFrom="margin">
+                  <wp:posOffset>3352648</wp:posOffset>
+                </wp:positionH>
+                <wp:positionV relativeFrom="paragraph">
+                  <wp:posOffset>1720622</wp:posOffset>
+                </wp:positionV>
+                <wp:extent cx="3677285" cy="536448"/>
+                <wp:effectExtent l="1885950" t="228600" r="18415" b="16510"/>
+                <wp:wrapNone/>
+                <wp:docPr id="1126750932" name="Callout: Line with Border and Accent Bar 1"/>
+                <wp:cNvGraphicFramePr/>
+                <a:graphic xmlns:a="http://schemas.openxmlformats.org/drawingml/2006/main">
+                  <a:graphicData uri="http://schemas.microsoft.com/office/word/2010/wordprocessingShape">
+                    <wps:wsp>
+                      <wps:cNvSpPr/>
+                      <wps:spPr>
+                        <a:xfrm>
+                          <a:off x="0" y="0"/>
+                          <a:ext cx="3677285" cy="536448"/>
+                        </a:xfrm>
+                        <a:prstGeom prst="wedgeRectCallout">
+                          <a:avLst>
+                            <a:gd name="adj1" fmla="val -100086"/>
+                            <a:gd name="adj2" fmla="val -88669"/>
+                          </a:avLst>
+                        </a:prstGeom>
+                      </wps:spPr>
+                      <wps:style>
+                        <a:lnRef idx="2">
+                          <a:schemeClr val="accent1"/>
+                        </a:lnRef>
+                        <a:fillRef idx="1">
+                          <a:schemeClr val="lt1"/>
+                        </a:fillRef>
+                        <a:effectRef idx="0">
+                          <a:schemeClr val="accent1"/>
+                        </a:effectRef>
+                        <a:fontRef idx="minor">
+                          <a:schemeClr val="dk1"/>
+                        </a:fontRef>
+                      </wps:style>
+                      <wps:txbx>
+                        <w:txbxContent>
+                          <w:p>
+                            <w:pPr>
+                              <w:jc w:val="center"/>
+                            </w:pPr>
+                            <w:r>
+                              <w:t xml:space="preserve">3.3V </w:t>
+                            </w:r>
+                            <w:r>
+                              <w:t>is the preferred</w:t>
+                            </w:r>
+                            <w:r>
+                              <w:t xml:space="preserve"> select</w:t>
+                            </w:r>
+                            <w:r>
+                              <w:t>ion for</w:t>
+                            </w:r>
+                            <w:r>
+                              <w:t xml:space="preserve"> th</w:t>
+                            </w:r>
+                            <w:r>
+                              <w:t>i</w:t>
+                            </w:r>
+                            <w:r>
+                              <w:t>s solder jumper. The selection will apply to the soldered NVM module</w:t>
+                            </w:r>
+                            <w:r>
+                              <w:t>.</w:t>
+                            </w:r>
+                          </w:p>
+                        </w:txbxContent>
+                      </wps:txbx>
+                      <wps:bodyPr rot="0" spcFirstLastPara="0" vertOverflow="overflow" horzOverflow="overflow" vert="horz" wrap="square" lIns="91440" tIns="45720" rIns="91440" bIns="45720" numCol="1" spcCol="0" rtlCol="0" fromWordArt="0" anchor="ctr" anchorCtr="0" forceAA="0" compatLnSpc="1">
+                        <a:prstTxWarp prst="textNoShape">
+                          <a:avLst/>
+                        </a:prstTxWarp>
+                        <a:noAutofit/>
+                      </wps:bodyPr>
+                    </wps:wsp>
+                  </a:graphicData>
+                </a:graphic>
+                <wp14:sizeRelH relativeFrom="margin">
+                  <wp14:pctWidth>0</wp14:pctWidth>
+                </wp14:sizeRelH>
+                <wp14:sizeRelV relativeFrom="margin">
+                  <wp14:pctHeight>0</wp14:pctHeight>
+                </wp14:sizeRelV>
+              </wp:anchor>
+            </w:drawing>
+          </mc:Choice>
+          <mc:Fallback>
+            <w:pict>
+              <v:shapetype w14:anchorId="5B8D76BA" id="_x0000_t61" coordsize="21600,21600" o:spt="61" adj="1350,25920" path="m,l0@8@12@24,0@9,,21600@6,21600@15@27@7,21600,21600,21600,21600@9@18@30,21600@8,21600,0@7,0@21@33@6,xe">
+                <v:stroke joinstyle="miter"/>
+                <v:formulas>
+                  <v:f eqn="sum 10800 0 #0"/>
+                  <v:f eqn="sum 10800 0 #1"/>
+                  <v:f eqn="sum #0 0 #1"/>
+                  <v:f eqn="sum @0 @1 0"/>
+                  <v:f eqn="sum 21600 0 #0"/>
+                  <v:f eqn="sum 21600 0 #1"/>
+                  <v:f eqn="if @0 3600 12600"/>
+                  <v:f eqn="if @0 9000 18000"/>
+                  <v:f eqn="if @1 3600 12600"/>
+                  <v:f eqn="if @1 9000 18000"/>
+                  <v:f eqn="if @2 0 #0"/>
+                  <v:f eqn="if @3 @10 0"/>
+                  <v:f eqn="if #0 0 @11"/>
+                  <v:f eqn="if @2 @6 #0"/>
+                  <v:f eqn="if @3 @6 @13"/>
+                  <v:f eqn="if @5 @6 @14"/>
+                  <v:f eqn="if @2 #0 21600"/>
+                  <v:f eqn="if @3 21600 @16"/>
+                  <v:f eqn="if @4 21600 @17"/>
+                  <v:f eqn="if @2 #0 @6"/>
+                  <v:f eqn="if @3 @19 @6"/>
+                  <v:f eqn="if #1 @6 @20"/>
+                  <v:f eqn="if @2 @8 #1"/>
+                  <v:f eqn="if @3 @22 @8"/>
+                  <v:f eqn="if #0 @8 @23"/>
+                  <v:f eqn="if @2 21600 #1"/>
+                  <v:f eqn="if @3 21600 @25"/>
+                  <v:f eqn="if @5 21600 @26"/>
+                  <v:f eqn="if @2 #1 @8"/>
+                  <v:f eqn="if @3 @8 @28"/>
+                  <v:f eqn="if @4 @8 @29"/>
+                  <v:f eqn="if @2 #1 0"/>
+                  <v:f eqn="if @3 @31 0"/>
+                  <v:f eqn="if #1 0 @32"/>
+                  <v:f eqn="val #0"/>
+                  <v:f eqn="val #1"/>
+                </v:formulas>
+                <v:path o:connecttype="custom" o:connectlocs="10800,0;0,10800;10800,21600;21600,10800;@34,@35"/>
+                <v:handles>
+                  <v:h position="#0,#1"/>
+                </v:handles>
+              </v:shapetype>
+              <v:shape id="_x0000_s1034" type="#_x0000_t61" style="position:absolute;margin-left:264pt;margin-top:135.5pt;width:289.55pt;height:42.25pt;z-index:251686912;visibility:visible;mso-wrap-style:square;mso-width-percent:0;mso-height-percent:0;mso-wrap-distance-left:9pt;mso-wrap-distance-top:0;mso-wrap-distance-right:9pt;mso-wrap-distance-bottom:0;mso-position-horizontal:absolute;mso-position-horizontal-relative:margin;mso-position-vertical:absolute;mso-position-vertical-relative:text;mso-width-percent:0;mso-height-percent:0;mso-width-relative:margin;mso-height-relative:margin;v-text-anchor:middle" o:gfxdata="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" adj="-10819,-8353" fillcolor="white [3201]" strokecolor="#4472c4 [3204]" strokeweight="1pt">
+                <v:textbox>
+                  <w:txbxContent>
+                    <w:p>
+                      <w:pPr>
+                        <w:jc w:val="center"/>
+                      </w:pPr>
+                      <w:r>
+                        <w:t xml:space="preserve">3.3V </w:t>
+                      </w:r>
+                      <w:r>
+                        <w:t>is the preferred</w:t>
+                      </w:r>
+                      <w:r>
+                        <w:t xml:space="preserve"> select</w:t>
+                      </w:r>
+                      <w:r>
+                        <w:t>ion for</w:t>
+                      </w:r>
+                      <w:r>
+                        <w:t xml:space="preserve"> th</w:t>
+                      </w:r>
+                      <w:r>
+                        <w:t>i</w:t>
+                      </w:r>
+                      <w:r>
+                        <w:t>s solder jumper. The selection will apply to the soldered NVM module</w:t>
+                      </w:r>
+                      <w:r>
+                        <w:t>.</w:t>
+                      </w:r>
+                    </w:p>
+                  </w:txbxContent>
+                </v:textbox>
+                <w10:wrap anchorx="margin"/>
+              </v:shape>
+            </w:pict>
+          </mc:Fallback>
+        </mc:AlternateContent>
+      </w:r>
+      <w:r>
+        <w:rPr>
+          <w:noProof/>
+        </w:rPr>
+        <mc:AlternateContent>
+          <mc:Choice Requires="wps">
+            <w:drawing>
               <wp:anchor distT="0" distB="0" distL="114300" distR="114300" simplePos="0" relativeHeight="251705344" behindDoc="0" locked="0" layoutInCell="1" allowOverlap="1" wp14:anchorId="37CA5858" wp14:editId="37E94BCF">
                 <wp:simplePos x="0" y="0"/>
                 <wp:positionH relativeFrom="column">
@@ -3012,7 +3104,7 @@
         <mc:AlternateContent>
           <mc:Choice Requires="wps">
             <w:drawing>
-              <wp:anchor distT="0" distB="0" distL="114300" distR="114300" simplePos="0" relativeHeight="251691008" behindDoc="0" locked="0" layoutInCell="1" allowOverlap="1" wp14:anchorId="03695D15" wp14:editId="514D5648">
+              <wp:anchor distT="0" distB="0" distL="114300" distR="114300" simplePos="0" relativeHeight="251691008" behindDoc="0" locked="0" layoutInCell="1" allowOverlap="1" wp14:anchorId="03695D15" wp14:editId="13FD2DBD">
                 <wp:simplePos x="0" y="0"/>
                 <wp:positionH relativeFrom="margin">
                   <wp:align>right</wp:align>
@@ -3096,7 +3188,7 @@
           </mc:Choice>
           <mc:Fallback>
             <w:pict>
-              <v:shape w14:anchorId="03695D15" id="_x0000_s1034" type="#_x0000_t61" style="position:absolute;margin-left:307.85pt;margin-top:-.3pt;width:359.05pt;height:24.15pt;z-index:251691008;visibility:visible;mso-wrap-style:square;mso-width-percent:0;mso-height-percent:0;mso-wrap-distance-left:9pt;mso-wrap-distance-top:0;mso-wrap-distance-right:9pt;mso-wrap-distance-bottom:0;mso-position-horizontal:right;mso-position-horizontal-relative:margin;mso-position-vertical:absolute;mso-position-vertical-relative:text;mso-width-percent:0;mso-height-percent:0;mso-width-relative:margin;mso-height-relative:margin;v-text-anchor:middle" o:gfxdata="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" adj="-5566,42416" fillcolor="white [3201]" strokecolor="#4472c4 [3204]" strokeweight="1pt">
+              <v:shape w14:anchorId="03695D15" id="_x0000_s1035" type="#_x0000_t61" style="position:absolute;margin-left:307.85pt;margin-top:-.3pt;width:359.05pt;height:24.15pt;z-index:251691008;visibility:visible;mso-wrap-style:square;mso-width-percent:0;mso-height-percent:0;mso-wrap-distance-left:9pt;mso-wrap-distance-top:0;mso-wrap-distance-right:9pt;mso-wrap-distance-bottom:0;mso-position-horizontal:right;mso-position-horizontal-relative:margin;mso-position-vertical:absolute;mso-position-vertical-relative:text;mso-width-percent:0;mso-height-percent:0;mso-width-relative:margin;mso-height-relative:margin;v-text-anchor:middle" o:gfxdata="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" adj="-5566,42416" fillcolor="white [3201]" strokecolor="#4472c4 [3204]" strokeweight="1pt">
                 <v:textbox>
                   <w:txbxContent>
                     <w:p>
@@ -3114,137 +3206,6 @@
                       </w:r>
                       <w:r>
                         <w:t>jumpers.</w:t>
-                      </w:r>
-                    </w:p>
-                  </w:txbxContent>
-                </v:textbox>
-                <w10:wrap anchorx="margin"/>
-              </v:shape>
-            </w:pict>
-          </mc:Fallback>
-        </mc:AlternateContent>
-      </w:r>
-      <w:r>
-        <w:rPr>
-          <w:noProof/>
-        </w:rPr>
-        <mc:AlternateContent>
-          <mc:Choice Requires="wps">
-            <w:drawing>
-              <wp:anchor distT="0" distB="0" distL="114300" distR="114300" simplePos="0" relativeHeight="251686912" behindDoc="0" locked="0" layoutInCell="1" allowOverlap="1" wp14:anchorId="5B8D76BA" wp14:editId="49407A6F">
-                <wp:simplePos x="0" y="0"/>
-                <wp:positionH relativeFrom="margin">
-                  <wp:posOffset>3354070</wp:posOffset>
-                </wp:positionH>
-                <wp:positionV relativeFrom="paragraph">
-                  <wp:posOffset>1722120</wp:posOffset>
-                </wp:positionV>
-                <wp:extent cx="3677285" cy="700405"/>
-                <wp:effectExtent l="1885950" t="304800" r="18415" b="23495"/>
-                <wp:wrapNone/>
-                <wp:docPr id="1126750932" name="Callout: Line with Border and Accent Bar 1"/>
-                <wp:cNvGraphicFramePr/>
-                <a:graphic xmlns:a="http://schemas.openxmlformats.org/drawingml/2006/main">
-                  <a:graphicData uri="http://schemas.microsoft.com/office/word/2010/wordprocessingShape">
-                    <wps:wsp>
-                      <wps:cNvSpPr/>
-                      <wps:spPr>
-                        <a:xfrm>
-                          <a:off x="0" y="0"/>
-                          <a:ext cx="3677285" cy="700405"/>
-                        </a:xfrm>
-                        <a:prstGeom prst="wedgeRectCallout">
-                          <a:avLst>
-                            <a:gd name="adj1" fmla="val -100086"/>
-                            <a:gd name="adj2" fmla="val -88669"/>
-                          </a:avLst>
-                        </a:prstGeom>
-                      </wps:spPr>
-                      <wps:style>
-                        <a:lnRef idx="2">
-                          <a:schemeClr val="accent1"/>
-                        </a:lnRef>
-                        <a:fillRef idx="1">
-                          <a:schemeClr val="lt1"/>
-                        </a:fillRef>
-                        <a:effectRef idx="0">
-                          <a:schemeClr val="accent1"/>
-                        </a:effectRef>
-                        <a:fontRef idx="minor">
-                          <a:schemeClr val="dk1"/>
-                        </a:fontRef>
-                      </wps:style>
-                      <wps:txbx>
-                        <w:txbxContent>
-                          <w:p>
-                            <w:pPr>
-                              <w:jc w:val="center"/>
-                            </w:pPr>
-                            <w:r>
-                              <w:t>Either 3.3V or 5V may be selected by th</w:t>
-                            </w:r>
-                            <w:r>
-                              <w:t>i</w:t>
-                            </w:r>
-                            <w:r>
-                              <w:t>s solder jumper. The selection will apply to the soldered NVM module</w:t>
-                            </w:r>
-                            <w:r>
-                              <w:t>, I2C1, and</w:t>
-                            </w:r>
-                            <w:r>
-                              <w:t xml:space="preserve"> FRAM Breakout header</w:t>
-                            </w:r>
-                            <w:r>
-                              <w:t>.</w:t>
-                            </w:r>
-                          </w:p>
-                        </w:txbxContent>
-                      </wps:txbx>
-                      <wps:bodyPr rot="0" spcFirstLastPara="0" vertOverflow="overflow" horzOverflow="overflow" vert="horz" wrap="square" lIns="91440" tIns="45720" rIns="91440" bIns="45720" numCol="1" spcCol="0" rtlCol="0" fromWordArt="0" anchor="ctr" anchorCtr="0" forceAA="0" compatLnSpc="1">
-                        <a:prstTxWarp prst="textNoShape">
-                          <a:avLst/>
-                        </a:prstTxWarp>
-                        <a:noAutofit/>
-                      </wps:bodyPr>
-                    </wps:wsp>
-                  </a:graphicData>
-                </a:graphic>
-                <wp14:sizeRelH relativeFrom="margin">
-                  <wp14:pctWidth>0</wp14:pctWidth>
-                </wp14:sizeRelH>
-                <wp14:sizeRelV relativeFrom="margin">
-                  <wp14:pctHeight>0</wp14:pctHeight>
-                </wp14:sizeRelV>
-              </wp:anchor>
-            </w:drawing>
-          </mc:Choice>
-          <mc:Fallback>
-            <w:pict>
-              <v:shape w14:anchorId="5B8D76BA" id="_x0000_s1035" type="#_x0000_t61" style="position:absolute;margin-left:264.1pt;margin-top:135.6pt;width:289.55pt;height:55.15pt;z-index:251686912;visibility:visible;mso-wrap-style:square;mso-width-percent:0;mso-height-percent:0;mso-wrap-distance-left:9pt;mso-wrap-distance-top:0;mso-wrap-distance-right:9pt;mso-wrap-distance-bottom:0;mso-position-horizontal:absolute;mso-position-horizontal-relative:margin;mso-position-vertical:absolute;mso-position-vertical-relative:text;mso-width-percent:0;mso-height-percent:0;mso-width-relative:margin;mso-height-relative:margin;v-text-anchor:middle" o:gfxdata="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" adj="-10819,-8353" fillcolor="white [3201]" strokecolor="#4472c4 [3204]" strokeweight="1pt">
-                <v:textbox>
-                  <w:txbxContent>
-                    <w:p>
-                      <w:pPr>
-                        <w:jc w:val="center"/>
-                      </w:pPr>
-                      <w:r>
-                        <w:t>Either 3.3V or 5V may be selected by th</w:t>
-                      </w:r>
-                      <w:r>
-                        <w:t>i</w:t>
-                      </w:r>
-                      <w:r>
-                        <w:t>s solder jumper. The selection will apply to the soldered NVM module</w:t>
-                      </w:r>
-                      <w:r>
-                        <w:t>, I2C1, and</w:t>
-                      </w:r>
-                      <w:r>
-                        <w:t xml:space="preserve"> FRAM Breakout header</w:t>
-                      </w:r>
-                      <w:r>
-                        <w:t>.</w:t>
                       </w:r>
                     </w:p>
                   </w:txbxContent>
@@ -3435,6 +3396,9 @@
         </mc:AlternateContent>
       </w:r>
       <w:r>
+        <w:rPr>
+          <w:noProof/>
+        </w:rPr>
         <w:drawing>
           <wp:inline distT="0" distB="0" distL="0" distR="0" wp14:anchorId="3AECC2DE" wp14:editId="27FC8B9A">
             <wp:extent cx="1880006" cy="2158116"/>
@@ -4137,8 +4101,13 @@
               <w:cnfStyle w:val="000000100000" w:firstRow="0" w:lastRow="0" w:firstColumn="0" w:lastColumn="0" w:oddVBand="0" w:evenVBand="0" w:oddHBand="1" w:evenHBand="0" w:firstRowFirstColumn="0" w:firstRowLastColumn="0" w:lastRowFirstColumn="0" w:lastRowLastColumn="0"/>
             </w:pPr>
             <w:r>
-              <w:t>SPI0 CSn</w:t>
-            </w:r>
+              <w:t xml:space="preserve">SPI0 </w:t>
+            </w:r>
+            <w:proofErr w:type="spellStart"/>
+            <w:r>
+              <w:t>CSn</w:t>
+            </w:r>
+            <w:proofErr w:type="spellEnd"/>
           </w:p>
         </w:tc>
         <w:tc>
@@ -4530,8 +4499,13 @@
               <w:cnfStyle w:val="000000000000" w:firstRow="0" w:lastRow="0" w:firstColumn="0" w:lastColumn="0" w:oddVBand="0" w:evenVBand="0" w:oddHBand="0" w:evenHBand="0" w:firstRowFirstColumn="0" w:firstRowLastColumn="0" w:lastRowFirstColumn="0" w:lastRowLastColumn="0"/>
             </w:pPr>
             <w:r>
-              <w:t>SPI1 CSn</w:t>
-            </w:r>
+              <w:t xml:space="preserve">SPI1 </w:t>
+            </w:r>
+            <w:proofErr w:type="spellStart"/>
+            <w:r>
+              <w:t>CSn</w:t>
+            </w:r>
+            <w:proofErr w:type="spellEnd"/>
           </w:p>
         </w:tc>
         <w:tc>
@@ -4924,8 +4898,13 @@
               <w:cnfStyle w:val="000000100000" w:firstRow="0" w:lastRow="0" w:firstColumn="0" w:lastColumn="0" w:oddVBand="0" w:evenVBand="0" w:oddHBand="1" w:evenHBand="0" w:firstRowFirstColumn="0" w:firstRowLastColumn="0" w:lastRowFirstColumn="0" w:lastRowLastColumn="0"/>
             </w:pPr>
             <w:r>
-              <w:t>SPI1 CSn</w:t>
-            </w:r>
+              <w:t xml:space="preserve">SPI1 </w:t>
+            </w:r>
+            <w:proofErr w:type="spellStart"/>
+            <w:r>
+              <w:t>CSn</w:t>
+            </w:r>
+            <w:proofErr w:type="spellEnd"/>
           </w:p>
         </w:tc>
         <w:tc>
@@ -5317,8 +5296,13 @@
               <w:cnfStyle w:val="000000000000" w:firstRow="0" w:lastRow="0" w:firstColumn="0" w:lastColumn="0" w:oddVBand="0" w:evenVBand="0" w:oddHBand="0" w:evenHBand="0" w:firstRowFirstColumn="0" w:firstRowLastColumn="0" w:lastRowFirstColumn="0" w:lastRowLastColumn="0"/>
             </w:pPr>
             <w:r>
-              <w:t>SPI0 CSn</w:t>
-            </w:r>
+              <w:t xml:space="preserve">SPI0 </w:t>
+            </w:r>
+            <w:proofErr w:type="spellStart"/>
+            <w:r>
+              <w:t>CSn</w:t>
+            </w:r>
+            <w:proofErr w:type="spellEnd"/>
           </w:p>
         </w:tc>
         <w:tc>
@@ -7001,7 +6985,15 @@
         <w:pStyle w:val="Article"/>
       </w:pPr>
       <w:r>
-        <w:t>Note: I/O-2 Pin 10 (gp5) and I/O-3 Pin 5 (gp28) double as the Blue and Gold buttons. A breakout that uses either of those pins makes the corresponding button unavailable.</w:t>
+        <w:t xml:space="preserve">Note: I/O-2 Pin 10 (gp5) and I/O-3 Pin 5 (gp28) double as the </w:t>
+      </w:r>
+      <w:proofErr w:type="gramStart"/>
+      <w:r>
+        <w:t>Blue and Gold</w:t>
+      </w:r>
+      <w:proofErr w:type="gramEnd"/>
+      <w:r>
+        <w:t xml:space="preserve"> buttons. A breakout that uses either of those pins makes the corresponding button unavailable.</w:t>
       </w:r>
       <w:r>
         <w:t xml:space="preserve"> </w:t>
@@ -7009,6 +7001,9 @@
     </w:p>
     <w:p>
       <w:r>
+        <w:rPr>
+          <w:noProof/>
+        </w:rPr>
         <w:drawing>
           <wp:inline distT="0" distB="0" distL="0" distR="0" wp14:anchorId="775413B2" wp14:editId="7FCDC243">
             <wp:extent cx="6858000" cy="5163820"/>
@@ -7293,7 +7288,27 @@
                 <w:sz w:val="16"/>
                 <w:szCs w:val="16"/>
               </w:rPr>
-              <w:t>C1,C3,C6,C15,C19</w:t>
+              <w:t>C</w:t>
+            </w:r>
+            <w:proofErr w:type="gramStart"/>
+            <w:r>
+              <w:rPr>
+                <w:rFonts w:ascii="Calibri" w:hAnsi="Calibri" w:cs="Calibri"/>
+                <w:color w:val="000000"/>
+                <w:sz w:val="16"/>
+                <w:szCs w:val="16"/>
+              </w:rPr>
+              <w:t>1,C3,C6,C15,C</w:t>
+            </w:r>
+            <w:proofErr w:type="gramEnd"/>
+            <w:r>
+              <w:rPr>
+                <w:rFonts w:ascii="Calibri" w:hAnsi="Calibri" w:cs="Calibri"/>
+                <w:color w:val="000000"/>
+                <w:sz w:val="16"/>
+                <w:szCs w:val="16"/>
+              </w:rPr>
+              <w:t>19</w:t>
             </w:r>
           </w:p>
         </w:tc>
@@ -7575,7 +7590,27 @@
                 <w:sz w:val="16"/>
                 <w:szCs w:val="16"/>
               </w:rPr>
-              <w:t>C4,C5,C8,C9,C10,C11,C12</w:t>
+              <w:t>C</w:t>
+            </w:r>
+            <w:proofErr w:type="gramStart"/>
+            <w:r>
+              <w:rPr>
+                <w:rFonts w:ascii="Calibri" w:hAnsi="Calibri" w:cs="Calibri"/>
+                <w:color w:val="000000"/>
+                <w:sz w:val="16"/>
+                <w:szCs w:val="16"/>
+              </w:rPr>
+              <w:t>4,C5,C8,C9,C10,C11,C</w:t>
+            </w:r>
+            <w:proofErr w:type="gramEnd"/>
+            <w:r>
+              <w:rPr>
+                <w:rFonts w:ascii="Calibri" w:hAnsi="Calibri" w:cs="Calibri"/>
+                <w:color w:val="000000"/>
+                <w:sz w:val="16"/>
+                <w:szCs w:val="16"/>
+              </w:rPr>
+              <w:t>12</w:t>
             </w:r>
           </w:p>
         </w:tc>
@@ -7866,7 +7901,27 @@
                 <w:sz w:val="16"/>
                 <w:szCs w:val="16"/>
               </w:rPr>
-              <w:t>C13,C14</w:t>
+              <w:t>C</w:t>
+            </w:r>
+            <w:proofErr w:type="gramStart"/>
+            <w:r>
+              <w:rPr>
+                <w:rFonts w:ascii="Calibri" w:hAnsi="Calibri" w:cs="Calibri"/>
+                <w:color w:val="000000"/>
+                <w:sz w:val="16"/>
+                <w:szCs w:val="16"/>
+              </w:rPr>
+              <w:t>13,C</w:t>
+            </w:r>
+            <w:proofErr w:type="gramEnd"/>
+            <w:r>
+              <w:rPr>
+                <w:rFonts w:ascii="Calibri" w:hAnsi="Calibri" w:cs="Calibri"/>
+                <w:color w:val="000000"/>
+                <w:sz w:val="16"/>
+                <w:szCs w:val="16"/>
+              </w:rPr>
+              <w:t>14</w:t>
             </w:r>
           </w:p>
         </w:tc>
@@ -8305,7 +8360,27 @@
                 <w:sz w:val="16"/>
                 <w:szCs w:val="16"/>
               </w:rPr>
-              <w:t>D1,D4,D5,D7,D8,D12</w:t>
+              <w:t>D</w:t>
+            </w:r>
+            <w:proofErr w:type="gramStart"/>
+            <w:r>
+              <w:rPr>
+                <w:rFonts w:ascii="Calibri" w:hAnsi="Calibri" w:cs="Calibri"/>
+                <w:color w:val="000000"/>
+                <w:sz w:val="16"/>
+                <w:szCs w:val="16"/>
+              </w:rPr>
+              <w:t>1,D4,D5,D7,D8,D</w:t>
+            </w:r>
+            <w:proofErr w:type="gramEnd"/>
+            <w:r>
+              <w:rPr>
+                <w:rFonts w:ascii="Calibri" w:hAnsi="Calibri" w:cs="Calibri"/>
+                <w:color w:val="000000"/>
+                <w:sz w:val="16"/>
+                <w:szCs w:val="16"/>
+              </w:rPr>
+              <w:t>12</w:t>
             </w:r>
           </w:p>
         </w:tc>
@@ -8359,7 +8434,67 @@
                 <w:sz w:val="16"/>
                 <w:szCs w:val="16"/>
               </w:rPr>
-              <w:t>Single Color LEDs WL-SMRW SMD RvMt Mon Wtrclr Rect 1206BtGn</w:t>
+              <w:t xml:space="preserve">Single Color LEDs WL-SMRW SMD </w:t>
+            </w:r>
+            <w:proofErr w:type="spellStart"/>
+            <w:r>
+              <w:rPr>
+                <w:rFonts w:ascii="Calibri" w:hAnsi="Calibri" w:cs="Calibri"/>
+                <w:color w:val="000000"/>
+                <w:sz w:val="16"/>
+                <w:szCs w:val="16"/>
+              </w:rPr>
+              <w:t>RvMt</w:t>
+            </w:r>
+            <w:proofErr w:type="spellEnd"/>
+            <w:r>
+              <w:rPr>
+                <w:rFonts w:ascii="Calibri" w:hAnsi="Calibri" w:cs="Calibri"/>
+                <w:color w:val="000000"/>
+                <w:sz w:val="16"/>
+                <w:szCs w:val="16"/>
+              </w:rPr>
+              <w:t xml:space="preserve"> Mon </w:t>
+            </w:r>
+            <w:proofErr w:type="spellStart"/>
+            <w:r>
+              <w:rPr>
+                <w:rFonts w:ascii="Calibri" w:hAnsi="Calibri" w:cs="Calibri"/>
+                <w:color w:val="000000"/>
+                <w:sz w:val="16"/>
+                <w:szCs w:val="16"/>
+              </w:rPr>
+              <w:t>Wtrclr</w:t>
+            </w:r>
+            <w:proofErr w:type="spellEnd"/>
+            <w:r>
+              <w:rPr>
+                <w:rFonts w:ascii="Calibri" w:hAnsi="Calibri" w:cs="Calibri"/>
+                <w:color w:val="000000"/>
+                <w:sz w:val="16"/>
+                <w:szCs w:val="16"/>
+              </w:rPr>
+              <w:t xml:space="preserve"> </w:t>
+            </w:r>
+            <w:proofErr w:type="spellStart"/>
+            <w:r>
+              <w:rPr>
+                <w:rFonts w:ascii="Calibri" w:hAnsi="Calibri" w:cs="Calibri"/>
+                <w:color w:val="000000"/>
+                <w:sz w:val="16"/>
+                <w:szCs w:val="16"/>
+              </w:rPr>
+              <w:t>Rect</w:t>
+            </w:r>
+            <w:proofErr w:type="spellEnd"/>
+            <w:r>
+              <w:rPr>
+                <w:rFonts w:ascii="Calibri" w:hAnsi="Calibri" w:cs="Calibri"/>
+                <w:color w:val="000000"/>
+                <w:sz w:val="16"/>
+                <w:szCs w:val="16"/>
+              </w:rPr>
+              <w:t xml:space="preserve"> 1206BtGn</w:t>
             </w:r>
           </w:p>
         </w:tc>
@@ -8446,7 +8581,27 @@
                 <w:sz w:val="16"/>
                 <w:szCs w:val="16"/>
               </w:rPr>
-              <w:t>D2,D3,D9,D10</w:t>
+              <w:t>D</w:t>
+            </w:r>
+            <w:proofErr w:type="gramStart"/>
+            <w:r>
+              <w:rPr>
+                <w:rFonts w:ascii="Calibri" w:hAnsi="Calibri" w:cs="Calibri"/>
+                <w:color w:val="000000"/>
+                <w:sz w:val="16"/>
+                <w:szCs w:val="16"/>
+              </w:rPr>
+              <w:t>2,D3,D9,D</w:t>
+            </w:r>
+            <w:proofErr w:type="gramEnd"/>
+            <w:r>
+              <w:rPr>
+                <w:rFonts w:ascii="Calibri" w:hAnsi="Calibri" w:cs="Calibri"/>
+                <w:color w:val="000000"/>
+                <w:sz w:val="16"/>
+                <w:szCs w:val="16"/>
+              </w:rPr>
+              <w:t>10</w:t>
             </w:r>
           </w:p>
         </w:tc>
@@ -8605,7 +8760,27 @@
                 <w:sz w:val="16"/>
                 <w:szCs w:val="16"/>
               </w:rPr>
-              <w:t>F1,F2</w:t>
+              <w:t>F</w:t>
+            </w:r>
+            <w:proofErr w:type="gramStart"/>
+            <w:r>
+              <w:rPr>
+                <w:rFonts w:ascii="Calibri" w:hAnsi="Calibri" w:cs="Calibri"/>
+                <w:color w:val="000000"/>
+                <w:sz w:val="16"/>
+                <w:szCs w:val="16"/>
+              </w:rPr>
+              <w:t>1,F</w:t>
+            </w:r>
+            <w:proofErr w:type="gramEnd"/>
+            <w:r>
+              <w:rPr>
+                <w:rFonts w:ascii="Calibri" w:hAnsi="Calibri" w:cs="Calibri"/>
+                <w:color w:val="000000"/>
+                <w:sz w:val="16"/>
+                <w:szCs w:val="16"/>
+              </w:rPr>
+              <w:t>2</w:t>
             </w:r>
           </w:p>
         </w:tc>
@@ -9494,7 +9669,27 @@
                 <w:sz w:val="16"/>
                 <w:szCs w:val="16"/>
               </w:rPr>
-              <w:t>J1,J2</w:t>
+              <w:t>J</w:t>
+            </w:r>
+            <w:proofErr w:type="gramStart"/>
+            <w:r>
+              <w:rPr>
+                <w:rFonts w:ascii="Calibri" w:hAnsi="Calibri" w:cs="Calibri"/>
+                <w:color w:val="000000"/>
+                <w:sz w:val="16"/>
+                <w:szCs w:val="16"/>
+              </w:rPr>
+              <w:t>1,J</w:t>
+            </w:r>
+            <w:proofErr w:type="gramEnd"/>
+            <w:r>
+              <w:rPr>
+                <w:rFonts w:ascii="Calibri" w:hAnsi="Calibri" w:cs="Calibri"/>
+                <w:color w:val="000000"/>
+                <w:sz w:val="16"/>
+                <w:szCs w:val="16"/>
+              </w:rPr>
+              <w:t>2</w:t>
             </w:r>
           </w:p>
         </w:tc>
@@ -9736,14 +9931,25 @@
               </w:rPr>
               <w:t xml:space="preserve"> </w:t>
             </w:r>
-            <w:r>
-              <w:rPr>
-                <w:rFonts w:ascii="Calibri" w:hAnsi="Calibri" w:cs="Calibri"/>
-                <w:color w:val="000000"/>
-                <w:sz w:val="16"/>
-                <w:szCs w:val="16"/>
-              </w:rPr>
-              <w:t>shd AEC-Q200</w:t>
+            <w:proofErr w:type="spellStart"/>
+            <w:r>
+              <w:rPr>
+                <w:rFonts w:ascii="Calibri" w:hAnsi="Calibri" w:cs="Calibri"/>
+                <w:color w:val="000000"/>
+                <w:sz w:val="16"/>
+                <w:szCs w:val="16"/>
+              </w:rPr>
+              <w:t>shd</w:t>
+            </w:r>
+            <w:proofErr w:type="spellEnd"/>
+            <w:r>
+              <w:rPr>
+                <w:rFonts w:ascii="Calibri" w:hAnsi="Calibri" w:cs="Calibri"/>
+                <w:color w:val="000000"/>
+                <w:sz w:val="16"/>
+                <w:szCs w:val="16"/>
+              </w:rPr>
+              <w:t xml:space="preserve"> AEC-Q200</w:t>
             </w:r>
           </w:p>
         </w:tc>
@@ -9931,14 +10137,25 @@
               </w:rPr>
               <w:t xml:space="preserve"> </w:t>
             </w:r>
-            <w:r>
-              <w:rPr>
-                <w:rFonts w:ascii="Calibri" w:hAnsi="Calibri" w:cs="Calibri"/>
-                <w:color w:val="000000"/>
-                <w:sz w:val="16"/>
-                <w:szCs w:val="16"/>
-              </w:rPr>
-              <w:t>shd AEC-Q200</w:t>
+            <w:proofErr w:type="spellStart"/>
+            <w:r>
+              <w:rPr>
+                <w:rFonts w:ascii="Calibri" w:hAnsi="Calibri" w:cs="Calibri"/>
+                <w:color w:val="000000"/>
+                <w:sz w:val="16"/>
+                <w:szCs w:val="16"/>
+              </w:rPr>
+              <w:t>shd</w:t>
+            </w:r>
+            <w:proofErr w:type="spellEnd"/>
+            <w:r>
+              <w:rPr>
+                <w:rFonts w:ascii="Calibri" w:hAnsi="Calibri" w:cs="Calibri"/>
+                <w:color w:val="000000"/>
+                <w:sz w:val="16"/>
+                <w:szCs w:val="16"/>
+              </w:rPr>
+              <w:t xml:space="preserve"> AEC-Q200</w:t>
             </w:r>
           </w:p>
         </w:tc>
@@ -10307,7 +10524,27 @@
                 <w:sz w:val="16"/>
                 <w:szCs w:val="16"/>
               </w:rPr>
-              <w:t>R2,R4</w:t>
+              <w:t>R</w:t>
+            </w:r>
+            <w:proofErr w:type="gramStart"/>
+            <w:r>
+              <w:rPr>
+                <w:rFonts w:ascii="Calibri" w:hAnsi="Calibri" w:cs="Calibri"/>
+                <w:color w:val="000000"/>
+                <w:sz w:val="16"/>
+                <w:szCs w:val="16"/>
+              </w:rPr>
+              <w:t>2,R</w:t>
+            </w:r>
+            <w:proofErr w:type="gramEnd"/>
+            <w:r>
+              <w:rPr>
+                <w:rFonts w:ascii="Calibri" w:hAnsi="Calibri" w:cs="Calibri"/>
+                <w:color w:val="000000"/>
+                <w:sz w:val="16"/>
+                <w:szCs w:val="16"/>
+              </w:rPr>
+              <w:t>4</w:t>
             </w:r>
           </w:p>
         </w:tc>
@@ -10851,7 +11088,27 @@
                 <w:sz w:val="16"/>
                 <w:szCs w:val="16"/>
               </w:rPr>
-              <w:t>R7,R18,R19</w:t>
+              <w:t>R</w:t>
+            </w:r>
+            <w:proofErr w:type="gramStart"/>
+            <w:r>
+              <w:rPr>
+                <w:rFonts w:ascii="Calibri" w:hAnsi="Calibri" w:cs="Calibri"/>
+                <w:color w:val="000000"/>
+                <w:sz w:val="16"/>
+                <w:szCs w:val="16"/>
+              </w:rPr>
+              <w:t>7,R18,R</w:t>
+            </w:r>
+            <w:proofErr w:type="gramEnd"/>
+            <w:r>
+              <w:rPr>
+                <w:rFonts w:ascii="Calibri" w:hAnsi="Calibri" w:cs="Calibri"/>
+                <w:color w:val="000000"/>
+                <w:sz w:val="16"/>
+                <w:szCs w:val="16"/>
+              </w:rPr>
+              <w:t>19</w:t>
             </w:r>
           </w:p>
         </w:tc>
@@ -10905,7 +11162,27 @@
                 <w:sz w:val="16"/>
                 <w:szCs w:val="16"/>
               </w:rPr>
-              <w:t>Thin Film Resistors - SMD 560   OHM   1%  50PPM   1/4W</w:t>
+              <w:t>Thin Film Resistors - SMD 560   OHM   1</w:t>
+            </w:r>
+            <w:proofErr w:type="gramStart"/>
+            <w:r>
+              <w:rPr>
+                <w:rFonts w:ascii="Calibri" w:hAnsi="Calibri" w:cs="Calibri"/>
+                <w:color w:val="000000"/>
+                <w:sz w:val="16"/>
+                <w:szCs w:val="16"/>
+              </w:rPr>
+              <w:t>%  50</w:t>
+            </w:r>
+            <w:proofErr w:type="gramEnd"/>
+            <w:r>
+              <w:rPr>
+                <w:rFonts w:ascii="Calibri" w:hAnsi="Calibri" w:cs="Calibri"/>
+                <w:color w:val="000000"/>
+                <w:sz w:val="16"/>
+                <w:szCs w:val="16"/>
+              </w:rPr>
+              <w:t>PPM   1/4W</w:t>
             </w:r>
           </w:p>
         </w:tc>
@@ -10992,7 +11269,27 @@
                 <w:sz w:val="16"/>
                 <w:szCs w:val="16"/>
               </w:rPr>
-              <w:t>R8,R9,R13,R14</w:t>
+              <w:t>R</w:t>
+            </w:r>
+            <w:proofErr w:type="gramStart"/>
+            <w:r>
+              <w:rPr>
+                <w:rFonts w:ascii="Calibri" w:hAnsi="Calibri" w:cs="Calibri"/>
+                <w:color w:val="000000"/>
+                <w:sz w:val="16"/>
+                <w:szCs w:val="16"/>
+              </w:rPr>
+              <w:t>8,R9,R13,R</w:t>
+            </w:r>
+            <w:proofErr w:type="gramEnd"/>
+            <w:r>
+              <w:rPr>
+                <w:rFonts w:ascii="Calibri" w:hAnsi="Calibri" w:cs="Calibri"/>
+                <w:color w:val="000000"/>
+                <w:sz w:val="16"/>
+                <w:szCs w:val="16"/>
+              </w:rPr>
+              <w:t>14</w:t>
             </w:r>
           </w:p>
         </w:tc>
@@ -11308,7 +11605,47 @@
                 <w:sz w:val="16"/>
                 <w:szCs w:val="16"/>
               </w:rPr>
-              <w:t>Thin Film Resistors - SMD 6.8 kOhms 250 mW 0.5 % 1206</w:t>
+              <w:t xml:space="preserve">Thin Film Resistors - SMD 6.8 </w:t>
+            </w:r>
+            <w:proofErr w:type="spellStart"/>
+            <w:r>
+              <w:rPr>
+                <w:rFonts w:ascii="Calibri" w:hAnsi="Calibri" w:cs="Calibri"/>
+                <w:color w:val="000000"/>
+                <w:sz w:val="16"/>
+                <w:szCs w:val="16"/>
+              </w:rPr>
+              <w:t>kOhms</w:t>
+            </w:r>
+            <w:proofErr w:type="spellEnd"/>
+            <w:r>
+              <w:rPr>
+                <w:rFonts w:ascii="Calibri" w:hAnsi="Calibri" w:cs="Calibri"/>
+                <w:color w:val="000000"/>
+                <w:sz w:val="16"/>
+                <w:szCs w:val="16"/>
+              </w:rPr>
+              <w:t xml:space="preserve"> 250 </w:t>
+            </w:r>
+            <w:proofErr w:type="spellStart"/>
+            <w:r>
+              <w:rPr>
+                <w:rFonts w:ascii="Calibri" w:hAnsi="Calibri" w:cs="Calibri"/>
+                <w:color w:val="000000"/>
+                <w:sz w:val="16"/>
+                <w:szCs w:val="16"/>
+              </w:rPr>
+              <w:t>mW</w:t>
+            </w:r>
+            <w:proofErr w:type="spellEnd"/>
+            <w:r>
+              <w:rPr>
+                <w:rFonts w:ascii="Calibri" w:hAnsi="Calibri" w:cs="Calibri"/>
+                <w:color w:val="000000"/>
+                <w:sz w:val="16"/>
+                <w:szCs w:val="16"/>
+              </w:rPr>
+              <w:t xml:space="preserve"> 0.5 % 1206</w:t>
             </w:r>
           </w:p>
         </w:tc>
@@ -11719,7 +12056,27 @@
                 <w:sz w:val="16"/>
                 <w:szCs w:val="16"/>
               </w:rPr>
-              <w:t>Crystals Xtal 5032 2-SMD 40MHz Tol +/-20ppm Stab +/-50ppm -20C - 70C 18pF 25 Ohms</w:t>
+              <w:t xml:space="preserve">Crystals </w:t>
+            </w:r>
+            <w:proofErr w:type="spellStart"/>
+            <w:r>
+              <w:rPr>
+                <w:rFonts w:ascii="Calibri" w:hAnsi="Calibri" w:cs="Calibri"/>
+                <w:color w:val="000000"/>
+                <w:sz w:val="16"/>
+                <w:szCs w:val="16"/>
+              </w:rPr>
+              <w:t>Xtal</w:t>
+            </w:r>
+            <w:proofErr w:type="spellEnd"/>
+            <w:r>
+              <w:rPr>
+                <w:rFonts w:ascii="Calibri" w:hAnsi="Calibri" w:cs="Calibri"/>
+                <w:color w:val="000000"/>
+                <w:sz w:val="16"/>
+                <w:szCs w:val="16"/>
+              </w:rPr>
+              <w:t xml:space="preserve"> 5032 2-SMD 40MHz Tol +/-20ppm Stab +/-50ppm -20C - 70C 18pF 25 Ohms</w:t>
             </w:r>
           </w:p>
         </w:tc>
@@ -11900,6 +12257,7 @@
               </w:rPr>
               <w:t>J</w:t>
             </w:r>
+            <w:proofErr w:type="gramStart"/>
             <w:r>
               <w:rPr>
                 <w:sz w:val="16"/>
@@ -11912,7 +12270,15 @@
                 <w:sz w:val="16"/>
                 <w:szCs w:val="16"/>
               </w:rPr>
-              <w:t>,J12</w:t>
+              <w:t>,J</w:t>
+            </w:r>
+            <w:proofErr w:type="gramEnd"/>
+            <w:r>
+              <w:rPr>
+                <w:sz w:val="16"/>
+                <w:szCs w:val="16"/>
+              </w:rPr>
+              <w:t>12</w:t>
             </w:r>
           </w:p>
         </w:tc>
@@ -12260,6 +12626,7 @@
                 <w:szCs w:val="16"/>
               </w:rPr>
             </w:pPr>
+            <w:proofErr w:type="spellStart"/>
             <w:r>
               <w:rPr>
                 <w:sz w:val="16"/>
@@ -12267,6 +12634,7 @@
               </w:rPr>
               <w:t>MasterPower</w:t>
             </w:r>
+            <w:proofErr w:type="spellEnd"/>
             <w:r>
               <w:rPr>
                 <w:sz w:val="16"/>
@@ -12844,12 +13212,34 @@
           <w:bdr w:val="none" w:sz="0" w:space="0" w:color="auto" w:frame="1"/>
         </w:rPr>
       </w:pPr>
+      <w:proofErr w:type="spellStart"/>
       <w:r>
         <w:rPr>
           <w:rFonts w:eastAsia="Times New Roman"/>
           <w:bdr w:val="none" w:sz="0" w:space="0" w:color="auto" w:frame="1"/>
         </w:rPr>
         <w:t>NeoPixel</w:t>
+      </w:r>
+      <w:proofErr w:type="spellEnd"/>
+    </w:p>
+    <w:p>
+      <w:pPr>
+        <w:pStyle w:val="Article"/>
+        <w:numPr>
+          <w:ilvl w:val="0"/>
+          <w:numId w:val="6"/>
+        </w:numPr>
+      </w:pPr>
+      <w:r>
+        <w:t xml:space="preserve">NeoPixelBus by </w:t>
+      </w:r>
+      <w:proofErr w:type="spellStart"/>
+      <w:r>
+        <w:t>Makuna</w:t>
+      </w:r>
+      <w:proofErr w:type="spellEnd"/>
+      <w:r>
+        <w:t xml:space="preserve"> (preferred)</w:t>
       </w:r>
     </w:p>
     <w:p>
@@ -12860,20 +13250,13 @@
           <w:numId w:val="6"/>
         </w:numPr>
       </w:pPr>
+      <w:proofErr w:type="spellStart"/>
       <w:r>
-        <w:t>NeoPixelBus by Makuna (preferred)</w:t>
+        <w:t>NeoPixelConnect</w:t>
       </w:r>
-    </w:p>
-    <w:p>
-      <w:pPr>
-        <w:pStyle w:val="Article"/>
-        <w:numPr>
-          <w:ilvl w:val="0"/>
-          <w:numId w:val="6"/>
-        </w:numPr>
-      </w:pPr>
+      <w:proofErr w:type="spellEnd"/>
       <w:r>
-        <w:t>NeoPixelConnect by Alan Yorinks</w:t>
+        <w:t xml:space="preserve"> by Alan Yorinks</w:t>
       </w:r>
     </w:p>
     <w:p>
@@ -12956,8 +13339,13 @@
           <w:numId w:val="7"/>
         </w:numPr>
       </w:pPr>
+      <w:proofErr w:type="spellStart"/>
       <w:r>
-        <w:t>my_bb_captouch.h — capacitive touch driver (modified): </w:t>
+        <w:t>my_bb_captouch.h</w:t>
+      </w:r>
+      <w:proofErr w:type="spellEnd"/>
+      <w:r>
+        <w:t> — capacitive touch driver (modified): </w:t>
       </w:r>
       <w:hyperlink r:id="rId18" w:history="1">
         <w:r>
@@ -13044,8 +13432,21 @@
           <w:numId w:val="9"/>
         </w:numPr>
       </w:pPr>
+      <w:proofErr w:type="spellStart"/>
       <w:r>
-        <w:t>AccelStepper.h by  Mike McCauley (modified)</w:t>
+        <w:t>AccelStepper.h</w:t>
+      </w:r>
+      <w:proofErr w:type="spellEnd"/>
+      <w:r>
+        <w:t> </w:t>
+      </w:r>
+      <w:proofErr w:type="gramStart"/>
+      <w:r>
+        <w:t>by  Mike</w:t>
+      </w:r>
+      <w:proofErr w:type="gramEnd"/>
+      <w:r>
+        <w:t xml:space="preserve"> McCauley (modified)</w:t>
       </w:r>
     </w:p>
     <w:p>
